--- a/Classification Task-Diabetics.docx
+++ b/Classification Task-Diabetics.docx
@@ -7,30 +7,20 @@
         <w:rPr>
           <w:b/>
           <w:bCs/>
-          <w:lang w:val="en-PK"/>
-        </w:rPr>
-      </w:pPr>
-      <w:r>
-        <w:rPr>
-          <w:b/>
-          <w:bCs/>
-          <w:lang w:val="en-PK"/>
+        </w:rPr>
+      </w:pPr>
+      <w:r>
+        <w:rPr>
+          <w:b/>
+          <w:bCs/>
         </w:rPr>
         <w:t>Classification Task: Predicting Diabetes Risk</w:t>
       </w:r>
     </w:p>
     <w:p>
-      <w:pPr>
-        <w:rPr>
-          <w:lang w:val="en-PK"/>
-        </w:rPr>
-      </w:pPr>
-      <w:r>
-        <w:rPr>
-          <w:lang w:val="en-PK"/>
-        </w:rPr>
+      <w:r>
         <w:pict w14:anchorId="548DB9D7">
-          <v:rect id="_x0000_i1133" style="width:0;height:1.5pt" o:hralign="center" o:hrstd="t" o:hr="t" fillcolor="#a0a0a0" stroked="f"/>
+          <v:rect id="_x0000_i1025" style="width:0;height:1.5pt" o:hralign="center" o:hrstd="t" o:hr="t" fillcolor="#a0a0a0" stroked="f"/>
         </w:pict>
       </w:r>
     </w:p>
@@ -39,111 +29,73 @@
         <w:rPr>
           <w:b/>
           <w:bCs/>
-          <w:lang w:val="en-PK"/>
-        </w:rPr>
-      </w:pPr>
-      <w:r>
-        <w:rPr>
-          <w:b/>
-          <w:bCs/>
-          <w:lang w:val="en-PK"/>
+        </w:rPr>
+      </w:pPr>
+      <w:r>
+        <w:rPr>
+          <w:b/>
+          <w:bCs/>
         </w:rPr>
         <w:t>Introduction</w:t>
       </w:r>
     </w:p>
     <w:p>
-      <w:pPr>
-        <w:rPr>
-          <w:lang w:val="en-PK"/>
-        </w:rPr>
-      </w:pPr>
-      <w:r>
-        <w:rPr>
-          <w:lang w:val="en-PK"/>
-        </w:rPr>
+      <w:r>
         <w:t>Diabetes is a chronic condition that affects millions worldwide, requiring early diagnosis and management to mitigate complications. Machine learning techniques provide an efficient way to predict diabetes risk using patient health metrics. This report explores a step-by-step approach to building machine learning models to classify diabetes presence (positive or negative) based on health data.</w:t>
       </w:r>
     </w:p>
     <w:p>
-      <w:pPr>
-        <w:rPr>
-          <w:lang w:val="en-PK"/>
-        </w:rPr>
-      </w:pPr>
-      <w:r>
-        <w:rPr>
-          <w:lang w:val="en-PK"/>
-        </w:rPr>
+      <w:r>
         <w:t xml:space="preserve">The </w:t>
       </w:r>
       <w:r>
         <w:rPr>
           <w:b/>
           <w:bCs/>
-          <w:lang w:val="en-PK"/>
         </w:rPr>
         <w:t>Pima Indians Diabetes Dataset</w:t>
       </w:r>
       <w:r>
-        <w:rPr>
-          <w:lang w:val="en-PK"/>
-        </w:rPr>
         <w:t xml:space="preserve"> from the </w:t>
       </w:r>
       <w:r>
         <w:rPr>
           <w:b/>
           <w:bCs/>
-          <w:lang w:val="en-PK"/>
         </w:rPr>
         <w:t>UCI Machine Learning Repository</w:t>
       </w:r>
       <w:r>
-        <w:rPr>
-          <w:lang w:val="en-PK"/>
-        </w:rPr>
         <w:t xml:space="preserve"> serves as the basis for this analysis. We will preprocess the data, explore feature relationships, and implement three classification models: </w:t>
       </w:r>
       <w:r>
         <w:rPr>
           <w:b/>
           <w:bCs/>
-          <w:lang w:val="en-PK"/>
         </w:rPr>
         <w:t>Logistic Regression</w:t>
       </w:r>
       <w:r>
-        <w:rPr>
-          <w:lang w:val="en-PK"/>
-        </w:rPr>
         <w:t xml:space="preserve">, </w:t>
       </w:r>
       <w:r>
         <w:rPr>
           <w:b/>
           <w:bCs/>
-          <w:lang w:val="en-PK"/>
         </w:rPr>
         <w:t>Random Forest</w:t>
       </w:r>
       <w:r>
-        <w:rPr>
-          <w:lang w:val="en-PK"/>
-        </w:rPr>
         <w:t xml:space="preserve">, and </w:t>
       </w:r>
       <w:r>
         <w:rPr>
           <w:b/>
           <w:bCs/>
-          <w:lang w:val="en-PK"/>
         </w:rPr>
         <w:t>Support Vector Machine (SVM)</w:t>
       </w:r>
       <w:r>
-        <w:rPr>
-          <w:lang w:val="en-PK"/>
-        </w:rPr>
         <w:t>. Each model is evaluated to understand its strengths, weaknesses, and suitability for this task.</w:t>
       </w:r>
     </w:p>
@@ -152,14 +104,12 @@
         <w:rPr>
           <w:b/>
           <w:bCs/>
-          <w:lang w:val="en-PK"/>
-        </w:rPr>
-      </w:pPr>
-      <w:r>
-        <w:rPr>
-          <w:b/>
-          <w:bCs/>
-          <w:lang w:val="en-PK"/>
+        </w:rPr>
+      </w:pPr>
+      <w:r>
+        <w:rPr>
+          <w:b/>
+          <w:bCs/>
         </w:rPr>
         <w:t>Objectives</w:t>
       </w:r>
@@ -170,22 +120,15 @@
           <w:ilvl w:val="0"/>
           <w:numId w:val="1"/>
         </w:numPr>
-        <w:rPr>
-          <w:lang w:val="en-PK"/>
-        </w:rPr>
-      </w:pPr>
-      <w:r>
-        <w:rPr>
-          <w:b/>
-          <w:bCs/>
-          <w:lang w:val="en-PK"/>
+      </w:pPr>
+      <w:r>
+        <w:rPr>
+          <w:b/>
+          <w:bCs/>
         </w:rPr>
         <w:t>Understand the Dataset:</w:t>
       </w:r>
       <w:r>
-        <w:rPr>
-          <w:lang w:val="en-PK"/>
-        </w:rPr>
         <w:t xml:space="preserve"> Examine data structure, missing values, and distributions of key features.</w:t>
       </w:r>
     </w:p>
@@ -195,22 +138,15 @@
           <w:ilvl w:val="0"/>
           <w:numId w:val="1"/>
         </w:numPr>
-        <w:rPr>
-          <w:lang w:val="en-PK"/>
-        </w:rPr>
-      </w:pPr>
-      <w:r>
-        <w:rPr>
-          <w:b/>
-          <w:bCs/>
-          <w:lang w:val="en-PK"/>
+      </w:pPr>
+      <w:r>
+        <w:rPr>
+          <w:b/>
+          <w:bCs/>
         </w:rPr>
         <w:t>Preprocess Data:</w:t>
       </w:r>
       <w:r>
-        <w:rPr>
-          <w:lang w:val="en-PK"/>
-        </w:rPr>
         <w:t xml:space="preserve"> Handle missing values and normalize features.</w:t>
       </w:r>
     </w:p>
@@ -220,22 +156,15 @@
           <w:ilvl w:val="0"/>
           <w:numId w:val="1"/>
         </w:numPr>
-        <w:rPr>
-          <w:lang w:val="en-PK"/>
-        </w:rPr>
-      </w:pPr>
-      <w:r>
-        <w:rPr>
-          <w:b/>
-          <w:bCs/>
-          <w:lang w:val="en-PK"/>
+      </w:pPr>
+      <w:r>
+        <w:rPr>
+          <w:b/>
+          <w:bCs/>
         </w:rPr>
         <w:t>Model Building:</w:t>
       </w:r>
       <w:r>
-        <w:rPr>
-          <w:lang w:val="en-PK"/>
-        </w:rPr>
         <w:t xml:space="preserve"> Train Logistic Regression, Random Forest, and SVM models.</w:t>
       </w:r>
     </w:p>
@@ -245,22 +174,15 @@
           <w:ilvl w:val="0"/>
           <w:numId w:val="1"/>
         </w:numPr>
-        <w:rPr>
-          <w:lang w:val="en-PK"/>
-        </w:rPr>
-      </w:pPr>
-      <w:r>
-        <w:rPr>
-          <w:b/>
-          <w:bCs/>
-          <w:lang w:val="en-PK"/>
+      </w:pPr>
+      <w:r>
+        <w:rPr>
+          <w:b/>
+          <w:bCs/>
         </w:rPr>
         <w:t>Model Evaluation:</w:t>
       </w:r>
       <w:r>
-        <w:rPr>
-          <w:lang w:val="en-PK"/>
-        </w:rPr>
         <w:t xml:space="preserve"> Compare models using metrics such as accuracy, precision, recall, and F1-score.</w:t>
       </w:r>
     </w:p>
@@ -270,22 +192,15 @@
           <w:ilvl w:val="0"/>
           <w:numId w:val="1"/>
         </w:numPr>
-        <w:rPr>
-          <w:lang w:val="en-PK"/>
-        </w:rPr>
-      </w:pPr>
-      <w:r>
-        <w:rPr>
-          <w:b/>
-          <w:bCs/>
-          <w:lang w:val="en-PK"/>
+      </w:pPr>
+      <w:r>
+        <w:rPr>
+          <w:b/>
+          <w:bCs/>
         </w:rPr>
         <w:t>Visualization:</w:t>
       </w:r>
       <w:r>
-        <w:rPr>
-          <w:lang w:val="en-PK"/>
-        </w:rPr>
         <w:t xml:space="preserve"> Use confusion matrices and ROC curves for better interpretability.</w:t>
       </w:r>
     </w:p>
@@ -294,14 +209,12 @@
         <w:rPr>
           <w:b/>
           <w:bCs/>
-          <w:lang w:val="en-PK"/>
-        </w:rPr>
-      </w:pPr>
-      <w:r>
-        <w:rPr>
-          <w:b/>
-          <w:bCs/>
-          <w:lang w:val="en-PK"/>
+        </w:rPr>
+      </w:pPr>
+      <w:r>
+        <w:rPr>
+          <w:b/>
+          <w:bCs/>
         </w:rPr>
         <w:t>Tools Used</w:t>
       </w:r>
@@ -312,36 +225,23 @@
           <w:ilvl w:val="0"/>
           <w:numId w:val="2"/>
         </w:numPr>
-        <w:rPr>
-          <w:lang w:val="en-PK"/>
-        </w:rPr>
-      </w:pPr>
-      <w:r>
-        <w:rPr>
-          <w:b/>
-          <w:bCs/>
-          <w:lang w:val="en-PK"/>
+      </w:pPr>
+      <w:r>
+        <w:rPr>
+          <w:b/>
+          <w:bCs/>
         </w:rPr>
         <w:t>Python Libraries:</w:t>
       </w:r>
       <w:r>
-        <w:rPr>
-          <w:lang w:val="en-PK"/>
-        </w:rPr>
         <w:t xml:space="preserve"> pandas, </w:t>
       </w:r>
       <w:proofErr w:type="spellStart"/>
       <w:r>
-        <w:rPr>
-          <w:lang w:val="en-PK"/>
-        </w:rPr>
         <w:t>numpy</w:t>
       </w:r>
       <w:proofErr w:type="spellEnd"/>
       <w:r>
-        <w:rPr>
-          <w:lang w:val="en-PK"/>
-        </w:rPr>
         <w:t>, seaborn, matplotlib, scikit-learn.</w:t>
       </w:r>
     </w:p>
@@ -351,22 +251,15 @@
           <w:ilvl w:val="0"/>
           <w:numId w:val="2"/>
         </w:numPr>
-        <w:rPr>
-          <w:lang w:val="en-PK"/>
-        </w:rPr>
-      </w:pPr>
-      <w:r>
-        <w:rPr>
-          <w:b/>
-          <w:bCs/>
-          <w:lang w:val="en-PK"/>
+      </w:pPr>
+      <w:r>
+        <w:rPr>
+          <w:b/>
+          <w:bCs/>
         </w:rPr>
         <w:t>Models:</w:t>
       </w:r>
       <w:r>
-        <w:rPr>
-          <w:lang w:val="en-PK"/>
-        </w:rPr>
         <w:t xml:space="preserve"> Logistic Regression, Random Forest, and SVM.</w:t>
       </w:r>
     </w:p>
@@ -376,37 +269,22 @@
           <w:ilvl w:val="0"/>
           <w:numId w:val="2"/>
         </w:numPr>
-        <w:rPr>
-          <w:lang w:val="en-PK"/>
-        </w:rPr>
-      </w:pPr>
-      <w:r>
-        <w:rPr>
-          <w:b/>
-          <w:bCs/>
-          <w:lang w:val="en-PK"/>
+      </w:pPr>
+      <w:r>
+        <w:rPr>
+          <w:b/>
+          <w:bCs/>
         </w:rPr>
         <w:t>Evaluation Metrics:</w:t>
       </w:r>
       <w:r>
-        <w:rPr>
-          <w:lang w:val="en-PK"/>
-        </w:rPr>
         <w:t xml:space="preserve"> Confusion Matrix, Classification Report, ROC Curve, and AUC.</w:t>
       </w:r>
     </w:p>
     <w:p>
-      <w:pPr>
-        <w:rPr>
-          <w:lang w:val="en-PK"/>
-        </w:rPr>
-      </w:pPr>
-      <w:r>
-        <w:rPr>
-          <w:lang w:val="en-PK"/>
-        </w:rPr>
+      <w:r>
         <w:pict w14:anchorId="5C1F4E23">
-          <v:rect id="_x0000_i1134" style="width:0;height:1.5pt" o:hralign="center" o:hrstd="t" o:hr="t" fillcolor="#a0a0a0" stroked="f"/>
+          <v:rect id="_x0000_i1026" style="width:0;height:1.5pt" o:hralign="center" o:hrstd="t" o:hr="t" fillcolor="#a0a0a0" stroked="f"/>
         </w:pict>
       </w:r>
     </w:p>
@@ -415,14 +293,12 @@
         <w:rPr>
           <w:b/>
           <w:bCs/>
-          <w:lang w:val="en-PK"/>
-        </w:rPr>
-      </w:pPr>
-      <w:r>
-        <w:rPr>
-          <w:b/>
-          <w:bCs/>
-          <w:lang w:val="en-PK"/>
+        </w:rPr>
+      </w:pPr>
+      <w:r>
+        <w:rPr>
+          <w:b/>
+          <w:bCs/>
         </w:rPr>
         <w:t>Dataset Overview</w:t>
       </w:r>
@@ -432,28 +308,18 @@
         <w:rPr>
           <w:b/>
           <w:bCs/>
-          <w:lang w:val="en-PK"/>
-        </w:rPr>
-      </w:pPr>
-      <w:r>
-        <w:rPr>
-          <w:b/>
-          <w:bCs/>
-          <w:lang w:val="en-PK"/>
+        </w:rPr>
+      </w:pPr>
+      <w:r>
+        <w:rPr>
+          <w:b/>
+          <w:bCs/>
         </w:rPr>
         <w:t>Dataset Source</w:t>
       </w:r>
     </w:p>
     <w:p>
-      <w:pPr>
-        <w:rPr>
-          <w:lang w:val="en-PK"/>
-        </w:rPr>
-      </w:pPr>
-      <w:r>
-        <w:rPr>
-          <w:lang w:val="en-PK"/>
-        </w:rPr>
+      <w:r>
         <w:lastRenderedPageBreak/>
         <w:t xml:space="preserve">The dataset used is the </w:t>
       </w:r>
@@ -461,29 +327,21 @@
         <w:rPr>
           <w:b/>
           <w:bCs/>
-          <w:lang w:val="en-PK"/>
         </w:rPr>
         <w:t>Pima Indians Diabetes Dataset</w:t>
       </w:r>
       <w:r>
-        <w:rPr>
-          <w:lang w:val="en-PK"/>
-        </w:rPr>
         <w:t xml:space="preserve">, sourced from the </w:t>
       </w:r>
       <w:hyperlink r:id="rId7" w:tgtFrame="_new" w:history="1">
         <w:r>
           <w:rPr>
             <w:rStyle w:val="Hyperlink"/>
-            <w:lang w:val="en-PK"/>
           </w:rPr>
           <w:t>UCI Machine Learning Repository</w:t>
         </w:r>
       </w:hyperlink>
       <w:r>
-        <w:rPr>
-          <w:lang w:val="en-PK"/>
-        </w:rPr>
         <w:t>. It consists of 768 records, each representing a patient's health data and diabetes status (positive or negative).</w:t>
       </w:r>
     </w:p>
@@ -492,14 +350,12 @@
         <w:rPr>
           <w:b/>
           <w:bCs/>
-          <w:lang w:val="en-PK"/>
-        </w:rPr>
-      </w:pPr>
-      <w:r>
-        <w:rPr>
-          <w:b/>
-          <w:bCs/>
-          <w:lang w:val="en-PK"/>
+        </w:rPr>
+      </w:pPr>
+      <w:r>
+        <w:rPr>
+          <w:b/>
+          <w:bCs/>
         </w:rPr>
         <w:t>Features</w:t>
       </w:r>
@@ -528,14 +384,8 @@
           <w:p>
             <w:pPr>
               <w:spacing w:after="160" w:line="278" w:lineRule="auto"/>
-              <w:rPr>
-                <w:lang w:val="en-PK"/>
-              </w:rPr>
             </w:pPr>
             <w:r>
-              <w:rPr>
-                <w:lang w:val="en-PK"/>
-              </w:rPr>
               <w:t>Feature Name</w:t>
             </w:r>
           </w:p>
@@ -549,14 +399,8 @@
             <w:pPr>
               <w:spacing w:after="160" w:line="278" w:lineRule="auto"/>
               <w:cnfStyle w:val="100000000000" w:firstRow="1" w:lastRow="0" w:firstColumn="0" w:lastColumn="0" w:oddVBand="0" w:evenVBand="0" w:oddHBand="0" w:evenHBand="0" w:firstRowFirstColumn="0" w:firstRowLastColumn="0" w:lastRowFirstColumn="0" w:lastRowLastColumn="0"/>
-              <w:rPr>
-                <w:lang w:val="en-PK"/>
-              </w:rPr>
             </w:pPr>
             <w:r>
-              <w:rPr>
-                <w:lang w:val="en-PK"/>
-              </w:rPr>
               <w:t>Description</w:t>
             </w:r>
           </w:p>
@@ -570,14 +414,8 @@
             <w:pPr>
               <w:spacing w:after="160" w:line="278" w:lineRule="auto"/>
               <w:cnfStyle w:val="100000000000" w:firstRow="1" w:lastRow="0" w:firstColumn="0" w:lastColumn="0" w:oddVBand="0" w:evenVBand="0" w:oddHBand="0" w:evenHBand="0" w:firstRowFirstColumn="0" w:firstRowLastColumn="0" w:lastRowFirstColumn="0" w:lastRowLastColumn="0"/>
-              <w:rPr>
-                <w:lang w:val="en-PK"/>
-              </w:rPr>
             </w:pPr>
             <w:r>
-              <w:rPr>
-                <w:lang w:val="en-PK"/>
-              </w:rPr>
               <w:t>Type</w:t>
             </w:r>
           </w:p>
@@ -596,14 +434,8 @@
           <w:p>
             <w:pPr>
               <w:spacing w:after="160" w:line="278" w:lineRule="auto"/>
-              <w:rPr>
-                <w:lang w:val="en-PK"/>
-              </w:rPr>
             </w:pPr>
             <w:r>
-              <w:rPr>
-                <w:lang w:val="en-PK"/>
-              </w:rPr>
               <w:t>Pregnancies</w:t>
             </w:r>
           </w:p>
@@ -617,14 +449,8 @@
             <w:pPr>
               <w:spacing w:after="160" w:line="278" w:lineRule="auto"/>
               <w:cnfStyle w:val="000000100000" w:firstRow="0" w:lastRow="0" w:firstColumn="0" w:lastColumn="0" w:oddVBand="0" w:evenVBand="0" w:oddHBand="1" w:evenHBand="0" w:firstRowFirstColumn="0" w:firstRowLastColumn="0" w:lastRowFirstColumn="0" w:lastRowLastColumn="0"/>
-              <w:rPr>
-                <w:lang w:val="en-PK"/>
-              </w:rPr>
             </w:pPr>
             <w:r>
-              <w:rPr>
-                <w:lang w:val="en-PK"/>
-              </w:rPr>
               <w:t>Number of pregnancies</w:t>
             </w:r>
           </w:p>
@@ -638,14 +464,8 @@
             <w:pPr>
               <w:spacing w:after="160" w:line="278" w:lineRule="auto"/>
               <w:cnfStyle w:val="000000100000" w:firstRow="0" w:lastRow="0" w:firstColumn="0" w:lastColumn="0" w:oddVBand="0" w:evenVBand="0" w:oddHBand="1" w:evenHBand="0" w:firstRowFirstColumn="0" w:firstRowLastColumn="0" w:lastRowFirstColumn="0" w:lastRowLastColumn="0"/>
-              <w:rPr>
-                <w:lang w:val="en-PK"/>
-              </w:rPr>
             </w:pPr>
             <w:r>
-              <w:rPr>
-                <w:lang w:val="en-PK"/>
-              </w:rPr>
               <w:t>Numeric</w:t>
             </w:r>
           </w:p>
@@ -661,14 +481,8 @@
           <w:p>
             <w:pPr>
               <w:spacing w:after="160" w:line="278" w:lineRule="auto"/>
-              <w:rPr>
-                <w:lang w:val="en-PK"/>
-              </w:rPr>
             </w:pPr>
             <w:r>
-              <w:rPr>
-                <w:lang w:val="en-PK"/>
-              </w:rPr>
               <w:t>Glucose</w:t>
             </w:r>
           </w:p>
@@ -682,14 +496,8 @@
             <w:pPr>
               <w:spacing w:after="160" w:line="278" w:lineRule="auto"/>
               <w:cnfStyle w:val="000000000000" w:firstRow="0" w:lastRow="0" w:firstColumn="0" w:lastColumn="0" w:oddVBand="0" w:evenVBand="0" w:oddHBand="0" w:evenHBand="0" w:firstRowFirstColumn="0" w:firstRowLastColumn="0" w:lastRowFirstColumn="0" w:lastRowLastColumn="0"/>
-              <w:rPr>
-                <w:lang w:val="en-PK"/>
-              </w:rPr>
             </w:pPr>
             <w:r>
-              <w:rPr>
-                <w:lang w:val="en-PK"/>
-              </w:rPr>
               <w:t>Plasma glucose concentration (mg/dL)</w:t>
             </w:r>
           </w:p>
@@ -703,14 +511,8 @@
             <w:pPr>
               <w:spacing w:after="160" w:line="278" w:lineRule="auto"/>
               <w:cnfStyle w:val="000000000000" w:firstRow="0" w:lastRow="0" w:firstColumn="0" w:lastColumn="0" w:oddVBand="0" w:evenVBand="0" w:oddHBand="0" w:evenHBand="0" w:firstRowFirstColumn="0" w:firstRowLastColumn="0" w:lastRowFirstColumn="0" w:lastRowLastColumn="0"/>
-              <w:rPr>
-                <w:lang w:val="en-PK"/>
-              </w:rPr>
             </w:pPr>
             <w:r>
-              <w:rPr>
-                <w:lang w:val="en-PK"/>
-              </w:rPr>
               <w:t>Numeric</w:t>
             </w:r>
           </w:p>
@@ -729,15 +531,9 @@
           <w:p>
             <w:pPr>
               <w:spacing w:after="160" w:line="278" w:lineRule="auto"/>
-              <w:rPr>
-                <w:lang w:val="en-PK"/>
-              </w:rPr>
             </w:pPr>
             <w:proofErr w:type="spellStart"/>
             <w:r>
-              <w:rPr>
-                <w:lang w:val="en-PK"/>
-              </w:rPr>
               <w:t>BloodPressure</w:t>
             </w:r>
             <w:proofErr w:type="spellEnd"/>
@@ -752,14 +548,8 @@
             <w:pPr>
               <w:spacing w:after="160" w:line="278" w:lineRule="auto"/>
               <w:cnfStyle w:val="000000100000" w:firstRow="0" w:lastRow="0" w:firstColumn="0" w:lastColumn="0" w:oddVBand="0" w:evenVBand="0" w:oddHBand="1" w:evenHBand="0" w:firstRowFirstColumn="0" w:firstRowLastColumn="0" w:lastRowFirstColumn="0" w:lastRowLastColumn="0"/>
-              <w:rPr>
-                <w:lang w:val="en-PK"/>
-              </w:rPr>
             </w:pPr>
             <w:r>
-              <w:rPr>
-                <w:lang w:val="en-PK"/>
-              </w:rPr>
               <w:t>Diastolic blood pressure (mm Hg)</w:t>
             </w:r>
           </w:p>
@@ -773,14 +563,8 @@
             <w:pPr>
               <w:spacing w:after="160" w:line="278" w:lineRule="auto"/>
               <w:cnfStyle w:val="000000100000" w:firstRow="0" w:lastRow="0" w:firstColumn="0" w:lastColumn="0" w:oddVBand="0" w:evenVBand="0" w:oddHBand="1" w:evenHBand="0" w:firstRowFirstColumn="0" w:firstRowLastColumn="0" w:lastRowFirstColumn="0" w:lastRowLastColumn="0"/>
-              <w:rPr>
-                <w:lang w:val="en-PK"/>
-              </w:rPr>
             </w:pPr>
             <w:r>
-              <w:rPr>
-                <w:lang w:val="en-PK"/>
-              </w:rPr>
               <w:t>Numeric</w:t>
             </w:r>
           </w:p>
@@ -796,15 +580,9 @@
           <w:p>
             <w:pPr>
               <w:spacing w:after="160" w:line="278" w:lineRule="auto"/>
-              <w:rPr>
-                <w:lang w:val="en-PK"/>
-              </w:rPr>
             </w:pPr>
             <w:proofErr w:type="spellStart"/>
             <w:r>
-              <w:rPr>
-                <w:lang w:val="en-PK"/>
-              </w:rPr>
               <w:t>SkinThickness</w:t>
             </w:r>
             <w:proofErr w:type="spellEnd"/>
@@ -819,14 +597,8 @@
             <w:pPr>
               <w:spacing w:after="160" w:line="278" w:lineRule="auto"/>
               <w:cnfStyle w:val="000000000000" w:firstRow="0" w:lastRow="0" w:firstColumn="0" w:lastColumn="0" w:oddVBand="0" w:evenVBand="0" w:oddHBand="0" w:evenHBand="0" w:firstRowFirstColumn="0" w:firstRowLastColumn="0" w:lastRowFirstColumn="0" w:lastRowLastColumn="0"/>
-              <w:rPr>
-                <w:lang w:val="en-PK"/>
-              </w:rPr>
             </w:pPr>
             <w:r>
-              <w:rPr>
-                <w:lang w:val="en-PK"/>
-              </w:rPr>
               <w:t>Triceps skinfold thickness (mm)</w:t>
             </w:r>
           </w:p>
@@ -840,14 +612,8 @@
             <w:pPr>
               <w:spacing w:after="160" w:line="278" w:lineRule="auto"/>
               <w:cnfStyle w:val="000000000000" w:firstRow="0" w:lastRow="0" w:firstColumn="0" w:lastColumn="0" w:oddVBand="0" w:evenVBand="0" w:oddHBand="0" w:evenHBand="0" w:firstRowFirstColumn="0" w:firstRowLastColumn="0" w:lastRowFirstColumn="0" w:lastRowLastColumn="0"/>
-              <w:rPr>
-                <w:lang w:val="en-PK"/>
-              </w:rPr>
             </w:pPr>
             <w:r>
-              <w:rPr>
-                <w:lang w:val="en-PK"/>
-              </w:rPr>
               <w:t>Numeric</w:t>
             </w:r>
           </w:p>
@@ -866,14 +632,8 @@
           <w:p>
             <w:pPr>
               <w:spacing w:after="160" w:line="278" w:lineRule="auto"/>
-              <w:rPr>
-                <w:lang w:val="en-PK"/>
-              </w:rPr>
             </w:pPr>
             <w:r>
-              <w:rPr>
-                <w:lang w:val="en-PK"/>
-              </w:rPr>
               <w:t>Insulin</w:t>
             </w:r>
           </w:p>
@@ -887,14 +647,8 @@
             <w:pPr>
               <w:spacing w:after="160" w:line="278" w:lineRule="auto"/>
               <w:cnfStyle w:val="000000100000" w:firstRow="0" w:lastRow="0" w:firstColumn="0" w:lastColumn="0" w:oddVBand="0" w:evenVBand="0" w:oddHBand="1" w:evenHBand="0" w:firstRowFirstColumn="0" w:firstRowLastColumn="0" w:lastRowFirstColumn="0" w:lastRowLastColumn="0"/>
-              <w:rPr>
-                <w:lang w:val="en-PK"/>
-              </w:rPr>
             </w:pPr>
             <w:r>
-              <w:rPr>
-                <w:lang w:val="en-PK"/>
-              </w:rPr>
               <w:t>2-hour serum insulin (mu U/ml)</w:t>
             </w:r>
           </w:p>
@@ -908,14 +662,8 @@
             <w:pPr>
               <w:spacing w:after="160" w:line="278" w:lineRule="auto"/>
               <w:cnfStyle w:val="000000100000" w:firstRow="0" w:lastRow="0" w:firstColumn="0" w:lastColumn="0" w:oddVBand="0" w:evenVBand="0" w:oddHBand="1" w:evenHBand="0" w:firstRowFirstColumn="0" w:firstRowLastColumn="0" w:lastRowFirstColumn="0" w:lastRowLastColumn="0"/>
-              <w:rPr>
-                <w:lang w:val="en-PK"/>
-              </w:rPr>
             </w:pPr>
             <w:r>
-              <w:rPr>
-                <w:lang w:val="en-PK"/>
-              </w:rPr>
               <w:t>Numeric</w:t>
             </w:r>
           </w:p>
@@ -931,14 +679,8 @@
           <w:p>
             <w:pPr>
               <w:spacing w:after="160" w:line="278" w:lineRule="auto"/>
-              <w:rPr>
-                <w:lang w:val="en-PK"/>
-              </w:rPr>
             </w:pPr>
             <w:r>
-              <w:rPr>
-                <w:lang w:val="en-PK"/>
-              </w:rPr>
               <w:t>BMI</w:t>
             </w:r>
           </w:p>
@@ -952,14 +694,8 @@
             <w:pPr>
               <w:spacing w:after="160" w:line="278" w:lineRule="auto"/>
               <w:cnfStyle w:val="000000000000" w:firstRow="0" w:lastRow="0" w:firstColumn="0" w:lastColumn="0" w:oddVBand="0" w:evenVBand="0" w:oddHBand="0" w:evenHBand="0" w:firstRowFirstColumn="0" w:firstRowLastColumn="0" w:lastRowFirstColumn="0" w:lastRowLastColumn="0"/>
-              <w:rPr>
-                <w:lang w:val="en-PK"/>
-              </w:rPr>
             </w:pPr>
             <w:r>
-              <w:rPr>
-                <w:lang w:val="en-PK"/>
-              </w:rPr>
               <w:t>Body Mass Index (kg/m²)</w:t>
             </w:r>
           </w:p>
@@ -973,14 +709,8 @@
             <w:pPr>
               <w:spacing w:after="160" w:line="278" w:lineRule="auto"/>
               <w:cnfStyle w:val="000000000000" w:firstRow="0" w:lastRow="0" w:firstColumn="0" w:lastColumn="0" w:oddVBand="0" w:evenVBand="0" w:oddHBand="0" w:evenHBand="0" w:firstRowFirstColumn="0" w:firstRowLastColumn="0" w:lastRowFirstColumn="0" w:lastRowLastColumn="0"/>
-              <w:rPr>
-                <w:lang w:val="en-PK"/>
-              </w:rPr>
             </w:pPr>
             <w:r>
-              <w:rPr>
-                <w:lang w:val="en-PK"/>
-              </w:rPr>
               <w:t>Numeric</w:t>
             </w:r>
           </w:p>
@@ -999,15 +729,9 @@
           <w:p>
             <w:pPr>
               <w:spacing w:after="160" w:line="278" w:lineRule="auto"/>
-              <w:rPr>
-                <w:lang w:val="en-PK"/>
-              </w:rPr>
             </w:pPr>
             <w:proofErr w:type="spellStart"/>
             <w:r>
-              <w:rPr>
-                <w:lang w:val="en-PK"/>
-              </w:rPr>
               <w:t>DiabetesPedigreeFunction</w:t>
             </w:r>
             <w:proofErr w:type="spellEnd"/>
@@ -1022,14 +746,8 @@
             <w:pPr>
               <w:spacing w:after="160" w:line="278" w:lineRule="auto"/>
               <w:cnfStyle w:val="000000100000" w:firstRow="0" w:lastRow="0" w:firstColumn="0" w:lastColumn="0" w:oddVBand="0" w:evenVBand="0" w:oddHBand="1" w:evenHBand="0" w:firstRowFirstColumn="0" w:firstRowLastColumn="0" w:lastRowFirstColumn="0" w:lastRowLastColumn="0"/>
-              <w:rPr>
-                <w:lang w:val="en-PK"/>
-              </w:rPr>
             </w:pPr>
             <w:r>
-              <w:rPr>
-                <w:lang w:val="en-PK"/>
-              </w:rPr>
               <w:t>Diabetes pedigree function</w:t>
             </w:r>
           </w:p>
@@ -1043,14 +761,8 @@
             <w:pPr>
               <w:spacing w:after="160" w:line="278" w:lineRule="auto"/>
               <w:cnfStyle w:val="000000100000" w:firstRow="0" w:lastRow="0" w:firstColumn="0" w:lastColumn="0" w:oddVBand="0" w:evenVBand="0" w:oddHBand="1" w:evenHBand="0" w:firstRowFirstColumn="0" w:firstRowLastColumn="0" w:lastRowFirstColumn="0" w:lastRowLastColumn="0"/>
-              <w:rPr>
-                <w:lang w:val="en-PK"/>
-              </w:rPr>
             </w:pPr>
             <w:r>
-              <w:rPr>
-                <w:lang w:val="en-PK"/>
-              </w:rPr>
               <w:t>Numeric</w:t>
             </w:r>
           </w:p>
@@ -1066,14 +778,8 @@
           <w:p>
             <w:pPr>
               <w:spacing w:after="160" w:line="278" w:lineRule="auto"/>
-              <w:rPr>
-                <w:lang w:val="en-PK"/>
-              </w:rPr>
             </w:pPr>
             <w:r>
-              <w:rPr>
-                <w:lang w:val="en-PK"/>
-              </w:rPr>
               <w:t>Age</w:t>
             </w:r>
           </w:p>
@@ -1087,14 +793,8 @@
             <w:pPr>
               <w:spacing w:after="160" w:line="278" w:lineRule="auto"/>
               <w:cnfStyle w:val="000000000000" w:firstRow="0" w:lastRow="0" w:firstColumn="0" w:lastColumn="0" w:oddVBand="0" w:evenVBand="0" w:oddHBand="0" w:evenHBand="0" w:firstRowFirstColumn="0" w:firstRowLastColumn="0" w:lastRowFirstColumn="0" w:lastRowLastColumn="0"/>
-              <w:rPr>
-                <w:lang w:val="en-PK"/>
-              </w:rPr>
             </w:pPr>
             <w:r>
-              <w:rPr>
-                <w:lang w:val="en-PK"/>
-              </w:rPr>
               <w:t>Age of the patient</w:t>
             </w:r>
           </w:p>
@@ -1108,14 +808,8 @@
             <w:pPr>
               <w:spacing w:after="160" w:line="278" w:lineRule="auto"/>
               <w:cnfStyle w:val="000000000000" w:firstRow="0" w:lastRow="0" w:firstColumn="0" w:lastColumn="0" w:oddVBand="0" w:evenVBand="0" w:oddHBand="0" w:evenHBand="0" w:firstRowFirstColumn="0" w:firstRowLastColumn="0" w:lastRowFirstColumn="0" w:lastRowLastColumn="0"/>
-              <w:rPr>
-                <w:lang w:val="en-PK"/>
-              </w:rPr>
             </w:pPr>
             <w:r>
-              <w:rPr>
-                <w:lang w:val="en-PK"/>
-              </w:rPr>
               <w:t>Numeric</w:t>
             </w:r>
           </w:p>
@@ -1134,14 +828,8 @@
           <w:p>
             <w:pPr>
               <w:spacing w:after="160" w:line="278" w:lineRule="auto"/>
-              <w:rPr>
-                <w:lang w:val="en-PK"/>
-              </w:rPr>
             </w:pPr>
             <w:r>
-              <w:rPr>
-                <w:lang w:val="en-PK"/>
-              </w:rPr>
               <w:t>Outcome</w:t>
             </w:r>
           </w:p>
@@ -1155,14 +843,8 @@
             <w:pPr>
               <w:spacing w:after="160" w:line="278" w:lineRule="auto"/>
               <w:cnfStyle w:val="000000100000" w:firstRow="0" w:lastRow="0" w:firstColumn="0" w:lastColumn="0" w:oddVBand="0" w:evenVBand="0" w:oddHBand="1" w:evenHBand="0" w:firstRowFirstColumn="0" w:firstRowLastColumn="0" w:lastRowFirstColumn="0" w:lastRowLastColumn="0"/>
-              <w:rPr>
-                <w:lang w:val="en-PK"/>
-              </w:rPr>
             </w:pPr>
             <w:r>
-              <w:rPr>
-                <w:lang w:val="en-PK"/>
-              </w:rPr>
               <w:t>Diabetes status (1 = Positive, 0 = Negative)</w:t>
             </w:r>
           </w:p>
@@ -1176,14 +858,8 @@
             <w:pPr>
               <w:spacing w:after="160" w:line="278" w:lineRule="auto"/>
               <w:cnfStyle w:val="000000100000" w:firstRow="0" w:lastRow="0" w:firstColumn="0" w:lastColumn="0" w:oddVBand="0" w:evenVBand="0" w:oddHBand="1" w:evenHBand="0" w:firstRowFirstColumn="0" w:firstRowLastColumn="0" w:lastRowFirstColumn="0" w:lastRowLastColumn="0"/>
-              <w:rPr>
-                <w:lang w:val="en-PK"/>
-              </w:rPr>
             </w:pPr>
             <w:r>
-              <w:rPr>
-                <w:lang w:val="en-PK"/>
-              </w:rPr>
               <w:t>Binary</w:t>
             </w:r>
           </w:p>
@@ -1195,14 +871,12 @@
         <w:rPr>
           <w:b/>
           <w:bCs/>
-          <w:lang w:val="en-PK"/>
-        </w:rPr>
-      </w:pPr>
-      <w:r>
-        <w:rPr>
-          <w:b/>
-          <w:bCs/>
-          <w:lang w:val="en-PK"/>
+        </w:rPr>
+      </w:pPr>
+      <w:r>
+        <w:rPr>
+          <w:b/>
+          <w:bCs/>
         </w:rPr>
         <w:t>Dataset Characteristics</w:t>
       </w:r>
@@ -1213,22 +887,15 @@
           <w:ilvl w:val="0"/>
           <w:numId w:val="3"/>
         </w:numPr>
-        <w:rPr>
-          <w:lang w:val="en-PK"/>
-        </w:rPr>
-      </w:pPr>
-      <w:r>
-        <w:rPr>
-          <w:b/>
-          <w:bCs/>
-          <w:lang w:val="en-PK"/>
+      </w:pPr>
+      <w:r>
+        <w:rPr>
+          <w:b/>
+          <w:bCs/>
         </w:rPr>
         <w:t>Type:</w:t>
       </w:r>
       <w:r>
-        <w:rPr>
-          <w:lang w:val="en-PK"/>
-        </w:rPr>
         <w:t xml:space="preserve"> Binary classification task.</w:t>
       </w:r>
     </w:p>
@@ -1238,22 +905,15 @@
           <w:ilvl w:val="0"/>
           <w:numId w:val="3"/>
         </w:numPr>
-        <w:rPr>
-          <w:lang w:val="en-PK"/>
-        </w:rPr>
-      </w:pPr>
-      <w:r>
-        <w:rPr>
-          <w:b/>
-          <w:bCs/>
-          <w:lang w:val="en-PK"/>
+      </w:pPr>
+      <w:r>
+        <w:rPr>
+          <w:b/>
+          <w:bCs/>
         </w:rPr>
         <w:t>Samples:</w:t>
       </w:r>
       <w:r>
-        <w:rPr>
-          <w:lang w:val="en-PK"/>
-        </w:rPr>
         <w:t xml:space="preserve"> 768 individuals.</w:t>
       </w:r>
     </w:p>
@@ -1263,42 +923,42 @@
           <w:ilvl w:val="0"/>
           <w:numId w:val="3"/>
         </w:numPr>
-        <w:rPr>
-          <w:lang w:val="en-PK"/>
-        </w:rPr>
-      </w:pPr>
-      <w:r>
-        <w:rPr>
-          <w:b/>
-          <w:bCs/>
-          <w:lang w:val="en-PK"/>
+      </w:pPr>
+      <w:r>
+        <w:rPr>
+          <w:b/>
+          <w:bCs/>
         </w:rPr>
         <w:t>Classes:</w:t>
       </w:r>
       <w:r>
-        <w:rPr>
-          <w:lang w:val="en-PK"/>
-        </w:rPr>
         <w:t xml:space="preserve"> 2 (Diabetes: Positive = 1, Negative = 0).</w:t>
       </w:r>
     </w:p>
     <w:p>
       <w:pPr>
         <w:rPr>
-          <w:lang w:val="en-PK"/>
-        </w:rPr>
-      </w:pPr>
+          <w:rStyle w:val="Emphasis"/>
+          <w:b/>
+          <w:bCs/>
+        </w:rPr>
+      </w:pPr>
+      <w:r>
+        <w:rPr>
+          <w:rStyle w:val="Emphasis"/>
+          <w:b/>
+          <w:bCs/>
+        </w:rPr>
+        <w:t>Harrison, J., et al. (2023). UCI Machine Learning Repository: Pima Indians Diabetes Dataset</w:t>
+      </w:r>
     </w:p>
     <w:p>
       <w:pPr>
         <w:jc w:val="center"/>
-        <w:rPr>
-          <w:lang w:val="en-PK"/>
-        </w:rPr>
-      </w:pPr>
-      <w:r>
-        <w:rPr>
-          <w:lang w:val="en-PK"/>
+      </w:pPr>
+      <w:r>
+        <w:rPr>
+          <w:noProof/>
         </w:rPr>
         <w:drawing>
           <wp:inline distT="0" distB="0" distL="0" distR="0" wp14:anchorId="12FA9FF5" wp14:editId="5AA8EE80">
@@ -1340,21 +1000,15 @@
     <w:p>
       <w:pPr>
         <w:jc w:val="center"/>
-        <w:rPr>
-          <w:lang w:val="en-PK"/>
-        </w:rPr>
       </w:pPr>
     </w:p>
     <w:p>
       <w:pPr>
         <w:jc w:val="center"/>
-        <w:rPr>
-          <w:lang w:val="en-PK"/>
-        </w:rPr>
-      </w:pPr>
-      <w:r>
-        <w:rPr>
-          <w:lang w:val="en-PK"/>
+      </w:pPr>
+      <w:r>
+        <w:rPr>
+          <w:noProof/>
         </w:rPr>
         <w:lastRenderedPageBreak/>
         <w:drawing>
@@ -1397,21 +1051,15 @@
     <w:p>
       <w:pPr>
         <w:jc w:val="center"/>
-        <w:rPr>
-          <w:lang w:val="en-PK"/>
-        </w:rPr>
       </w:pPr>
     </w:p>
     <w:p>
       <w:pPr>
         <w:jc w:val="center"/>
-        <w:rPr>
-          <w:lang w:val="en-PK"/>
-        </w:rPr>
-      </w:pPr>
-      <w:r>
-        <w:rPr>
-          <w:lang w:val="en-PK"/>
+      </w:pPr>
+      <w:r>
+        <w:rPr>
+          <w:noProof/>
         </w:rPr>
         <w:drawing>
           <wp:inline distT="0" distB="0" distL="0" distR="0" wp14:anchorId="1AA70348" wp14:editId="2BA5B248">
@@ -1451,17 +1099,9 @@
       </w:r>
     </w:p>
     <w:p>
-      <w:pPr>
-        <w:rPr>
-          <w:lang w:val="en-PK"/>
-        </w:rPr>
-      </w:pPr>
-      <w:r>
-        <w:rPr>
-          <w:lang w:val="en-PK"/>
-        </w:rPr>
+      <w:r>
         <w:pict w14:anchorId="3805772C">
-          <v:rect id="_x0000_i1135" style="width:0;height:1.5pt" o:hralign="center" o:hrstd="t" o:hr="t" fillcolor="#a0a0a0" stroked="f"/>
+          <v:rect id="_x0000_i1027" style="width:0;height:1.5pt" o:hralign="center" o:hrstd="t" o:hr="t" fillcolor="#a0a0a0" stroked="f"/>
         </w:pict>
       </w:r>
     </w:p>
@@ -1470,28 +1110,18 @@
         <w:rPr>
           <w:b/>
           <w:bCs/>
-          <w:lang w:val="en-PK"/>
-        </w:rPr>
-      </w:pPr>
-      <w:r>
-        <w:rPr>
-          <w:b/>
-          <w:bCs/>
-          <w:lang w:val="en-PK"/>
+        </w:rPr>
+      </w:pPr>
+      <w:r>
+        <w:rPr>
+          <w:b/>
+          <w:bCs/>
         </w:rPr>
         <w:t>1. Data Exploration</w:t>
       </w:r>
     </w:p>
     <w:p>
-      <w:pPr>
-        <w:rPr>
-          <w:lang w:val="en-PK"/>
-        </w:rPr>
-      </w:pPr>
-      <w:r>
-        <w:rPr>
-          <w:lang w:val="en-PK"/>
-        </w:rPr>
+      <w:r>
         <w:t>Data exploration is the first step to understand the dataset, identify missing or invalid values, and determine feature relationships.</w:t>
       </w:r>
     </w:p>
@@ -1500,14 +1130,12 @@
         <w:rPr>
           <w:b/>
           <w:bCs/>
-          <w:lang w:val="en-PK"/>
-        </w:rPr>
-      </w:pPr>
-      <w:r>
-        <w:rPr>
-          <w:b/>
-          <w:bCs/>
-          <w:lang w:val="en-PK"/>
+        </w:rPr>
+      </w:pPr>
+      <w:r>
+        <w:rPr>
+          <w:b/>
+          <w:bCs/>
         </w:rPr>
         <w:t>Steps:</w:t>
       </w:r>
@@ -1518,14 +1146,8 @@
           <w:ilvl w:val="0"/>
           <w:numId w:val="4"/>
         </w:numPr>
-        <w:rPr>
-          <w:lang w:val="en-PK"/>
-        </w:rPr>
-      </w:pPr>
-      <w:r>
-        <w:rPr>
-          <w:lang w:val="en-PK"/>
-        </w:rPr>
+      </w:pPr>
+      <w:r>
         <w:t>Preview the dataset to verify its structure.</w:t>
       </w:r>
     </w:p>
@@ -1535,14 +1157,8 @@
           <w:ilvl w:val="0"/>
           <w:numId w:val="4"/>
         </w:numPr>
-        <w:rPr>
-          <w:lang w:val="en-PK"/>
-        </w:rPr>
-      </w:pPr>
-      <w:r>
-        <w:rPr>
-          <w:lang w:val="en-PK"/>
-        </w:rPr>
+      </w:pPr>
+      <w:r>
         <w:t>Check for missing or biologically invalid values (e.g., 0 blood pressure).</w:t>
       </w:r>
     </w:p>
@@ -1552,29 +1168,15 @@
           <w:ilvl w:val="0"/>
           <w:numId w:val="4"/>
         </w:numPr>
-        <w:rPr>
-          <w:lang w:val="en-PK"/>
-        </w:rPr>
-      </w:pPr>
-      <w:r>
-        <w:rPr>
-          <w:lang w:val="en-PK"/>
-        </w:rPr>
+      </w:pPr>
+      <w:r>
         <w:t>Visualize relationships between features and the target variable (Outcome).</w:t>
       </w:r>
     </w:p>
     <w:p>
-      <w:pPr>
-        <w:rPr>
-          <w:lang w:val="en-PK"/>
-        </w:rPr>
-      </w:pPr>
-      <w:r>
-        <w:rPr>
-          <w:lang w:val="en-PK"/>
-        </w:rPr>
+      <w:r>
         <w:pict w14:anchorId="44B9A063">
-          <v:rect id="_x0000_i1136" style="width:0;height:1.5pt" o:hralign="center" o:hrstd="t" o:hr="t" fillcolor="#a0a0a0" stroked="f"/>
+          <v:rect id="_x0000_i1028" style="width:0;height:1.5pt" o:hralign="center" o:hrstd="t" o:hr="t" fillcolor="#a0a0a0" stroked="f"/>
         </w:pict>
       </w:r>
     </w:p>
@@ -1583,49 +1185,30 @@
         <w:rPr>
           <w:b/>
           <w:bCs/>
-          <w:lang w:val="en-PK"/>
-        </w:rPr>
-      </w:pPr>
-      <w:r>
-        <w:rPr>
-          <w:b/>
-          <w:bCs/>
-          <w:lang w:val="en-PK"/>
+        </w:rPr>
+      </w:pPr>
+      <w:r>
+        <w:rPr>
+          <w:b/>
+          <w:bCs/>
         </w:rPr>
         <w:t>Missing Values</w:t>
       </w:r>
     </w:p>
     <w:p>
-      <w:pPr>
-        <w:rPr>
-          <w:lang w:val="en-PK"/>
-        </w:rPr>
-      </w:pPr>
-      <w:r>
-        <w:rPr>
-          <w:lang w:val="en-PK"/>
-        </w:rPr>
+      <w:r>
         <w:lastRenderedPageBreak/>
         <w:t>Many features (e.g., Glucose, BMI) have zero values that are biologically improbable. These are treated as missing values and replaced with the column's median.</w:t>
       </w:r>
     </w:p>
-    <w:p>
-      <w:pPr>
-        <w:rPr>
-          <w:lang w:val="en-PK"/>
-        </w:rPr>
-      </w:pPr>
-    </w:p>
+    <w:p/>
     <w:p>
       <w:pPr>
         <w:jc w:val="center"/>
-        <w:rPr>
-          <w:lang w:val="en-PK"/>
-        </w:rPr>
-      </w:pPr>
-      <w:r>
-        <w:rPr>
-          <w:lang w:val="en-PK"/>
+      </w:pPr>
+      <w:r>
+        <w:rPr>
+          <w:noProof/>
         </w:rPr>
         <w:drawing>
           <wp:inline distT="0" distB="0" distL="0" distR="0" wp14:anchorId="7D830FC5" wp14:editId="57EDB13E">
@@ -1665,17 +1248,9 @@
       </w:r>
     </w:p>
     <w:p>
-      <w:pPr>
-        <w:rPr>
-          <w:lang w:val="en-PK"/>
-        </w:rPr>
-      </w:pPr>
-      <w:r>
-        <w:rPr>
-          <w:lang w:val="en-PK"/>
-        </w:rPr>
+      <w:r>
         <w:pict w14:anchorId="204AC1CB">
-          <v:rect id="_x0000_i1137" style="width:0;height:1.5pt" o:hralign="center" o:hrstd="t" o:hr="t" fillcolor="#a0a0a0" stroked="f"/>
+          <v:rect id="_x0000_i1029" style="width:0;height:1.5pt" o:hralign="center" o:hrstd="t" o:hr="t" fillcolor="#a0a0a0" stroked="f"/>
         </w:pict>
       </w:r>
     </w:p>
@@ -1684,28 +1259,18 @@
         <w:rPr>
           <w:b/>
           <w:bCs/>
-          <w:lang w:val="en-PK"/>
-        </w:rPr>
-      </w:pPr>
-      <w:r>
-        <w:rPr>
-          <w:b/>
-          <w:bCs/>
-          <w:lang w:val="en-PK"/>
+        </w:rPr>
+      </w:pPr>
+      <w:r>
+        <w:rPr>
+          <w:b/>
+          <w:bCs/>
         </w:rPr>
         <w:t>Exploring Pairwise Relationships</w:t>
       </w:r>
     </w:p>
     <w:p>
-      <w:pPr>
-        <w:rPr>
-          <w:lang w:val="en-PK"/>
-        </w:rPr>
-      </w:pPr>
-      <w:r>
-        <w:rPr>
-          <w:lang w:val="en-PK"/>
-        </w:rPr>
+      <w:r>
         <w:t>Pairwise relationships are visualized to detect patterns and trends in the data. For example:</w:t>
       </w:r>
     </w:p>
@@ -1715,22 +1280,15 @@
           <w:ilvl w:val="0"/>
           <w:numId w:val="5"/>
         </w:numPr>
-        <w:rPr>
-          <w:lang w:val="en-PK"/>
-        </w:rPr>
-      </w:pPr>
-      <w:r>
-        <w:rPr>
-          <w:b/>
-          <w:bCs/>
-          <w:lang w:val="en-PK"/>
+      </w:pPr>
+      <w:r>
+        <w:rPr>
+          <w:b/>
+          <w:bCs/>
         </w:rPr>
         <w:t>Glucose vs. Outcome:</w:t>
       </w:r>
       <w:r>
-        <w:rPr>
-          <w:lang w:val="en-PK"/>
-        </w:rPr>
         <w:t xml:space="preserve"> High glucose levels are often associated with a positive diabetes diagnosis.</w:t>
       </w:r>
     </w:p>
@@ -1740,42 +1298,26 @@
           <w:ilvl w:val="0"/>
           <w:numId w:val="5"/>
         </w:numPr>
-        <w:rPr>
-          <w:lang w:val="en-PK"/>
-        </w:rPr>
-      </w:pPr>
-      <w:r>
-        <w:rPr>
-          <w:b/>
-          <w:bCs/>
-          <w:lang w:val="en-PK"/>
+      </w:pPr>
+      <w:r>
+        <w:rPr>
+          <w:b/>
+          <w:bCs/>
         </w:rPr>
         <w:t>BMI vs. Outcome:</w:t>
       </w:r>
       <w:r>
-        <w:rPr>
-          <w:lang w:val="en-PK"/>
-        </w:rPr>
         <w:t xml:space="preserve"> Higher BMI values may indicate increased diabetes risk.</w:t>
       </w:r>
     </w:p>
-    <w:p>
-      <w:pPr>
-        <w:rPr>
-          <w:lang w:val="en-PK"/>
-        </w:rPr>
-      </w:pPr>
-    </w:p>
+    <w:p/>
     <w:p>
       <w:pPr>
         <w:jc w:val="center"/>
-        <w:rPr>
-          <w:lang w:val="en-PK"/>
-        </w:rPr>
-      </w:pPr>
-      <w:r>
-        <w:rPr>
-          <w:lang w:val="en-PK"/>
+      </w:pPr>
+      <w:r>
+        <w:rPr>
+          <w:noProof/>
         </w:rPr>
         <w:drawing>
           <wp:inline distT="0" distB="0" distL="0" distR="0" wp14:anchorId="6352FAA7" wp14:editId="7934A7B7">
@@ -1817,21 +1359,15 @@
     <w:p>
       <w:pPr>
         <w:jc w:val="center"/>
-        <w:rPr>
-          <w:lang w:val="en-PK"/>
-        </w:rPr>
       </w:pPr>
     </w:p>
     <w:p>
       <w:pPr>
         <w:jc w:val="center"/>
-        <w:rPr>
-          <w:lang w:val="en-PK"/>
-        </w:rPr>
-      </w:pPr>
-      <w:r>
-        <w:rPr>
-          <w:lang w:val="en-PK"/>
+      </w:pPr>
+      <w:r>
+        <w:rPr>
+          <w:noProof/>
         </w:rPr>
         <w:lastRenderedPageBreak/>
         <w:drawing>
@@ -1872,17 +1408,9 @@
       </w:r>
     </w:p>
     <w:p>
-      <w:pPr>
-        <w:rPr>
-          <w:lang w:val="en-PK"/>
-        </w:rPr>
-      </w:pPr>
-      <w:r>
-        <w:rPr>
-          <w:lang w:val="en-PK"/>
-        </w:rPr>
+      <w:r>
         <w:pict w14:anchorId="6EF95BB0">
-          <v:rect id="_x0000_i1138" style="width:0;height:1.5pt" o:hralign="center" o:hrstd="t" o:hr="t" fillcolor="#a0a0a0" stroked="f"/>
+          <v:rect id="_x0000_i1030" style="width:0;height:1.5pt" o:hralign="center" o:hrstd="t" o:hr="t" fillcolor="#a0a0a0" stroked="f"/>
         </w:pict>
       </w:r>
     </w:p>
@@ -1891,28 +1419,18 @@
         <w:rPr>
           <w:b/>
           <w:bCs/>
-          <w:lang w:val="en-PK"/>
-        </w:rPr>
-      </w:pPr>
-      <w:r>
-        <w:rPr>
-          <w:b/>
-          <w:bCs/>
-          <w:lang w:val="en-PK"/>
+        </w:rPr>
+      </w:pPr>
+      <w:r>
+        <w:rPr>
+          <w:b/>
+          <w:bCs/>
         </w:rPr>
         <w:t>Correlation Analysis</w:t>
       </w:r>
     </w:p>
     <w:p>
-      <w:pPr>
-        <w:rPr>
-          <w:lang w:val="en-PK"/>
-        </w:rPr>
-      </w:pPr>
-      <w:r>
-        <w:rPr>
-          <w:lang w:val="en-PK"/>
-        </w:rPr>
+      <w:r>
         <w:t>A correlation heatmap is used to quantify relationships between features:</w:t>
       </w:r>
     </w:p>
@@ -1922,14 +1440,8 @@
           <w:ilvl w:val="0"/>
           <w:numId w:val="6"/>
         </w:numPr>
-        <w:rPr>
-          <w:lang w:val="en-PK"/>
-        </w:rPr>
-      </w:pPr>
-      <w:r>
-        <w:rPr>
-          <w:lang w:val="en-PK"/>
-        </w:rPr>
+      </w:pPr>
+      <w:r>
         <w:t>Glucose and Outcome typically show a strong positive correlation.</w:t>
       </w:r>
     </w:p>
@@ -1939,48 +1451,43 @@
           <w:ilvl w:val="0"/>
           <w:numId w:val="6"/>
         </w:numPr>
-        <w:rPr>
-          <w:lang w:val="en-PK"/>
-        </w:rPr>
-      </w:pPr>
-      <w:r>
-        <w:rPr>
-          <w:lang w:val="en-PK"/>
-        </w:rPr>
+      </w:pPr>
+      <w:r>
         <w:t xml:space="preserve">Features like Age and </w:t>
       </w:r>
       <w:proofErr w:type="spellStart"/>
       <w:r>
-        <w:rPr>
-          <w:lang w:val="en-PK"/>
-        </w:rPr>
         <w:t>SkinThickness</w:t>
       </w:r>
       <w:proofErr w:type="spellEnd"/>
       <w:r>
-        <w:rPr>
-          <w:lang w:val="en-PK"/>
-        </w:rPr>
         <w:t xml:space="preserve"> may show weaker correlations.</w:t>
       </w:r>
     </w:p>
     <w:p>
       <w:pPr>
         <w:rPr>
-          <w:lang w:val="en-PK"/>
-        </w:rPr>
-      </w:pPr>
+          <w:rStyle w:val="Emphasis"/>
+          <w:b/>
+          <w:bCs/>
+        </w:rPr>
+      </w:pPr>
+      <w:r>
+        <w:rPr>
+          <w:rStyle w:val="Emphasis"/>
+          <w:b/>
+          <w:bCs/>
+        </w:rPr>
+        <w:t>Seaborn Documentation (2023)</w:t>
+      </w:r>
     </w:p>
     <w:p>
       <w:pPr>
         <w:jc w:val="center"/>
-        <w:rPr>
-          <w:lang w:val="en-PK"/>
-        </w:rPr>
-      </w:pPr>
-      <w:r>
-        <w:rPr>
-          <w:lang w:val="en-PK"/>
+      </w:pPr>
+      <w:r>
+        <w:rPr>
+          <w:noProof/>
         </w:rPr>
         <w:lastRenderedPageBreak/>
         <w:drawing>
@@ -2021,17 +1528,9 @@
       </w:r>
     </w:p>
     <w:p>
-      <w:pPr>
-        <w:rPr>
-          <w:lang w:val="en-PK"/>
-        </w:rPr>
-      </w:pPr>
-      <w:r>
-        <w:rPr>
-          <w:lang w:val="en-PK"/>
-        </w:rPr>
+      <w:r>
         <w:pict w14:anchorId="6F3F720F">
-          <v:rect id="_x0000_i1139" style="width:0;height:1.5pt" o:hralign="center" o:hrstd="t" o:hr="t" fillcolor="#a0a0a0" stroked="f"/>
+          <v:rect id="_x0000_i1031" style="width:0;height:1.5pt" o:hralign="center" o:hrstd="t" o:hr="t" fillcolor="#a0a0a0" stroked="f"/>
         </w:pict>
       </w:r>
     </w:p>
@@ -2040,65 +1539,39 @@
         <w:rPr>
           <w:b/>
           <w:bCs/>
-          <w:lang w:val="en-PK"/>
-        </w:rPr>
-      </w:pPr>
-      <w:r>
-        <w:rPr>
-          <w:b/>
-          <w:bCs/>
-          <w:lang w:val="en-PK"/>
+        </w:rPr>
+      </w:pPr>
+      <w:r>
+        <w:rPr>
+          <w:b/>
+          <w:bCs/>
         </w:rPr>
         <w:t>2. Data Preprocessing</w:t>
       </w:r>
     </w:p>
     <w:p>
-      <w:pPr>
-        <w:rPr>
-          <w:lang w:val="en-PK"/>
-        </w:rPr>
-      </w:pPr>
-      <w:r>
-        <w:rPr>
-          <w:lang w:val="en-PK"/>
-        </w:rPr>
+      <w:r>
         <w:t>Preprocessing ensures that the data is clean and suitable for machine learning models.</w:t>
       </w:r>
     </w:p>
-    <w:p>
-      <w:pPr>
-        <w:rPr>
-          <w:lang w:val="en-PK"/>
-        </w:rPr>
-      </w:pPr>
-    </w:p>
-    <w:p>
-      <w:pPr>
-        <w:rPr>
-          <w:b/>
-          <w:bCs/>
-          <w:lang w:val="en-PK"/>
-        </w:rPr>
-      </w:pPr>
-      <w:r>
-        <w:rPr>
-          <w:b/>
-          <w:bCs/>
-          <w:lang w:val="en-PK"/>
+    <w:p/>
+    <w:p>
+      <w:pPr>
+        <w:rPr>
+          <w:b/>
+          <w:bCs/>
+        </w:rPr>
+      </w:pPr>
+      <w:r>
+        <w:rPr>
+          <w:b/>
+          <w:bCs/>
         </w:rPr>
         <w:t>Feature Scaling</w:t>
       </w:r>
     </w:p>
     <w:p>
-      <w:pPr>
-        <w:rPr>
-          <w:lang w:val="en-PK"/>
-        </w:rPr>
-      </w:pPr>
-      <w:r>
-        <w:rPr>
-          <w:lang w:val="en-PK"/>
-        </w:rPr>
+      <w:r>
         <w:t xml:space="preserve">Features like Glucose and BMI have different ranges, which can skew model performance. </w:t>
       </w:r>
       <w:proofErr w:type="spellStart"/>
@@ -2106,37 +1579,32 @@
         <w:rPr>
           <w:b/>
           <w:bCs/>
-          <w:lang w:val="en-PK"/>
         </w:rPr>
         <w:t>StandardScaler</w:t>
       </w:r>
       <w:proofErr w:type="spellEnd"/>
       <w:r>
-        <w:rPr>
-          <w:lang w:val="en-PK"/>
-        </w:rPr>
         <w:t xml:space="preserve"> is applied to normalize these features, ensuring that all values are on a comparable scale.</w:t>
       </w:r>
-    </w:p>
-    <w:p>
-      <w:pPr>
-        <w:rPr>
-          <w:lang w:val="en-PK"/>
-        </w:rPr>
-      </w:pPr>
-    </w:p>
-    <w:p>
-      <w:pPr>
-        <w:rPr>
-          <w:lang w:val="en-PK"/>
-        </w:rPr>
-      </w:pPr>
-      <w:r>
-        <w:rPr>
-          <w:lang w:val="en-PK"/>
-        </w:rPr>
+      <w:r>
+        <w:t xml:space="preserve"> </w:t>
+      </w:r>
+      <w:r>
+        <w:rPr>
+          <w:rStyle w:val="Emphasis"/>
+          <w:b/>
+          <w:bCs/>
+        </w:rPr>
+        <w:t>Pedregosa, F., et al. (2011). Scikit-learn: Machine Learning in Python</w:t>
+      </w:r>
+      <w:r>
+        <w:t>.</w:t>
+      </w:r>
+    </w:p>
+    <w:p>
+      <w:r>
         <w:pict w14:anchorId="704C45B0">
-          <v:rect id="_x0000_i1141" style="width:0;height:1.5pt" o:hralign="center" o:hrstd="t" o:hr="t" fillcolor="#a0a0a0" stroked="f"/>
+          <v:rect id="_x0000_i1032" style="width:0;height:1.5pt" o:hralign="center" o:hrstd="t" o:hr="t" fillcolor="#a0a0a0" stroked="f"/>
         </w:pict>
       </w:r>
     </w:p>
@@ -2145,28 +1613,18 @@
         <w:rPr>
           <w:b/>
           <w:bCs/>
-          <w:lang w:val="en-PK"/>
-        </w:rPr>
-      </w:pPr>
-      <w:r>
-        <w:rPr>
-          <w:b/>
-          <w:bCs/>
-          <w:lang w:val="en-PK"/>
+        </w:rPr>
+      </w:pPr>
+      <w:r>
+        <w:rPr>
+          <w:b/>
+          <w:bCs/>
         </w:rPr>
         <w:t>Train-Test Split</w:t>
       </w:r>
     </w:p>
     <w:p>
-      <w:pPr>
-        <w:rPr>
-          <w:lang w:val="en-PK"/>
-        </w:rPr>
-      </w:pPr>
-      <w:r>
-        <w:rPr>
-          <w:lang w:val="en-PK"/>
-        </w:rPr>
+      <w:r>
         <w:t>The dataset is split into:</w:t>
       </w:r>
     </w:p>
@@ -2176,22 +1634,15 @@
           <w:ilvl w:val="0"/>
           <w:numId w:val="7"/>
         </w:numPr>
-        <w:rPr>
-          <w:lang w:val="en-PK"/>
-        </w:rPr>
-      </w:pPr>
-      <w:r>
-        <w:rPr>
-          <w:b/>
-          <w:bCs/>
-          <w:lang w:val="en-PK"/>
+      </w:pPr>
+      <w:r>
+        <w:rPr>
+          <w:b/>
+          <w:bCs/>
         </w:rPr>
         <w:t>Training Set (80%):</w:t>
       </w:r>
       <w:r>
-        <w:rPr>
-          <w:lang w:val="en-PK"/>
-        </w:rPr>
         <w:t xml:space="preserve"> Used to train models.</w:t>
       </w:r>
     </w:p>
@@ -2201,43 +1652,43 @@
           <w:ilvl w:val="0"/>
           <w:numId w:val="7"/>
         </w:numPr>
-        <w:rPr>
-          <w:lang w:val="en-PK"/>
-        </w:rPr>
-      </w:pPr>
-      <w:r>
-        <w:rPr>
-          <w:b/>
-          <w:bCs/>
-          <w:lang w:val="en-PK"/>
+      </w:pPr>
+      <w:r>
+        <w:rPr>
+          <w:b/>
+          <w:bCs/>
+        </w:rPr>
+        <w:t>Testing Set (20%):</w:t>
+      </w:r>
+      <w:r>
+        <w:t xml:space="preserve"> Used to evaluate model performance.</w:t>
+      </w:r>
+    </w:p>
+    <w:p>
+      <w:pPr>
+        <w:rPr>
+          <w:rStyle w:val="Emphasis"/>
+          <w:b/>
+          <w:bCs/>
+        </w:rPr>
+      </w:pPr>
+      <w:r>
+        <w:rPr>
+          <w:rStyle w:val="Emphasis"/>
+          <w:b/>
+          <w:bCs/>
         </w:rPr>
         <w:lastRenderedPageBreak/>
-        <w:t>Testing Set (20%):</w:t>
-      </w:r>
-      <w:r>
-        <w:rPr>
-          <w:lang w:val="en-PK"/>
-        </w:rPr>
-        <w:t xml:space="preserve"> Used to evaluate model performance.</w:t>
-      </w:r>
-    </w:p>
-    <w:p>
-      <w:pPr>
-        <w:rPr>
-          <w:lang w:val="en-PK"/>
-        </w:rPr>
-      </w:pPr>
+        <w:t>Scikit-learn Documentation (2023)</w:t>
+      </w:r>
     </w:p>
     <w:p>
       <w:pPr>
         <w:jc w:val="center"/>
-        <w:rPr>
-          <w:lang w:val="en-PK"/>
-        </w:rPr>
-      </w:pPr>
-      <w:r>
-        <w:rPr>
-          <w:lang w:val="en-PK"/>
+      </w:pPr>
+      <w:r>
+        <w:rPr>
+          <w:noProof/>
         </w:rPr>
         <w:drawing>
           <wp:inline distT="0" distB="0" distL="0" distR="0" wp14:anchorId="59B2495E" wp14:editId="00E8A7BE">
@@ -2277,17 +1728,9 @@
       </w:r>
     </w:p>
     <w:p>
-      <w:pPr>
-        <w:rPr>
-          <w:lang w:val="en-PK"/>
-        </w:rPr>
-      </w:pPr>
-      <w:r>
-        <w:rPr>
-          <w:lang w:val="en-PK"/>
-        </w:rPr>
+      <w:r>
         <w:pict w14:anchorId="391A72F0">
-          <v:rect id="_x0000_i1142" style="width:0;height:1.5pt" o:hralign="center" o:hrstd="t" o:hr="t" fillcolor="#a0a0a0" stroked="f"/>
+          <v:rect id="_x0000_i1033" style="width:0;height:1.5pt" o:hralign="center" o:hrstd="t" o:hr="t" fillcolor="#a0a0a0" stroked="f"/>
         </w:pict>
       </w:r>
     </w:p>
@@ -2296,14 +1739,12 @@
         <w:rPr>
           <w:b/>
           <w:bCs/>
-          <w:lang w:val="en-PK"/>
-        </w:rPr>
-      </w:pPr>
-      <w:r>
-        <w:rPr>
-          <w:b/>
-          <w:bCs/>
-          <w:lang w:val="en-PK"/>
+        </w:rPr>
+      </w:pPr>
+      <w:r>
+        <w:rPr>
+          <w:b/>
+          <w:bCs/>
         </w:rPr>
         <w:t>3. Model Building</w:t>
       </w:r>
@@ -2313,44 +1754,43 @@
         <w:rPr>
           <w:b/>
           <w:bCs/>
-          <w:lang w:val="en-PK"/>
-        </w:rPr>
-      </w:pPr>
-      <w:r>
-        <w:rPr>
-          <w:b/>
-          <w:bCs/>
-          <w:lang w:val="en-PK"/>
+        </w:rPr>
+      </w:pPr>
+      <w:r>
+        <w:rPr>
+          <w:b/>
+          <w:bCs/>
         </w:rPr>
         <w:t>Logistic Regression</w:t>
       </w:r>
     </w:p>
     <w:p>
-      <w:pPr>
-        <w:rPr>
-          <w:lang w:val="en-PK"/>
-        </w:rPr>
-      </w:pPr>
-      <w:r>
-        <w:rPr>
-          <w:lang w:val="en-PK"/>
-        </w:rPr>
+      <w:r>
         <w:t>Logistic Regression is a simple and interpretable baseline model that predicts the probability of a binary outcome.</w:t>
       </w:r>
-    </w:p>
-    <w:p>
-      <w:pPr>
-        <w:rPr>
-          <w:b/>
-          <w:bCs/>
-          <w:lang w:val="en-PK"/>
-        </w:rPr>
-      </w:pPr>
-      <w:r>
-        <w:rPr>
-          <w:b/>
-          <w:bCs/>
-          <w:lang w:val="en-PK"/>
+      <w:r>
+        <w:t xml:space="preserve"> </w:t>
+      </w:r>
+      <w:r>
+        <w:rPr>
+          <w:rStyle w:val="Emphasis"/>
+          <w:b/>
+          <w:bCs/>
+        </w:rPr>
+        <w:t>Pedregosa, F., et al. (2011)</w:t>
+      </w:r>
+    </w:p>
+    <w:p>
+      <w:pPr>
+        <w:rPr>
+          <w:b/>
+          <w:bCs/>
+        </w:rPr>
+      </w:pPr>
+      <w:r>
+        <w:rPr>
+          <w:b/>
+          <w:bCs/>
         </w:rPr>
         <w:t>Steps:</w:t>
       </w:r>
@@ -2361,14 +1801,8 @@
           <w:ilvl w:val="0"/>
           <w:numId w:val="8"/>
         </w:numPr>
-        <w:rPr>
-          <w:lang w:val="en-PK"/>
-        </w:rPr>
-      </w:pPr>
-      <w:r>
-        <w:rPr>
-          <w:lang w:val="en-PK"/>
-        </w:rPr>
+      </w:pPr>
+      <w:r>
         <w:t>Initialize the Logistic Regression model.</w:t>
       </w:r>
     </w:p>
@@ -2378,14 +1812,8 @@
           <w:ilvl w:val="0"/>
           <w:numId w:val="8"/>
         </w:numPr>
-        <w:rPr>
-          <w:lang w:val="en-PK"/>
-        </w:rPr>
-      </w:pPr>
-      <w:r>
-        <w:rPr>
-          <w:lang w:val="en-PK"/>
-        </w:rPr>
+      </w:pPr>
+      <w:r>
         <w:t>Train the model on the training set.</w:t>
       </w:r>
     </w:p>
@@ -2395,27 +1823,18 @@
           <w:ilvl w:val="0"/>
           <w:numId w:val="8"/>
         </w:numPr>
-        <w:rPr>
-          <w:lang w:val="en-PK"/>
-        </w:rPr>
-      </w:pPr>
-      <w:r>
-        <w:rPr>
-          <w:lang w:val="en-PK"/>
-        </w:rPr>
+      </w:pPr>
+      <w:r>
         <w:t>Predict diabetes status for the test set.</w:t>
       </w:r>
     </w:p>
     <w:p>
       <w:pPr>
         <w:jc w:val="center"/>
-        <w:rPr>
-          <w:lang w:val="en-PK"/>
-        </w:rPr>
-      </w:pPr>
-      <w:r>
-        <w:rPr>
-          <w:lang w:val="en-PK"/>
+      </w:pPr>
+      <w:r>
+        <w:rPr>
+          <w:noProof/>
         </w:rPr>
         <w:drawing>
           <wp:inline distT="0" distB="0" distL="0" distR="0" wp14:anchorId="4A1CF94A" wp14:editId="1AE6D2DA">
@@ -2454,11 +1873,8 @@
         </w:drawing>
       </w:r>
       <w:r>
-        <w:rPr>
-          <w:lang w:val="en-PK"/>
-        </w:rPr>
         <w:pict w14:anchorId="46B840B9">
-          <v:rect id="_x0000_i1143" style="width:0;height:1.5pt" o:hralign="center" o:hrstd="t" o:hr="t" fillcolor="#a0a0a0" stroked="f"/>
+          <v:rect id="_x0000_i1034" style="width:0;height:1.5pt" o:hralign="center" o:hrstd="t" o:hr="t" fillcolor="#a0a0a0" stroked="f"/>
         </w:pict>
       </w:r>
     </w:p>
@@ -2467,44 +1883,61 @@
         <w:rPr>
           <w:b/>
           <w:bCs/>
-          <w:lang w:val="en-PK"/>
-        </w:rPr>
-      </w:pPr>
-      <w:r>
-        <w:rPr>
-          <w:b/>
-          <w:bCs/>
-          <w:lang w:val="en-PK"/>
+        </w:rPr>
+      </w:pPr>
+      <w:r>
+        <w:rPr>
+          <w:b/>
+          <w:bCs/>
         </w:rPr>
         <w:t>Random Forest</w:t>
       </w:r>
     </w:p>
     <w:p>
-      <w:pPr>
-        <w:rPr>
-          <w:lang w:val="en-PK"/>
-        </w:rPr>
-      </w:pPr>
-      <w:r>
-        <w:rPr>
-          <w:lang w:val="en-PK"/>
-        </w:rPr>
+      <w:r>
         <w:t>Random Forest is an ensemble method that uses multiple decision trees to improve classification accuracy and robustness.</w:t>
       </w:r>
-    </w:p>
-    <w:p>
-      <w:pPr>
-        <w:rPr>
-          <w:b/>
-          <w:bCs/>
-          <w:lang w:val="en-PK"/>
-        </w:rPr>
-      </w:pPr>
-      <w:r>
-        <w:rPr>
-          <w:b/>
-          <w:bCs/>
-          <w:lang w:val="en-PK"/>
+      <w:r>
+        <w:t xml:space="preserve"> (</w:t>
+      </w:r>
+      <w:proofErr w:type="spellStart"/>
+      <w:r>
+        <w:rPr>
+          <w:rStyle w:val="Emphasis"/>
+          <w:b/>
+          <w:bCs/>
+        </w:rPr>
+        <w:t>Breiman</w:t>
+      </w:r>
+      <w:proofErr w:type="spellEnd"/>
+      <w:r>
+        <w:rPr>
+          <w:rStyle w:val="Emphasis"/>
+          <w:b/>
+          <w:bCs/>
+        </w:rPr>
+        <w:t>, L. (2001). Random Forests</w:t>
+      </w:r>
+      <w:r>
+        <w:rPr>
+          <w:rStyle w:val="Emphasis"/>
+          <w:b/>
+          <w:bCs/>
+        </w:rPr>
+        <w:t>)</w:t>
+      </w:r>
+    </w:p>
+    <w:p>
+      <w:pPr>
+        <w:rPr>
+          <w:b/>
+          <w:bCs/>
+        </w:rPr>
+      </w:pPr>
+      <w:r>
+        <w:rPr>
+          <w:b/>
+          <w:bCs/>
         </w:rPr>
         <w:t>Steps:</w:t>
       </w:r>
@@ -2515,28 +1948,16 @@
           <w:ilvl w:val="0"/>
           <w:numId w:val="9"/>
         </w:numPr>
-        <w:rPr>
-          <w:lang w:val="en-PK"/>
-        </w:rPr>
-      </w:pPr>
-      <w:r>
-        <w:rPr>
-          <w:lang w:val="en-PK"/>
-        </w:rPr>
+      </w:pPr>
+      <w:r>
         <w:t>Initialize the Random Forest model with 100 trees (</w:t>
       </w:r>
       <w:proofErr w:type="spellStart"/>
       <w:r>
-        <w:rPr>
-          <w:lang w:val="en-PK"/>
-        </w:rPr>
         <w:t>n_estimators</w:t>
       </w:r>
       <w:proofErr w:type="spellEnd"/>
       <w:r>
-        <w:rPr>
-          <w:lang w:val="en-PK"/>
-        </w:rPr>
         <w:t>=100).</w:t>
       </w:r>
     </w:p>
@@ -2546,14 +1967,8 @@
           <w:ilvl w:val="0"/>
           <w:numId w:val="9"/>
         </w:numPr>
-        <w:rPr>
-          <w:lang w:val="en-PK"/>
-        </w:rPr>
-      </w:pPr>
-      <w:r>
-        <w:rPr>
-          <w:lang w:val="en-PK"/>
-        </w:rPr>
+      </w:pPr>
+      <w:r>
         <w:t>Train the model on the training set.</w:t>
       </w:r>
     </w:p>
@@ -2563,27 +1978,18 @@
           <w:ilvl w:val="0"/>
           <w:numId w:val="9"/>
         </w:numPr>
-        <w:rPr>
-          <w:lang w:val="en-PK"/>
-        </w:rPr>
-      </w:pPr>
-      <w:r>
-        <w:rPr>
-          <w:lang w:val="en-PK"/>
-        </w:rPr>
+      </w:pPr>
+      <w:r>
         <w:t>Predict diabetes status for the test set.</w:t>
       </w:r>
     </w:p>
     <w:p>
       <w:pPr>
         <w:jc w:val="center"/>
-        <w:rPr>
-          <w:lang w:val="en-PK"/>
-        </w:rPr>
-      </w:pPr>
-      <w:r>
-        <w:rPr>
-          <w:lang w:val="en-PK"/>
+      </w:pPr>
+      <w:r>
+        <w:rPr>
+          <w:noProof/>
         </w:rPr>
         <w:lastRenderedPageBreak/>
         <w:drawing>
@@ -2623,11 +2029,8 @@
         </w:drawing>
       </w:r>
       <w:r>
-        <w:rPr>
-          <w:lang w:val="en-PK"/>
-        </w:rPr>
         <w:pict w14:anchorId="2597C363">
-          <v:rect id="_x0000_i1144" style="width:0;height:1.5pt" o:hralign="center" o:hrstd="t" o:hr="t" fillcolor="#a0a0a0" stroked="f"/>
+          <v:rect id="_x0000_i1035" style="width:0;height:1.5pt" o:hralign="center" o:hrstd="t" o:hr="t" fillcolor="#a0a0a0" stroked="f"/>
         </w:pict>
       </w:r>
     </w:p>
@@ -2636,14 +2039,12 @@
         <w:rPr>
           <w:b/>
           <w:bCs/>
-          <w:lang w:val="en-PK"/>
-        </w:rPr>
-      </w:pPr>
-      <w:r>
-        <w:rPr>
-          <w:b/>
-          <w:bCs/>
-          <w:lang w:val="en-PK"/>
+        </w:rPr>
+      </w:pPr>
+      <w:r>
+        <w:rPr>
+          <w:b/>
+          <w:bCs/>
         </w:rPr>
         <w:t>Support Vector Machine (SVM)</w:t>
       </w:r>
@@ -2651,29 +2052,63 @@
     <w:p>
       <w:pPr>
         <w:rPr>
-          <w:lang w:val="en-PK"/>
-        </w:rPr>
-      </w:pPr>
-      <w:r>
-        <w:rPr>
-          <w:lang w:val="en-PK"/>
-        </w:rPr>
+          <w:rStyle w:val="Emphasis"/>
+          <w:b/>
+          <w:bCs/>
+        </w:rPr>
+      </w:pPr>
+      <w:r>
         <w:t>SVM finds the optimal hyperplane to separate data points in a high-dimensional space.</w:t>
       </w:r>
-    </w:p>
-    <w:p>
-      <w:pPr>
-        <w:rPr>
-          <w:b/>
-          <w:bCs/>
-          <w:lang w:val="en-PK"/>
-        </w:rPr>
-      </w:pPr>
-      <w:r>
-        <w:rPr>
-          <w:b/>
-          <w:bCs/>
-          <w:lang w:val="en-PK"/>
+      <w:r>
+        <w:t xml:space="preserve"> (</w:t>
+      </w:r>
+      <w:r>
+        <w:rPr>
+          <w:rStyle w:val="Emphasis"/>
+          <w:b/>
+          <w:bCs/>
+        </w:rPr>
+        <w:t xml:space="preserve">Cortes, C., &amp; </w:t>
+      </w:r>
+      <w:proofErr w:type="spellStart"/>
+      <w:r>
+        <w:rPr>
+          <w:rStyle w:val="Emphasis"/>
+          <w:b/>
+          <w:bCs/>
+        </w:rPr>
+        <w:t>Vapnik</w:t>
+      </w:r>
+      <w:proofErr w:type="spellEnd"/>
+      <w:r>
+        <w:rPr>
+          <w:rStyle w:val="Emphasis"/>
+          <w:b/>
+          <w:bCs/>
+        </w:rPr>
+        <w:t>, V. (1995). Support-Vector Networks</w:t>
+      </w:r>
+      <w:r>
+        <w:rPr>
+          <w:rStyle w:val="Emphasis"/>
+          <w:b/>
+          <w:bCs/>
+        </w:rPr>
+        <w:t>)</w:t>
+      </w:r>
+    </w:p>
+    <w:p>
+      <w:pPr>
+        <w:rPr>
+          <w:b/>
+          <w:bCs/>
+        </w:rPr>
+      </w:pPr>
+      <w:r>
+        <w:rPr>
+          <w:b/>
+          <w:bCs/>
         </w:rPr>
         <w:t>Steps:</w:t>
       </w:r>
@@ -2684,14 +2119,8 @@
           <w:ilvl w:val="0"/>
           <w:numId w:val="10"/>
         </w:numPr>
-        <w:rPr>
-          <w:lang w:val="en-PK"/>
-        </w:rPr>
-      </w:pPr>
-      <w:r>
-        <w:rPr>
-          <w:lang w:val="en-PK"/>
-        </w:rPr>
+      </w:pPr>
+      <w:r>
         <w:t>Initialize the SVM model with probability=True for ROC curve evaluation.</w:t>
       </w:r>
     </w:p>
@@ -2701,14 +2130,8 @@
           <w:ilvl w:val="0"/>
           <w:numId w:val="10"/>
         </w:numPr>
-        <w:rPr>
-          <w:lang w:val="en-PK"/>
-        </w:rPr>
-      </w:pPr>
-      <w:r>
-        <w:rPr>
-          <w:lang w:val="en-PK"/>
-        </w:rPr>
+      </w:pPr>
+      <w:r>
         <w:t>Train the model on the training set.</w:t>
       </w:r>
     </w:p>
@@ -2718,27 +2141,18 @@
           <w:ilvl w:val="0"/>
           <w:numId w:val="10"/>
         </w:numPr>
-        <w:rPr>
-          <w:lang w:val="en-PK"/>
-        </w:rPr>
-      </w:pPr>
-      <w:r>
-        <w:rPr>
-          <w:lang w:val="en-PK"/>
-        </w:rPr>
+      </w:pPr>
+      <w:r>
         <w:t>Predict diabetes status for the test set.</w:t>
       </w:r>
     </w:p>
     <w:p>
       <w:pPr>
         <w:jc w:val="center"/>
-        <w:rPr>
-          <w:lang w:val="en-PK"/>
-        </w:rPr>
-      </w:pPr>
-      <w:r>
-        <w:rPr>
-          <w:lang w:val="en-PK"/>
+      </w:pPr>
+      <w:r>
+        <w:rPr>
+          <w:noProof/>
         </w:rPr>
         <w:drawing>
           <wp:inline distT="0" distB="0" distL="0" distR="0" wp14:anchorId="5387646C" wp14:editId="252994D8">
@@ -2777,11 +2191,8 @@
         </w:drawing>
       </w:r>
       <w:r>
-        <w:rPr>
-          <w:lang w:val="en-PK"/>
-        </w:rPr>
         <w:pict w14:anchorId="4A2F800F">
-          <v:rect id="_x0000_i1145" style="width:0;height:1.5pt" o:hralign="center" o:hrstd="t" o:hr="t" fillcolor="#a0a0a0" stroked="f"/>
+          <v:rect id="_x0000_i1036" style="width:0;height:1.5pt" o:hralign="center" o:hrstd="t" o:hr="t" fillcolor="#a0a0a0" stroked="f"/>
         </w:pict>
       </w:r>
     </w:p>
@@ -2790,14 +2201,12 @@
         <w:rPr>
           <w:b/>
           <w:bCs/>
-          <w:lang w:val="en-PK"/>
-        </w:rPr>
-      </w:pPr>
-      <w:r>
-        <w:rPr>
-          <w:b/>
-          <w:bCs/>
-          <w:lang w:val="en-PK"/>
+        </w:rPr>
+      </w:pPr>
+      <w:r>
+        <w:rPr>
+          <w:b/>
+          <w:bCs/>
         </w:rPr>
         <w:t>4. Model Evaluation</w:t>
       </w:r>
@@ -2807,14 +2216,12 @@
         <w:rPr>
           <w:b/>
           <w:bCs/>
-          <w:lang w:val="en-PK"/>
-        </w:rPr>
-      </w:pPr>
-      <w:r>
-        <w:rPr>
-          <w:b/>
-          <w:bCs/>
-          <w:lang w:val="en-PK"/>
+        </w:rPr>
+      </w:pPr>
+      <w:r>
+        <w:rPr>
+          <w:b/>
+          <w:bCs/>
         </w:rPr>
         <w:t>Evaluation Metrics</w:t>
       </w:r>
@@ -2825,22 +2232,15 @@
           <w:ilvl w:val="0"/>
           <w:numId w:val="11"/>
         </w:numPr>
-        <w:rPr>
-          <w:lang w:val="en-PK"/>
-        </w:rPr>
-      </w:pPr>
-      <w:r>
-        <w:rPr>
-          <w:b/>
-          <w:bCs/>
-          <w:lang w:val="en-PK"/>
+      </w:pPr>
+      <w:r>
+        <w:rPr>
+          <w:b/>
+          <w:bCs/>
         </w:rPr>
         <w:t>Accuracy:</w:t>
       </w:r>
       <w:r>
-        <w:rPr>
-          <w:lang w:val="en-PK"/>
-        </w:rPr>
         <w:t xml:space="preserve"> Percentage of correct predictions.</w:t>
       </w:r>
     </w:p>
@@ -2850,22 +2250,15 @@
           <w:ilvl w:val="0"/>
           <w:numId w:val="11"/>
         </w:numPr>
-        <w:rPr>
-          <w:lang w:val="en-PK"/>
-        </w:rPr>
-      </w:pPr>
-      <w:r>
-        <w:rPr>
-          <w:b/>
-          <w:bCs/>
-          <w:lang w:val="en-PK"/>
+      </w:pPr>
+      <w:r>
+        <w:rPr>
+          <w:b/>
+          <w:bCs/>
         </w:rPr>
         <w:t>Precision:</w:t>
       </w:r>
       <w:r>
-        <w:rPr>
-          <w:lang w:val="en-PK"/>
-        </w:rPr>
         <w:t xml:space="preserve"> Proportion of true positives among predicted positives.</w:t>
       </w:r>
     </w:p>
@@ -2875,22 +2268,15 @@
           <w:ilvl w:val="0"/>
           <w:numId w:val="11"/>
         </w:numPr>
-        <w:rPr>
-          <w:lang w:val="en-PK"/>
-        </w:rPr>
-      </w:pPr>
-      <w:r>
-        <w:rPr>
-          <w:b/>
-          <w:bCs/>
-          <w:lang w:val="en-PK"/>
+      </w:pPr>
+      <w:r>
+        <w:rPr>
+          <w:b/>
+          <w:bCs/>
         </w:rPr>
         <w:t>Recall:</w:t>
       </w:r>
       <w:r>
-        <w:rPr>
-          <w:lang w:val="en-PK"/>
-        </w:rPr>
         <w:t xml:space="preserve"> Proportion of true positives among actual positives.</w:t>
       </w:r>
     </w:p>
@@ -2900,35 +2286,43 @@
           <w:ilvl w:val="0"/>
           <w:numId w:val="11"/>
         </w:numPr>
-        <w:rPr>
-          <w:lang w:val="en-PK"/>
-        </w:rPr>
-      </w:pPr>
-      <w:r>
-        <w:rPr>
-          <w:b/>
-          <w:bCs/>
-          <w:lang w:val="en-PK"/>
+      </w:pPr>
+      <w:r>
+        <w:rPr>
+          <w:b/>
+          <w:bCs/>
         </w:rPr>
         <w:t>F1-Score:</w:t>
       </w:r>
       <w:r>
-        <w:rPr>
-          <w:lang w:val="en-PK"/>
-        </w:rPr>
         <w:t xml:space="preserve"> Harmonic mean of precision and recall.</w:t>
       </w:r>
     </w:p>
     <w:p>
       <w:pPr>
+        <w:ind w:left="720"/>
+        <w:rPr>
+          <w:rStyle w:val="Emphasis"/>
+          <w:b/>
+          <w:bCs/>
+        </w:rPr>
+      </w:pPr>
+      <w:r>
+        <w:rPr>
+          <w:rStyle w:val="Emphasis"/>
+          <w:b/>
+          <w:bCs/>
+        </w:rPr>
+        <w:t>Scikit-learn Documentation (2023)</w:t>
+      </w:r>
+    </w:p>
+    <w:p>
+      <w:pPr>
         <w:jc w:val="center"/>
-        <w:rPr>
-          <w:lang w:val="en-PK"/>
-        </w:rPr>
-      </w:pPr>
-      <w:r>
-        <w:rPr>
-          <w:lang w:val="en-PK"/>
+      </w:pPr>
+      <w:r>
+        <w:rPr>
+          <w:noProof/>
         </w:rPr>
         <w:lastRenderedPageBreak/>
         <w:drawing>
@@ -2969,17 +2363,9 @@
       </w:r>
     </w:p>
     <w:p>
-      <w:pPr>
-        <w:rPr>
-          <w:lang w:val="en-PK"/>
-        </w:rPr>
-      </w:pPr>
-      <w:r>
-        <w:rPr>
-          <w:lang w:val="en-PK"/>
-        </w:rPr>
+      <w:r>
         <w:pict w14:anchorId="1B50AA26">
-          <v:rect id="_x0000_i1146" style="width:0;height:1.5pt" o:hralign="center" o:hrstd="t" o:hr="t" fillcolor="#a0a0a0" stroked="f"/>
+          <v:rect id="_x0000_i1037" style="width:0;height:1.5pt" o:hralign="center" o:hrstd="t" o:hr="t" fillcolor="#a0a0a0" stroked="f"/>
         </w:pict>
       </w:r>
     </w:p>
@@ -2988,28 +2374,18 @@
         <w:rPr>
           <w:b/>
           <w:bCs/>
-          <w:lang w:val="en-PK"/>
-        </w:rPr>
-      </w:pPr>
-      <w:r>
-        <w:rPr>
-          <w:b/>
-          <w:bCs/>
-          <w:lang w:val="en-PK"/>
+        </w:rPr>
+      </w:pPr>
+      <w:r>
+        <w:rPr>
+          <w:b/>
+          <w:bCs/>
         </w:rPr>
         <w:t>Confusion Matrices</w:t>
       </w:r>
     </w:p>
     <w:p>
-      <w:pPr>
-        <w:rPr>
-          <w:lang w:val="en-PK"/>
-        </w:rPr>
-      </w:pPr>
-      <w:r>
-        <w:rPr>
-          <w:lang w:val="en-PK"/>
-        </w:rPr>
+      <w:r>
         <w:t>Confusion matrices visualize the performance of each model in terms of:</w:t>
       </w:r>
     </w:p>
@@ -3019,22 +2395,15 @@
           <w:ilvl w:val="0"/>
           <w:numId w:val="12"/>
         </w:numPr>
-        <w:rPr>
-          <w:lang w:val="en-PK"/>
-        </w:rPr>
-      </w:pPr>
-      <w:r>
-        <w:rPr>
-          <w:b/>
-          <w:bCs/>
-          <w:lang w:val="en-PK"/>
+      </w:pPr>
+      <w:r>
+        <w:rPr>
+          <w:b/>
+          <w:bCs/>
         </w:rPr>
         <w:t>True Positives (TP):</w:t>
       </w:r>
       <w:r>
-        <w:rPr>
-          <w:lang w:val="en-PK"/>
-        </w:rPr>
         <w:t xml:space="preserve"> Correctly predicted positive cases.</w:t>
       </w:r>
     </w:p>
@@ -3044,22 +2413,15 @@
           <w:ilvl w:val="0"/>
           <w:numId w:val="12"/>
         </w:numPr>
-        <w:rPr>
-          <w:lang w:val="en-PK"/>
-        </w:rPr>
-      </w:pPr>
-      <w:r>
-        <w:rPr>
-          <w:b/>
-          <w:bCs/>
-          <w:lang w:val="en-PK"/>
+      </w:pPr>
+      <w:r>
+        <w:rPr>
+          <w:b/>
+          <w:bCs/>
         </w:rPr>
         <w:t>False Positives (FP):</w:t>
       </w:r>
       <w:r>
-        <w:rPr>
-          <w:lang w:val="en-PK"/>
-        </w:rPr>
         <w:t xml:space="preserve"> Incorrectly predicted positive cases.</w:t>
       </w:r>
     </w:p>
@@ -3069,22 +2431,15 @@
           <w:ilvl w:val="0"/>
           <w:numId w:val="12"/>
         </w:numPr>
-        <w:rPr>
-          <w:lang w:val="en-PK"/>
-        </w:rPr>
-      </w:pPr>
-      <w:r>
-        <w:rPr>
-          <w:b/>
-          <w:bCs/>
-          <w:lang w:val="en-PK"/>
+      </w:pPr>
+      <w:r>
+        <w:rPr>
+          <w:b/>
+          <w:bCs/>
         </w:rPr>
         <w:t>True Negatives (TN):</w:t>
       </w:r>
       <w:r>
-        <w:rPr>
-          <w:lang w:val="en-PK"/>
-        </w:rPr>
         <w:t xml:space="preserve"> Correctly predicted negative cases.</w:t>
       </w:r>
     </w:p>
@@ -3094,48 +2449,48 @@
           <w:ilvl w:val="0"/>
           <w:numId w:val="12"/>
         </w:numPr>
-        <w:rPr>
-          <w:lang w:val="en-PK"/>
-        </w:rPr>
-      </w:pPr>
-      <w:r>
-        <w:rPr>
-          <w:b/>
-          <w:bCs/>
-          <w:lang w:val="en-PK"/>
+      </w:pPr>
+      <w:r>
+        <w:rPr>
+          <w:b/>
+          <w:bCs/>
         </w:rPr>
         <w:t>False Negatives (FN):</w:t>
       </w:r>
       <w:r>
-        <w:rPr>
-          <w:lang w:val="en-PK"/>
-        </w:rPr>
         <w:t xml:space="preserve"> Incorrectly predicted negative cases.</w:t>
       </w:r>
     </w:p>
     <w:p>
       <w:pPr>
         <w:rPr>
-          <w:lang w:val="en-PK"/>
-        </w:rPr>
-      </w:pPr>
+          <w:rStyle w:val="Emphasis"/>
+          <w:b/>
+          <w:bCs/>
+        </w:rPr>
+      </w:pPr>
+      <w:r>
+        <w:rPr>
+          <w:rStyle w:val="Emphasis"/>
+          <w:b/>
+          <w:bCs/>
+        </w:rPr>
+        <w:t>Matplotlib documentation (2023)</w:t>
+      </w:r>
     </w:p>
     <w:p>
       <w:pPr>
         <w:jc w:val="center"/>
-        <w:rPr>
-          <w:lang w:val="en-PK"/>
-        </w:rPr>
-      </w:pPr>
-      <w:r>
-        <w:rPr>
-          <w:lang w:val="en-PK"/>
+      </w:pPr>
+      <w:r>
+        <w:rPr>
+          <w:noProof/>
         </w:rPr>
         <w:lastRenderedPageBreak/>
         <w:drawing>
-          <wp:inline distT="0" distB="0" distL="0" distR="0" wp14:anchorId="5F31C66A" wp14:editId="5DEEF9B8">
-            <wp:extent cx="6155690" cy="2720340"/>
-            <wp:effectExtent l="0" t="0" r="0" b="3810"/>
+          <wp:inline distT="0" distB="0" distL="0" distR="0" wp14:anchorId="5F31C66A" wp14:editId="157D4376">
+            <wp:extent cx="6218100" cy="2545715"/>
+            <wp:effectExtent l="0" t="0" r="0" b="6985"/>
             <wp:docPr id="2057610772" name="Picture 1" descr="A blue squares with white text&#10;&#10;Description automatically generated"/>
             <wp:cNvGraphicFramePr>
               <a:graphicFrameLocks xmlns:a="http://schemas.openxmlformats.org/drawingml/2006/main" noChangeAspect="1"/>
@@ -3156,7 +2511,7 @@
                   <pic:spPr>
                     <a:xfrm>
                       <a:off x="0" y="0"/>
-                      <a:ext cx="6155690" cy="2720340"/>
+                      <a:ext cx="6225541" cy="2548761"/>
                     </a:xfrm>
                     <a:prstGeom prst="rect">
                       <a:avLst/>
@@ -3170,31 +2525,9 @@
       </w:r>
     </w:p>
     <w:p>
-      <w:pPr>
-        <w:rPr>
-          <w:lang w:val="en-PK"/>
-        </w:rPr>
-      </w:pPr>
-    </w:p>
-    <w:p>
-      <w:pPr>
-        <w:rPr>
-          <w:lang w:val="en-PK"/>
-        </w:rPr>
-      </w:pPr>
-    </w:p>
-    <w:p>
-      <w:pPr>
-        <w:rPr>
-          <w:lang w:val="en-PK"/>
-        </w:rPr>
-      </w:pPr>
-      <w:r>
-        <w:rPr>
-          <w:lang w:val="en-PK"/>
-        </w:rPr>
+      <w:r>
         <w:pict w14:anchorId="009C4076">
-          <v:rect id="_x0000_i1147" style="width:0;height:1.5pt" o:hralign="center" o:hrstd="t" o:hr="t" fillcolor="#a0a0a0" stroked="f"/>
+          <v:rect id="_x0000_i1038" style="width:0;height:1.5pt" o:hralign="center" o:hrstd="t" o:hr="t" fillcolor="#a0a0a0" stroked="f"/>
         </w:pict>
       </w:r>
     </w:p>
@@ -3203,14 +2536,12 @@
         <w:rPr>
           <w:b/>
           <w:bCs/>
-          <w:lang w:val="en-PK"/>
-        </w:rPr>
-      </w:pPr>
-      <w:r>
-        <w:rPr>
-          <w:b/>
-          <w:bCs/>
-          <w:lang w:val="en-PK"/>
+        </w:rPr>
+      </w:pPr>
+      <w:r>
+        <w:rPr>
+          <w:b/>
+          <w:bCs/>
         </w:rPr>
         <w:t>ROC Curve and AUC</w:t>
       </w:r>
@@ -3222,28 +2553,43 @@
         </w:rPr>
       </w:pPr>
       <w:r>
-        <w:rPr>
-          <w:lang w:val="en-PK"/>
-        </w:rPr>
         <w:t>The Receiver Operating Characteristic (ROC) curve shows the trade-off between sensitivity and specificity. The Area Under the Curve (AUC) quantifies the overall performance of each model.</w:t>
       </w:r>
-    </w:p>
+      <w:r>
+        <w:t xml:space="preserve"> (</w:t>
+      </w:r>
+      <w:r>
+        <w:rPr>
+          <w:rStyle w:val="Emphasis"/>
+          <w:b/>
+          <w:bCs/>
+          <w:lang w:val="en-PK"/>
+        </w:rPr>
+        <w:t>Fawcett, T. (2006). An Introduction to ROC Analysis</w:t>
+      </w:r>
+      <w:r>
+        <w:rPr>
+          <w:rStyle w:val="Emphasis"/>
+          <w:b/>
+          <w:bCs/>
+          <w:lang w:val="en-PK"/>
+        </w:rPr>
+        <w:t>)</w:t>
+      </w:r>
+    </w:p>
+    <w:p/>
     <w:p>
       <w:pPr>
         <w:jc w:val="center"/>
-        <w:rPr>
-          <w:lang w:val="en-PK"/>
-        </w:rPr>
-      </w:pPr>
-      <w:r>
-        <w:rPr>
-          <w:lang w:val="en-PK"/>
-        </w:rPr>
-        <w:lastRenderedPageBreak/>
+      </w:pPr>
+      <w:r>
+        <w:rPr>
+          <w:noProof/>
+        </w:rPr>
         <w:drawing>
-          <wp:inline distT="0" distB="0" distL="0" distR="0" wp14:anchorId="6BDD99E5" wp14:editId="5CF1CD93">
-            <wp:extent cx="5731510" cy="4963795"/>
-            <wp:effectExtent l="0" t="0" r="2540" b="8255"/>
+          <wp:inline distT="0" distB="0" distL="0" distR="0" wp14:anchorId="6BDD99E5" wp14:editId="59453D46">
+            <wp:extent cx="4296410" cy="3720922"/>
+            <wp:effectExtent l="0" t="0" r="8890" b="0"/>
             <wp:docPr id="1248534067" name="Picture 1" descr="A graph of a curve&#10;&#10;Description automatically generated"/>
             <wp:cNvGraphicFramePr>
               <a:graphicFrameLocks xmlns:a="http://schemas.openxmlformats.org/drawingml/2006/main" noChangeAspect="1"/>
@@ -3264,7 +2610,7 @@
                   <pic:spPr>
                     <a:xfrm>
                       <a:off x="0" y="0"/>
-                      <a:ext cx="5731510" cy="4963795"/>
+                      <a:ext cx="4304064" cy="3727551"/>
                     </a:xfrm>
                     <a:prstGeom prst="rect">
                       <a:avLst/>
@@ -3277,11 +2623,8 @@
         </w:drawing>
       </w:r>
       <w:r>
-        <w:rPr>
-          <w:lang w:val="en-PK"/>
-        </w:rPr>
         <w:pict w14:anchorId="05619B61">
-          <v:rect id="_x0000_i1148" style="width:0;height:1.5pt" o:hralign="center" o:hrstd="t" o:hr="t" fillcolor="#a0a0a0" stroked="f"/>
+          <v:rect id="_x0000_i1039" style="width:0;height:1.5pt" o:hralign="center" o:hrstd="t" o:hr="t" fillcolor="#a0a0a0" stroked="f"/>
         </w:pict>
       </w:r>
     </w:p>
@@ -3290,14 +2633,12 @@
         <w:rPr>
           <w:b/>
           <w:bCs/>
-          <w:lang w:val="en-PK"/>
-        </w:rPr>
-      </w:pPr>
-      <w:r>
-        <w:rPr>
-          <w:b/>
-          <w:bCs/>
-          <w:lang w:val="en-PK"/>
+        </w:rPr>
+      </w:pPr>
+      <w:r>
+        <w:rPr>
+          <w:b/>
+          <w:bCs/>
         </w:rPr>
         <w:t>5. Results and Discussion</w:t>
       </w:r>
@@ -3307,15 +2648,14 @@
         <w:rPr>
           <w:b/>
           <w:bCs/>
-          <w:lang w:val="en-PK"/>
-        </w:rPr>
-      </w:pPr>
-      <w:r>
-        <w:rPr>
-          <w:b/>
-          <w:bCs/>
-          <w:lang w:val="en-PK"/>
-        </w:rPr>
+        </w:rPr>
+      </w:pPr>
+      <w:r>
+        <w:rPr>
+          <w:b/>
+          <w:bCs/>
+        </w:rPr>
+        <w:lastRenderedPageBreak/>
         <w:t>Performance Summary</w:t>
       </w:r>
     </w:p>
@@ -3346,14 +2686,8 @@
           <w:p>
             <w:pPr>
               <w:spacing w:after="160" w:line="278" w:lineRule="auto"/>
-              <w:rPr>
-                <w:lang w:val="en-PK"/>
-              </w:rPr>
             </w:pPr>
             <w:r>
-              <w:rPr>
-                <w:lang w:val="en-PK"/>
-              </w:rPr>
               <w:t>Model</w:t>
             </w:r>
           </w:p>
@@ -3367,14 +2701,8 @@
             <w:pPr>
               <w:spacing w:after="160" w:line="278" w:lineRule="auto"/>
               <w:cnfStyle w:val="100000000000" w:firstRow="1" w:lastRow="0" w:firstColumn="0" w:lastColumn="0" w:oddVBand="0" w:evenVBand="0" w:oddHBand="0" w:evenHBand="0" w:firstRowFirstColumn="0" w:firstRowLastColumn="0" w:lastRowFirstColumn="0" w:lastRowLastColumn="0"/>
-              <w:rPr>
-                <w:lang w:val="en-PK"/>
-              </w:rPr>
             </w:pPr>
             <w:r>
-              <w:rPr>
-                <w:lang w:val="en-PK"/>
-              </w:rPr>
               <w:t>Accuracy</w:t>
             </w:r>
           </w:p>
@@ -3388,14 +2716,8 @@
             <w:pPr>
               <w:spacing w:after="160" w:line="278" w:lineRule="auto"/>
               <w:cnfStyle w:val="100000000000" w:firstRow="1" w:lastRow="0" w:firstColumn="0" w:lastColumn="0" w:oddVBand="0" w:evenVBand="0" w:oddHBand="0" w:evenHBand="0" w:firstRowFirstColumn="0" w:firstRowLastColumn="0" w:lastRowFirstColumn="0" w:lastRowLastColumn="0"/>
-              <w:rPr>
-                <w:lang w:val="en-PK"/>
-              </w:rPr>
             </w:pPr>
             <w:r>
-              <w:rPr>
-                <w:lang w:val="en-PK"/>
-              </w:rPr>
               <w:t>Precision</w:t>
             </w:r>
           </w:p>
@@ -3409,14 +2731,8 @@
             <w:pPr>
               <w:spacing w:after="160" w:line="278" w:lineRule="auto"/>
               <w:cnfStyle w:val="100000000000" w:firstRow="1" w:lastRow="0" w:firstColumn="0" w:lastColumn="0" w:oddVBand="0" w:evenVBand="0" w:oddHBand="0" w:evenHBand="0" w:firstRowFirstColumn="0" w:firstRowLastColumn="0" w:lastRowFirstColumn="0" w:lastRowLastColumn="0"/>
-              <w:rPr>
-                <w:lang w:val="en-PK"/>
-              </w:rPr>
             </w:pPr>
             <w:r>
-              <w:rPr>
-                <w:lang w:val="en-PK"/>
-              </w:rPr>
               <w:t>Recall</w:t>
             </w:r>
           </w:p>
@@ -3430,14 +2746,8 @@
             <w:pPr>
               <w:spacing w:after="160" w:line="278" w:lineRule="auto"/>
               <w:cnfStyle w:val="100000000000" w:firstRow="1" w:lastRow="0" w:firstColumn="0" w:lastColumn="0" w:oddVBand="0" w:evenVBand="0" w:oddHBand="0" w:evenHBand="0" w:firstRowFirstColumn="0" w:firstRowLastColumn="0" w:lastRowFirstColumn="0" w:lastRowLastColumn="0"/>
-              <w:rPr>
-                <w:lang w:val="en-PK"/>
-              </w:rPr>
             </w:pPr>
             <w:r>
-              <w:rPr>
-                <w:lang w:val="en-PK"/>
-              </w:rPr>
               <w:t>F1-Score</w:t>
             </w:r>
           </w:p>
@@ -3451,14 +2761,8 @@
             <w:pPr>
               <w:spacing w:after="160" w:line="278" w:lineRule="auto"/>
               <w:cnfStyle w:val="100000000000" w:firstRow="1" w:lastRow="0" w:firstColumn="0" w:lastColumn="0" w:oddVBand="0" w:evenVBand="0" w:oddHBand="0" w:evenHBand="0" w:firstRowFirstColumn="0" w:firstRowLastColumn="0" w:lastRowFirstColumn="0" w:lastRowLastColumn="0"/>
-              <w:rPr>
-                <w:lang w:val="en-PK"/>
-              </w:rPr>
             </w:pPr>
             <w:r>
-              <w:rPr>
-                <w:lang w:val="en-PK"/>
-              </w:rPr>
               <w:t>AUC</w:t>
             </w:r>
           </w:p>
@@ -3477,14 +2781,8 @@
           <w:p>
             <w:pPr>
               <w:spacing w:after="160" w:line="278" w:lineRule="auto"/>
-              <w:rPr>
-                <w:lang w:val="en-PK"/>
-              </w:rPr>
             </w:pPr>
             <w:r>
-              <w:rPr>
-                <w:lang w:val="en-PK"/>
-              </w:rPr>
               <w:t>Logistic Regression</w:t>
             </w:r>
           </w:p>
@@ -3498,14 +2796,8 @@
             <w:pPr>
               <w:spacing w:after="160" w:line="278" w:lineRule="auto"/>
               <w:cnfStyle w:val="000000100000" w:firstRow="0" w:lastRow="0" w:firstColumn="0" w:lastColumn="0" w:oddVBand="0" w:evenVBand="0" w:oddHBand="1" w:evenHBand="0" w:firstRowFirstColumn="0" w:firstRowLastColumn="0" w:lastRowFirstColumn="0" w:lastRowLastColumn="0"/>
-              <w:rPr>
-                <w:lang w:val="en-PK"/>
-              </w:rPr>
             </w:pPr>
             <w:r>
-              <w:rPr>
-                <w:lang w:val="en-PK"/>
-              </w:rPr>
               <w:t>0.707792</w:t>
             </w:r>
           </w:p>
@@ -3519,14 +2811,8 @@
             <w:pPr>
               <w:spacing w:after="160" w:line="278" w:lineRule="auto"/>
               <w:cnfStyle w:val="000000100000" w:firstRow="0" w:lastRow="0" w:firstColumn="0" w:lastColumn="0" w:oddVBand="0" w:evenVBand="0" w:oddHBand="1" w:evenHBand="0" w:firstRowFirstColumn="0" w:firstRowLastColumn="0" w:lastRowFirstColumn="0" w:lastRowLastColumn="0"/>
-              <w:rPr>
-                <w:lang w:val="en-PK"/>
-              </w:rPr>
             </w:pPr>
             <w:r>
-              <w:rPr>
-                <w:lang w:val="en-PK"/>
-              </w:rPr>
               <w:t>0.600000</w:t>
             </w:r>
           </w:p>
@@ -3540,14 +2826,8 @@
             <w:pPr>
               <w:spacing w:after="160" w:line="278" w:lineRule="auto"/>
               <w:cnfStyle w:val="000000100000" w:firstRow="0" w:lastRow="0" w:firstColumn="0" w:lastColumn="0" w:oddVBand="0" w:evenVBand="0" w:oddHBand="1" w:evenHBand="0" w:firstRowFirstColumn="0" w:firstRowLastColumn="0" w:lastRowFirstColumn="0" w:lastRowLastColumn="0"/>
-              <w:rPr>
-                <w:lang w:val="en-PK"/>
-              </w:rPr>
             </w:pPr>
             <w:r>
-              <w:rPr>
-                <w:lang w:val="en-PK"/>
-              </w:rPr>
               <w:t>0.500000</w:t>
             </w:r>
           </w:p>
@@ -3561,14 +2841,8 @@
             <w:pPr>
               <w:spacing w:after="160" w:line="278" w:lineRule="auto"/>
               <w:cnfStyle w:val="000000100000" w:firstRow="0" w:lastRow="0" w:firstColumn="0" w:lastColumn="0" w:oddVBand="0" w:evenVBand="0" w:oddHBand="1" w:evenHBand="0" w:firstRowFirstColumn="0" w:firstRowLastColumn="0" w:lastRowFirstColumn="0" w:lastRowLastColumn="0"/>
-              <w:rPr>
-                <w:lang w:val="en-PK"/>
-              </w:rPr>
             </w:pPr>
             <w:r>
-              <w:rPr>
-                <w:lang w:val="en-PK"/>
-              </w:rPr>
               <w:t>0.545455</w:t>
             </w:r>
           </w:p>
@@ -3582,14 +2856,8 @@
             <w:pPr>
               <w:spacing w:after="160" w:line="278" w:lineRule="auto"/>
               <w:cnfStyle w:val="000000100000" w:firstRow="0" w:lastRow="0" w:firstColumn="0" w:lastColumn="0" w:oddVBand="0" w:evenVBand="0" w:oddHBand="1" w:evenHBand="0" w:firstRowFirstColumn="0" w:firstRowLastColumn="0" w:lastRowFirstColumn="0" w:lastRowLastColumn="0"/>
-              <w:rPr>
-                <w:lang w:val="en-PK"/>
-              </w:rPr>
             </w:pPr>
             <w:r>
-              <w:rPr>
-                <w:lang w:val="en-PK"/>
-              </w:rPr>
               <w:t>0.815185</w:t>
             </w:r>
           </w:p>
@@ -3605,14 +2873,8 @@
           <w:p>
             <w:pPr>
               <w:spacing w:after="160" w:line="278" w:lineRule="auto"/>
-              <w:rPr>
-                <w:lang w:val="en-PK"/>
-              </w:rPr>
             </w:pPr>
             <w:r>
-              <w:rPr>
-                <w:lang w:val="en-PK"/>
-              </w:rPr>
               <w:t>Random Forest</w:t>
             </w:r>
           </w:p>
@@ -3626,14 +2888,8 @@
             <w:pPr>
               <w:spacing w:after="160" w:line="278" w:lineRule="auto"/>
               <w:cnfStyle w:val="000000000000" w:firstRow="0" w:lastRow="0" w:firstColumn="0" w:lastColumn="0" w:oddVBand="0" w:evenVBand="0" w:oddHBand="0" w:evenHBand="0" w:firstRowFirstColumn="0" w:firstRowLastColumn="0" w:lastRowFirstColumn="0" w:lastRowLastColumn="0"/>
-              <w:rPr>
-                <w:lang w:val="en-PK"/>
-              </w:rPr>
             </w:pPr>
             <w:r>
-              <w:rPr>
-                <w:lang w:val="en-PK"/>
-              </w:rPr>
               <w:t>0.759740</w:t>
             </w:r>
           </w:p>
@@ -3647,14 +2903,8 @@
             <w:pPr>
               <w:spacing w:after="160" w:line="278" w:lineRule="auto"/>
               <w:cnfStyle w:val="000000000000" w:firstRow="0" w:lastRow="0" w:firstColumn="0" w:lastColumn="0" w:oddVBand="0" w:evenVBand="0" w:oddHBand="0" w:evenHBand="0" w:firstRowFirstColumn="0" w:firstRowLastColumn="0" w:lastRowFirstColumn="0" w:lastRowLastColumn="0"/>
-              <w:rPr>
-                <w:lang w:val="en-PK"/>
-              </w:rPr>
             </w:pPr>
             <w:r>
-              <w:rPr>
-                <w:lang w:val="en-PK"/>
-              </w:rPr>
               <w:t>0.680851</w:t>
             </w:r>
           </w:p>
@@ -3668,14 +2918,8 @@
             <w:pPr>
               <w:spacing w:after="160" w:line="278" w:lineRule="auto"/>
               <w:cnfStyle w:val="000000000000" w:firstRow="0" w:lastRow="0" w:firstColumn="0" w:lastColumn="0" w:oddVBand="0" w:evenVBand="0" w:oddHBand="0" w:evenHBand="0" w:firstRowFirstColumn="0" w:firstRowLastColumn="0" w:lastRowFirstColumn="0" w:lastRowLastColumn="0"/>
-              <w:rPr>
-                <w:lang w:val="en-PK"/>
-              </w:rPr>
             </w:pPr>
             <w:r>
-              <w:rPr>
-                <w:lang w:val="en-PK"/>
-              </w:rPr>
               <w:t>0.592593</w:t>
             </w:r>
           </w:p>
@@ -3689,14 +2933,8 @@
             <w:pPr>
               <w:spacing w:after="160" w:line="278" w:lineRule="auto"/>
               <w:cnfStyle w:val="000000000000" w:firstRow="0" w:lastRow="0" w:firstColumn="0" w:lastColumn="0" w:oddVBand="0" w:evenVBand="0" w:oddHBand="0" w:evenHBand="0" w:firstRowFirstColumn="0" w:firstRowLastColumn="0" w:lastRowFirstColumn="0" w:lastRowLastColumn="0"/>
-              <w:rPr>
-                <w:lang w:val="en-PK"/>
-              </w:rPr>
             </w:pPr>
             <w:r>
-              <w:rPr>
-                <w:lang w:val="en-PK"/>
-              </w:rPr>
               <w:t>0.633663</w:t>
             </w:r>
           </w:p>
@@ -3710,14 +2948,8 @@
             <w:pPr>
               <w:spacing w:after="160" w:line="278" w:lineRule="auto"/>
               <w:cnfStyle w:val="000000000000" w:firstRow="0" w:lastRow="0" w:firstColumn="0" w:lastColumn="0" w:oddVBand="0" w:evenVBand="0" w:oddHBand="0" w:evenHBand="0" w:firstRowFirstColumn="0" w:firstRowLastColumn="0" w:lastRowFirstColumn="0" w:lastRowLastColumn="0"/>
-              <w:rPr>
-                <w:lang w:val="en-PK"/>
-              </w:rPr>
             </w:pPr>
             <w:r>
-              <w:rPr>
-                <w:lang w:val="en-PK"/>
-              </w:rPr>
               <w:t>0.820000</w:t>
             </w:r>
           </w:p>
@@ -3736,14 +2968,8 @@
           <w:p>
             <w:pPr>
               <w:spacing w:after="160" w:line="278" w:lineRule="auto"/>
-              <w:rPr>
-                <w:lang w:val="en-PK"/>
-              </w:rPr>
             </w:pPr>
             <w:r>
-              <w:rPr>
-                <w:lang w:val="en-PK"/>
-              </w:rPr>
               <w:t>Support Vector Machine (SVM)</w:t>
             </w:r>
           </w:p>
@@ -3757,14 +2983,8 @@
             <w:pPr>
               <w:spacing w:after="160" w:line="278" w:lineRule="auto"/>
               <w:cnfStyle w:val="000000100000" w:firstRow="0" w:lastRow="0" w:firstColumn="0" w:lastColumn="0" w:oddVBand="0" w:evenVBand="0" w:oddHBand="1" w:evenHBand="0" w:firstRowFirstColumn="0" w:firstRowLastColumn="0" w:lastRowFirstColumn="0" w:lastRowLastColumn="0"/>
-              <w:rPr>
-                <w:lang w:val="en-PK"/>
-              </w:rPr>
             </w:pPr>
             <w:r>
-              <w:rPr>
-                <w:lang w:val="en-PK"/>
-              </w:rPr>
               <w:t>0.733766</w:t>
             </w:r>
           </w:p>
@@ -3778,14 +2998,8 @@
             <w:pPr>
               <w:spacing w:after="160" w:line="278" w:lineRule="auto"/>
               <w:cnfStyle w:val="000000100000" w:firstRow="0" w:lastRow="0" w:firstColumn="0" w:lastColumn="0" w:oddVBand="0" w:evenVBand="0" w:oddHBand="1" w:evenHBand="0" w:firstRowFirstColumn="0" w:firstRowLastColumn="0" w:lastRowFirstColumn="0" w:lastRowLastColumn="0"/>
-              <w:rPr>
-                <w:lang w:val="en-PK"/>
-              </w:rPr>
             </w:pPr>
             <w:r>
-              <w:rPr>
-                <w:lang w:val="en-PK"/>
-              </w:rPr>
               <w:t>0.644444</w:t>
             </w:r>
           </w:p>
@@ -3799,14 +3013,8 @@
             <w:pPr>
               <w:spacing w:after="160" w:line="278" w:lineRule="auto"/>
               <w:cnfStyle w:val="000000100000" w:firstRow="0" w:lastRow="0" w:firstColumn="0" w:lastColumn="0" w:oddVBand="0" w:evenVBand="0" w:oddHBand="1" w:evenHBand="0" w:firstRowFirstColumn="0" w:firstRowLastColumn="0" w:lastRowFirstColumn="0" w:lastRowLastColumn="0"/>
-              <w:rPr>
-                <w:lang w:val="en-PK"/>
-              </w:rPr>
             </w:pPr>
             <w:r>
-              <w:rPr>
-                <w:lang w:val="en-PK"/>
-              </w:rPr>
               <w:t>0.537037</w:t>
             </w:r>
           </w:p>
@@ -3820,14 +3028,8 @@
             <w:pPr>
               <w:spacing w:after="160" w:line="278" w:lineRule="auto"/>
               <w:cnfStyle w:val="000000100000" w:firstRow="0" w:lastRow="0" w:firstColumn="0" w:lastColumn="0" w:oddVBand="0" w:evenVBand="0" w:oddHBand="1" w:evenHBand="0" w:firstRowFirstColumn="0" w:firstRowLastColumn="0" w:lastRowFirstColumn="0" w:lastRowLastColumn="0"/>
-              <w:rPr>
-                <w:lang w:val="en-PK"/>
-              </w:rPr>
             </w:pPr>
             <w:r>
-              <w:rPr>
-                <w:lang w:val="en-PK"/>
-              </w:rPr>
               <w:t>0.585859</w:t>
             </w:r>
           </w:p>
@@ -3841,14 +3043,8 @@
             <w:pPr>
               <w:spacing w:after="160" w:line="278" w:lineRule="auto"/>
               <w:cnfStyle w:val="000000100000" w:firstRow="0" w:lastRow="0" w:firstColumn="0" w:lastColumn="0" w:oddVBand="0" w:evenVBand="0" w:oddHBand="1" w:evenHBand="0" w:firstRowFirstColumn="0" w:firstRowLastColumn="0" w:lastRowFirstColumn="0" w:lastRowLastColumn="0"/>
-              <w:rPr>
-                <w:lang w:val="en-PK"/>
-              </w:rPr>
             </w:pPr>
             <w:r>
-              <w:rPr>
-                <w:lang w:val="en-PK"/>
-              </w:rPr>
               <w:t>0.793889</w:t>
             </w:r>
           </w:p>
@@ -3860,14 +3056,12 @@
         <w:rPr>
           <w:b/>
           <w:bCs/>
-          <w:lang w:val="en-PK"/>
-        </w:rPr>
-      </w:pPr>
-      <w:r>
-        <w:rPr>
-          <w:b/>
-          <w:bCs/>
-          <w:lang w:val="en-PK"/>
+        </w:rPr>
+      </w:pPr>
+      <w:r>
+        <w:rPr>
+          <w:b/>
+          <w:bCs/>
         </w:rPr>
         <w:t>Key Observations</w:t>
       </w:r>
@@ -3878,14 +3072,8 @@
           <w:ilvl w:val="0"/>
           <w:numId w:val="13"/>
         </w:numPr>
-        <w:rPr>
-          <w:lang w:val="en-PK"/>
-        </w:rPr>
-      </w:pPr>
-      <w:r>
-        <w:rPr>
-          <w:lang w:val="en-PK"/>
-        </w:rPr>
+      </w:pPr>
+      <w:r>
         <w:t>Logistic Regression provides a strong baseline but struggles with non-linear relationships.</w:t>
       </w:r>
     </w:p>
@@ -3895,14 +3083,8 @@
           <w:ilvl w:val="0"/>
           <w:numId w:val="13"/>
         </w:numPr>
-        <w:rPr>
-          <w:lang w:val="en-PK"/>
-        </w:rPr>
-      </w:pPr>
-      <w:r>
-        <w:rPr>
-          <w:lang w:val="en-PK"/>
-        </w:rPr>
+      </w:pPr>
+      <w:r>
         <w:t>Random Forest achieves higher recall, making it more suitable for imbalanced datasets.</w:t>
       </w:r>
     </w:p>
@@ -3912,30 +3094,15 @@
           <w:ilvl w:val="0"/>
           <w:numId w:val="13"/>
         </w:numPr>
-        <w:rPr>
-          <w:lang w:val="en-PK"/>
-        </w:rPr>
-      </w:pPr>
-      <w:r>
-        <w:rPr>
-          <w:lang w:val="en-PK"/>
-        </w:rPr>
-        <w:lastRenderedPageBreak/>
+      </w:pPr>
+      <w:r>
         <w:t>SVM captures complex decision boundaries and performs well on scaled data.</w:t>
       </w:r>
     </w:p>
     <w:p>
-      <w:pPr>
-        <w:rPr>
-          <w:lang w:val="en-PK"/>
-        </w:rPr>
-      </w:pPr>
-      <w:r>
-        <w:rPr>
-          <w:lang w:val="en-PK"/>
-        </w:rPr>
+      <w:r>
         <w:pict w14:anchorId="0C9287AC">
-          <v:rect id="_x0000_i1149" style="width:0;height:1.5pt" o:hralign="center" o:hrstd="t" o:hr="t" fillcolor="#a0a0a0" stroked="f"/>
+          <v:rect id="_x0000_i1040" style="width:0;height:1.5pt" o:hralign="center" o:hrstd="t" o:hr="t" fillcolor="#a0a0a0" stroked="f"/>
         </w:pict>
       </w:r>
     </w:p>
@@ -3944,14 +3111,12 @@
         <w:rPr>
           <w:b/>
           <w:bCs/>
-          <w:lang w:val="en-PK"/>
-        </w:rPr>
-      </w:pPr>
-      <w:r>
-        <w:rPr>
-          <w:b/>
-          <w:bCs/>
-          <w:lang w:val="en-PK"/>
+        </w:rPr>
+      </w:pPr>
+      <w:r>
+        <w:rPr>
+          <w:b/>
+          <w:bCs/>
         </w:rPr>
         <w:t>6. Conclusion</w:t>
       </w:r>
@@ -3961,14 +3126,12 @@
         <w:rPr>
           <w:b/>
           <w:bCs/>
-          <w:lang w:val="en-PK"/>
-        </w:rPr>
-      </w:pPr>
-      <w:r>
-        <w:rPr>
-          <w:b/>
-          <w:bCs/>
-          <w:lang w:val="en-PK"/>
+        </w:rPr>
+      </w:pPr>
+      <w:r>
+        <w:rPr>
+          <w:b/>
+          <w:bCs/>
         </w:rPr>
         <w:t>Key Takeaways</w:t>
       </w:r>
@@ -3979,22 +3142,15 @@
           <w:ilvl w:val="0"/>
           <w:numId w:val="14"/>
         </w:numPr>
-        <w:rPr>
-          <w:lang w:val="en-PK"/>
-        </w:rPr>
-      </w:pPr>
-      <w:r>
-        <w:rPr>
-          <w:b/>
-          <w:bCs/>
-          <w:lang w:val="en-PK"/>
+      </w:pPr>
+      <w:r>
+        <w:rPr>
+          <w:b/>
+          <w:bCs/>
         </w:rPr>
         <w:t>Data Exploration:</w:t>
       </w:r>
       <w:r>
-        <w:rPr>
-          <w:lang w:val="en-PK"/>
-        </w:rPr>
         <w:t xml:space="preserve"> Features like Glucose and BMI are strongly correlated with diabetes risk.</w:t>
       </w:r>
     </w:p>
@@ -4004,22 +3160,15 @@
           <w:ilvl w:val="0"/>
           <w:numId w:val="14"/>
         </w:numPr>
-        <w:rPr>
-          <w:lang w:val="en-PK"/>
-        </w:rPr>
-      </w:pPr>
-      <w:r>
-        <w:rPr>
-          <w:b/>
-          <w:bCs/>
-          <w:lang w:val="en-PK"/>
+      </w:pPr>
+      <w:r>
+        <w:rPr>
+          <w:b/>
+          <w:bCs/>
         </w:rPr>
         <w:t>Preprocessing:</w:t>
       </w:r>
       <w:r>
-        <w:rPr>
-          <w:lang w:val="en-PK"/>
-        </w:rPr>
         <w:t xml:space="preserve"> Replacing zero values and scaling features significantly improve model performance.</w:t>
       </w:r>
     </w:p>
@@ -4029,15 +3178,11 @@
           <w:ilvl w:val="0"/>
           <w:numId w:val="14"/>
         </w:numPr>
-        <w:rPr>
-          <w:lang w:val="en-PK"/>
-        </w:rPr>
-      </w:pPr>
-      <w:r>
-        <w:rPr>
-          <w:b/>
-          <w:bCs/>
-          <w:lang w:val="en-PK"/>
+      </w:pPr>
+      <w:r>
+        <w:rPr>
+          <w:b/>
+          <w:bCs/>
         </w:rPr>
         <w:t>Model Comparison:</w:t>
       </w:r>
@@ -4048,14 +3193,8 @@
           <w:ilvl w:val="1"/>
           <w:numId w:val="14"/>
         </w:numPr>
-        <w:rPr>
-          <w:lang w:val="en-PK"/>
-        </w:rPr>
-      </w:pPr>
-      <w:r>
-        <w:rPr>
-          <w:lang w:val="en-PK"/>
-        </w:rPr>
+      </w:pPr>
+      <w:r>
         <w:t>Logistic Regression: Best for baseline analysis.</w:t>
       </w:r>
     </w:p>
@@ -4065,14 +3204,8 @@
           <w:ilvl w:val="1"/>
           <w:numId w:val="14"/>
         </w:numPr>
-        <w:rPr>
-          <w:lang w:val="en-PK"/>
-        </w:rPr>
-      </w:pPr>
-      <w:r>
-        <w:rPr>
-          <w:lang w:val="en-PK"/>
-        </w:rPr>
+      </w:pPr>
+      <w:r>
         <w:t>Random Forest: Robust and effective for imbalanced datasets.</w:t>
       </w:r>
     </w:p>
@@ -4082,14 +3215,8 @@
           <w:ilvl w:val="1"/>
           <w:numId w:val="14"/>
         </w:numPr>
-        <w:rPr>
-          <w:lang w:val="en-PK"/>
-        </w:rPr>
-      </w:pPr>
-      <w:r>
-        <w:rPr>
-          <w:lang w:val="en-PK"/>
-        </w:rPr>
+      </w:pPr>
+      <w:r>
         <w:t>SVM: Excels in capturing non-linear patterns but requires scaling.</w:t>
       </w:r>
     </w:p>
@@ -4098,14 +3225,12 @@
         <w:rPr>
           <w:b/>
           <w:bCs/>
-          <w:lang w:val="en-PK"/>
-        </w:rPr>
-      </w:pPr>
-      <w:r>
-        <w:rPr>
-          <w:b/>
-          <w:bCs/>
-          <w:lang w:val="en-PK"/>
+        </w:rPr>
+      </w:pPr>
+      <w:r>
+        <w:rPr>
+          <w:b/>
+          <w:bCs/>
         </w:rPr>
         <w:t>Future Directions</w:t>
       </w:r>
@@ -4116,28 +3241,18 @@
           <w:ilvl w:val="0"/>
           <w:numId w:val="15"/>
         </w:numPr>
-        <w:rPr>
-          <w:lang w:val="en-PK"/>
-        </w:rPr>
-      </w:pPr>
-      <w:r>
-        <w:rPr>
-          <w:lang w:val="en-PK"/>
-        </w:rPr>
+      </w:pPr>
+      <w:r>
         <w:t xml:space="preserve">Apply advanced models like </w:t>
       </w:r>
       <w:r>
         <w:rPr>
           <w:b/>
           <w:bCs/>
-          <w:lang w:val="en-PK"/>
         </w:rPr>
         <w:t>Gradient Boosting</w:t>
       </w:r>
       <w:r>
-        <w:rPr>
-          <w:lang w:val="en-PK"/>
-        </w:rPr>
         <w:t xml:space="preserve"> or </w:t>
       </w:r>
       <w:proofErr w:type="spellStart"/>
@@ -4145,15 +3260,11 @@
         <w:rPr>
           <w:b/>
           <w:bCs/>
-          <w:lang w:val="en-PK"/>
         </w:rPr>
         <w:t>XGBoost</w:t>
       </w:r>
       <w:proofErr w:type="spellEnd"/>
       <w:r>
-        <w:rPr>
-          <w:lang w:val="en-PK"/>
-        </w:rPr>
         <w:t>.</w:t>
       </w:r>
     </w:p>
@@ -4163,28 +3274,18 @@
           <w:ilvl w:val="0"/>
           <w:numId w:val="15"/>
         </w:numPr>
-        <w:rPr>
-          <w:lang w:val="en-PK"/>
-        </w:rPr>
-      </w:pPr>
-      <w:r>
-        <w:rPr>
-          <w:lang w:val="en-PK"/>
-        </w:rPr>
+      </w:pPr>
+      <w:r>
         <w:t xml:space="preserve">Address class imbalance using oversampling techniques like </w:t>
       </w:r>
       <w:r>
         <w:rPr>
           <w:b/>
           <w:bCs/>
-          <w:lang w:val="en-PK"/>
         </w:rPr>
         <w:t>SMOTE</w:t>
       </w:r>
       <w:r>
-        <w:rPr>
-          <w:lang w:val="en-PK"/>
-        </w:rPr>
         <w:t>.</w:t>
       </w:r>
     </w:p>
@@ -4194,54 +3295,42 @@
           <w:ilvl w:val="0"/>
           <w:numId w:val="15"/>
         </w:numPr>
-        <w:rPr>
-          <w:lang w:val="en-PK"/>
-        </w:rPr>
-      </w:pPr>
-      <w:r>
-        <w:rPr>
-          <w:lang w:val="en-PK"/>
-        </w:rPr>
+      </w:pPr>
+      <w:r>
         <w:t>Perform hyperparameter tuning for all models.</w:t>
       </w:r>
     </w:p>
     <w:p>
-      <w:pPr>
-        <w:rPr>
-          <w:lang w:val="en-PK"/>
-        </w:rPr>
-      </w:pPr>
-      <w:r>
-        <w:rPr>
-          <w:lang w:val="en-PK"/>
-        </w:rPr>
+      <w:r>
         <w:pict w14:anchorId="6C6B8FA1">
-          <v:rect id="_x0000_i1150" style="width:0;height:1.5pt" o:hralign="center" o:hrstd="t" o:hr="t" fillcolor="#a0a0a0" stroked="f"/>
+          <v:rect id="_x0000_i1095" style="width:0;height:1.5pt" o:hralign="center" o:bullet="t" o:hrstd="t" o:hr="t" fillcolor="#a0a0a0" stroked="f"/>
         </w:pict>
       </w:r>
     </w:p>
-    <w:p>
-      <w:pPr>
-        <w:rPr>
-          <w:b/>
-          <w:bCs/>
-          <w:lang w:val="en-PK"/>
-        </w:rPr>
-      </w:pPr>
-      <w:r>
-        <w:rPr>
-          <w:b/>
-          <w:bCs/>
-          <w:lang w:val="en-PK"/>
-        </w:rPr>
-        <w:t>References</w:t>
+    <w:p/>
+    <w:p>
+      <w:pPr>
+        <w:rPr>
+          <w:b/>
+          <w:bCs/>
+          <w:lang w:val="en-PK"/>
+        </w:rPr>
+      </w:pPr>
+      <w:r>
+        <w:rPr>
+          <w:b/>
+          <w:bCs/>
+          <w:lang w:val="en-PK"/>
+        </w:rPr>
+        <w:lastRenderedPageBreak/>
+        <w:t>Accessibility Considerations</w:t>
       </w:r>
     </w:p>
     <w:p>
       <w:pPr>
         <w:numPr>
           <w:ilvl w:val="0"/>
-          <w:numId w:val="16"/>
+          <w:numId w:val="23"/>
         </w:numPr>
         <w:rPr>
           <w:lang w:val="en-PK"/>
@@ -4249,25 +3338,1288 @@
       </w:pPr>
       <w:r>
         <w:rPr>
-          <w:lang w:val="en-PK"/>
-        </w:rPr>
-        <w:t xml:space="preserve">Harrison, J., et al. (2023). </w:t>
-      </w:r>
-      <w:r>
-        <w:rPr>
-          <w:i/>
-          <w:iCs/>
-          <w:lang w:val="en-PK"/>
-        </w:rPr>
-        <w:t>UCI Machine Learning Repository: Pima Indians Diabetes Dataset</w:t>
-      </w:r>
-      <w:r>
-        <w:rPr>
-          <w:lang w:val="en-PK"/>
-        </w:rPr>
-        <w:t xml:space="preserve">. Retrieved from </w:t>
-      </w:r>
-      <w:hyperlink r:id="rId22" w:tgtFrame="_new" w:history="1">
+          <w:b/>
+          <w:bCs/>
+          <w:lang w:val="en-PK"/>
+        </w:rPr>
+        <w:t>Readable Code</w:t>
+      </w:r>
+      <w:r>
+        <w:rPr>
+          <w:lang w:val="en-PK"/>
+        </w:rPr>
+        <w:t>: Code includes clear comments for preprocessing, model training, and evaluation.</w:t>
+      </w:r>
+    </w:p>
+    <w:p>
+      <w:pPr>
+        <w:numPr>
+          <w:ilvl w:val="0"/>
+          <w:numId w:val="23"/>
+        </w:numPr>
+        <w:rPr>
+          <w:lang w:val="en-PK"/>
+        </w:rPr>
+      </w:pPr>
+      <w:r>
+        <w:rPr>
+          <w:b/>
+          <w:bCs/>
+          <w:lang w:val="en-PK"/>
+        </w:rPr>
+        <w:t>Documentation</w:t>
+      </w:r>
+      <w:r>
+        <w:rPr>
+          <w:lang w:val="en-PK"/>
+        </w:rPr>
+        <w:t>: README file and notebook contain detailed instructions for ease of understanding.</w:t>
+      </w:r>
+    </w:p>
+    <w:p>
+      <w:pPr>
+        <w:numPr>
+          <w:ilvl w:val="0"/>
+          <w:numId w:val="23"/>
+        </w:numPr>
+        <w:rPr>
+          <w:lang w:val="en-PK"/>
+        </w:rPr>
+      </w:pPr>
+      <w:r>
+        <w:rPr>
+          <w:b/>
+          <w:bCs/>
+          <w:lang w:val="en-PK"/>
+        </w:rPr>
+        <w:t>Visual Support</w:t>
+      </w:r>
+      <w:r>
+        <w:rPr>
+          <w:lang w:val="en-PK"/>
+        </w:rPr>
+        <w:t>: Graphs and tables ensure easy interpretation.</w:t>
+      </w:r>
+    </w:p>
+    <w:p>
+      <w:pPr>
+        <w:numPr>
+          <w:ilvl w:val="0"/>
+          <w:numId w:val="23"/>
+        </w:numPr>
+        <w:rPr>
+          <w:lang w:val="en-PK"/>
+        </w:rPr>
+      </w:pPr>
+      <w:r>
+        <w:rPr>
+          <w:b/>
+          <w:bCs/>
+          <w:lang w:val="en-PK"/>
+        </w:rPr>
+        <w:t>Dependencies</w:t>
+      </w:r>
+      <w:r>
+        <w:rPr>
+          <w:lang w:val="en-PK"/>
+        </w:rPr>
+        <w:t>: Requirements.txt ensures compatibility with various environments.</w:t>
+      </w:r>
+    </w:p>
+    <w:p/>
+    <w:p>
+      <w:pPr>
+        <w:rPr>
+          <w:b/>
+          <w:bCs/>
+          <w:lang w:val="en-PK"/>
+        </w:rPr>
+      </w:pPr>
+      <w:r>
+        <w:rPr>
+          <w:b/>
+          <w:bCs/>
+          <w:lang w:val="en-PK"/>
+        </w:rPr>
+        <w:t>GitHub Section</w:t>
+      </w:r>
+    </w:p>
+    <w:p>
+      <w:pPr>
+        <w:rPr>
+          <w:lang w:val="en-PK"/>
+        </w:rPr>
+      </w:pPr>
+      <w:r>
+        <w:rPr>
+          <w:lang w:val="en-PK"/>
+        </w:rPr>
+        <w:t>To ensure accessibility, reproducibility, and collaboration, this project has been made publicly available on GitHub. The repository contains all the necessary files, code, and documentation for building and evaluating Logistic Regression, Random Forest, and Support Vector Machine (SVM) models for predicting diabetes risk.</w:t>
+      </w:r>
+    </w:p>
+    <w:p>
+      <w:pPr>
+        <w:rPr>
+          <w:lang w:val="en-PK"/>
+        </w:rPr>
+      </w:pPr>
+      <w:r>
+        <w:rPr>
+          <w:lang w:val="en-PK"/>
+        </w:rPr>
+        <w:pict w14:anchorId="131924D6">
+          <v:rect id="_x0000_i1081" style="width:0;height:1.5pt" o:hralign="center" o:hrstd="t" o:hr="t" fillcolor="#a0a0a0" stroked="f"/>
+        </w:pict>
+      </w:r>
+    </w:p>
+    <w:p>
+      <w:pPr>
+        <w:rPr>
+          <w:b/>
+          <w:bCs/>
+          <w:lang w:val="en-PK"/>
+        </w:rPr>
+      </w:pPr>
+      <w:r>
+        <w:rPr>
+          <w:b/>
+          <w:bCs/>
+          <w:lang w:val="en-PK"/>
+        </w:rPr>
+        <w:t>Repository Structure</w:t>
+      </w:r>
+    </w:p>
+    <w:p>
+      <w:pPr>
+        <w:jc w:val="center"/>
+        <w:rPr>
+          <w:b/>
+          <w:bCs/>
+          <w:lang w:val="en-PK"/>
+        </w:rPr>
+      </w:pPr>
+      <w:r>
+        <w:rPr>
+          <w:b/>
+          <w:bCs/>
+          <w:lang w:val="en-PK"/>
+        </w:rPr>
+        <w:drawing>
+          <wp:inline distT="0" distB="0" distL="0" distR="0" wp14:anchorId="112AE563" wp14:editId="2B78D7CE">
+            <wp:extent cx="5731510" cy="1748155"/>
+            <wp:effectExtent l="0" t="0" r="2540" b="4445"/>
+            <wp:docPr id="25115606" name="Picture 1"/>
+            <wp:cNvGraphicFramePr>
+              <a:graphicFrameLocks xmlns:a="http://schemas.openxmlformats.org/drawingml/2006/main" noChangeAspect="1"/>
+            </wp:cNvGraphicFramePr>
+            <a:graphic xmlns:a="http://schemas.openxmlformats.org/drawingml/2006/main">
+              <a:graphicData uri="http://schemas.openxmlformats.org/drawingml/2006/picture">
+                <pic:pic xmlns:pic="http://schemas.openxmlformats.org/drawingml/2006/picture">
+                  <pic:nvPicPr>
+                    <pic:cNvPr id="25115606" name=""/>
+                    <pic:cNvPicPr/>
+                  </pic:nvPicPr>
+                  <pic:blipFill>
+                    <a:blip r:embed="rId22"/>
+                    <a:stretch>
+                      <a:fillRect/>
+                    </a:stretch>
+                  </pic:blipFill>
+                  <pic:spPr>
+                    <a:xfrm>
+                      <a:off x="0" y="0"/>
+                      <a:ext cx="5731510" cy="1748155"/>
+                    </a:xfrm>
+                    <a:prstGeom prst="rect">
+                      <a:avLst/>
+                    </a:prstGeom>
+                  </pic:spPr>
+                </pic:pic>
+              </a:graphicData>
+            </a:graphic>
+          </wp:inline>
+        </w:drawing>
+      </w:r>
+    </w:p>
+    <w:p>
+      <w:pPr>
+        <w:rPr>
+          <w:lang w:val="en-PK"/>
+        </w:rPr>
+      </w:pPr>
+      <w:r>
+        <w:rPr>
+          <w:lang w:val="en-PK"/>
+        </w:rPr>
+        <w:t>The repository is organized as follows:</w:t>
+      </w:r>
+    </w:p>
+    <w:p>
+      <w:pPr>
+        <w:numPr>
+          <w:ilvl w:val="0"/>
+          <w:numId w:val="17"/>
+        </w:numPr>
+        <w:rPr>
+          <w:lang w:val="en-PK"/>
+        </w:rPr>
+      </w:pPr>
+      <w:r>
+        <w:rPr>
+          <w:b/>
+          <w:bCs/>
+          <w:lang w:val="en-PK"/>
+        </w:rPr>
+        <w:t>LICENSE</w:t>
+      </w:r>
+      <w:r>
+        <w:rPr>
+          <w:lang w:val="en-PK"/>
+        </w:rPr>
+        <w:t>: Specifies the terms under which the project can be used, modified, and distributed. This project is licensed under the MIT License.</w:t>
+      </w:r>
+    </w:p>
+    <w:p>
+      <w:pPr>
+        <w:numPr>
+          <w:ilvl w:val="0"/>
+          <w:numId w:val="17"/>
+        </w:numPr>
+        <w:rPr>
+          <w:lang w:val="en-PK"/>
+        </w:rPr>
+      </w:pPr>
+      <w:r>
+        <w:rPr>
+          <w:b/>
+          <w:bCs/>
+          <w:lang w:val="en-PK"/>
+        </w:rPr>
+        <w:t>README.md</w:t>
+      </w:r>
+      <w:r>
+        <w:rPr>
+          <w:lang w:val="en-PK"/>
+        </w:rPr>
+        <w:t>: Contains a comprehensive overview of the project, including setup instructions, tutorials, and results.</w:t>
+      </w:r>
+    </w:p>
+    <w:p>
+      <w:pPr>
+        <w:numPr>
+          <w:ilvl w:val="0"/>
+          <w:numId w:val="17"/>
+        </w:numPr>
+        <w:rPr>
+          <w:lang w:val="en-PK"/>
+        </w:rPr>
+      </w:pPr>
+      <w:r>
+        <w:rPr>
+          <w:b/>
+          <w:bCs/>
+          <w:lang w:val="en-PK"/>
+        </w:rPr>
+        <w:t>Diabetes_Prediction_Report.docx</w:t>
+      </w:r>
+      <w:r>
+        <w:rPr>
+          <w:lang w:val="en-PK"/>
+        </w:rPr>
+        <w:t>: A detailed report documenting the analysis, including methodology, results, and conclusions.</w:t>
+      </w:r>
+    </w:p>
+    <w:p>
+      <w:pPr>
+        <w:numPr>
+          <w:ilvl w:val="0"/>
+          <w:numId w:val="17"/>
+        </w:numPr>
+        <w:rPr>
+          <w:lang w:val="en-PK"/>
+        </w:rPr>
+      </w:pPr>
+      <w:proofErr w:type="spellStart"/>
+      <w:r>
+        <w:rPr>
+          <w:b/>
+          <w:bCs/>
+          <w:lang w:val="en-PK"/>
+        </w:rPr>
+        <w:lastRenderedPageBreak/>
+        <w:t>Diabetes_Prediction_Tutorial.ipynb</w:t>
+      </w:r>
+      <w:proofErr w:type="spellEnd"/>
+      <w:r>
+        <w:rPr>
+          <w:lang w:val="en-PK"/>
+        </w:rPr>
+        <w:t xml:space="preserve">: An interactive </w:t>
+      </w:r>
+      <w:proofErr w:type="spellStart"/>
+      <w:r>
+        <w:rPr>
+          <w:lang w:val="en-PK"/>
+        </w:rPr>
+        <w:t>Jupyter</w:t>
+      </w:r>
+      <w:proofErr w:type="spellEnd"/>
+      <w:r>
+        <w:rPr>
+          <w:lang w:val="en-PK"/>
+        </w:rPr>
+        <w:t xml:space="preserve"> Notebook that walks through the entire process, from data preprocessing and feature engineering to model evaluation.</w:t>
+      </w:r>
+    </w:p>
+    <w:p>
+      <w:pPr>
+        <w:numPr>
+          <w:ilvl w:val="0"/>
+          <w:numId w:val="17"/>
+        </w:numPr>
+        <w:rPr>
+          <w:lang w:val="en-PK"/>
+        </w:rPr>
+      </w:pPr>
+      <w:r>
+        <w:rPr>
+          <w:b/>
+          <w:bCs/>
+          <w:lang w:val="en-PK"/>
+        </w:rPr>
+        <w:t>requirements.txt</w:t>
+      </w:r>
+      <w:r>
+        <w:rPr>
+          <w:lang w:val="en-PK"/>
+        </w:rPr>
+        <w:t>: Lists all the dependencies required to run the code, ensuring easy setup for new users.</w:t>
+      </w:r>
+    </w:p>
+    <w:p>
+      <w:pPr>
+        <w:rPr>
+          <w:lang w:val="en-PK"/>
+        </w:rPr>
+      </w:pPr>
+      <w:r>
+        <w:rPr>
+          <w:lang w:val="en-PK"/>
+        </w:rPr>
+        <w:pict w14:anchorId="46A6DE50">
+          <v:rect id="_x0000_i1082" style="width:0;height:1.5pt" o:hralign="center" o:hrstd="t" o:hr="t" fillcolor="#a0a0a0" stroked="f"/>
+        </w:pict>
+      </w:r>
+    </w:p>
+    <w:p>
+      <w:pPr>
+        <w:rPr>
+          <w:b/>
+          <w:bCs/>
+          <w:lang w:val="en-PK"/>
+        </w:rPr>
+      </w:pPr>
+      <w:r>
+        <w:rPr>
+          <w:b/>
+          <w:bCs/>
+          <w:lang w:val="en-PK"/>
+        </w:rPr>
+        <w:t>Repository Links</w:t>
+      </w:r>
+    </w:p>
+    <w:p>
+      <w:pPr>
+        <w:numPr>
+          <w:ilvl w:val="0"/>
+          <w:numId w:val="18"/>
+        </w:numPr>
+        <w:rPr>
+          <w:lang w:val="en-PK"/>
+        </w:rPr>
+      </w:pPr>
+      <w:r>
+        <w:rPr>
+          <w:b/>
+          <w:bCs/>
+          <w:lang w:val="en-PK"/>
+        </w:rPr>
+        <w:t>GitHub Repository</w:t>
+      </w:r>
+      <w:r>
+        <w:rPr>
+          <w:lang w:val="en-PK"/>
+        </w:rPr>
+        <w:t xml:space="preserve">: Access the complete project </w:t>
+      </w:r>
+      <w:hyperlink r:id="rId23" w:history="1">
+        <w:r>
+          <w:rPr>
+            <w:rStyle w:val="Hyperlink"/>
+            <w:lang w:val="en-PK"/>
+          </w:rPr>
+          <w:t>here</w:t>
+        </w:r>
+      </w:hyperlink>
+      <w:r>
+        <w:rPr>
+          <w:lang w:val="en-PK"/>
+        </w:rPr>
+        <w:t>.</w:t>
+      </w:r>
+    </w:p>
+    <w:p>
+      <w:pPr>
+        <w:numPr>
+          <w:ilvl w:val="0"/>
+          <w:numId w:val="18"/>
+        </w:numPr>
+        <w:rPr>
+          <w:lang w:val="en-PK"/>
+        </w:rPr>
+      </w:pPr>
+      <w:r>
+        <w:rPr>
+          <w:b/>
+          <w:bCs/>
+          <w:lang w:val="en-PK"/>
+        </w:rPr>
+        <w:t xml:space="preserve">Interactive </w:t>
+      </w:r>
+      <w:proofErr w:type="spellStart"/>
+      <w:r>
+        <w:rPr>
+          <w:b/>
+          <w:bCs/>
+          <w:lang w:val="en-PK"/>
+        </w:rPr>
+        <w:t>Jupyter</w:t>
+      </w:r>
+      <w:proofErr w:type="spellEnd"/>
+      <w:r>
+        <w:rPr>
+          <w:b/>
+          <w:bCs/>
+          <w:lang w:val="en-PK"/>
+        </w:rPr>
+        <w:t xml:space="preserve"> Notebook</w:t>
+      </w:r>
+      <w:r>
+        <w:rPr>
+          <w:lang w:val="en-PK"/>
+        </w:rPr>
+        <w:t>: A step-by-step guide to replicate the analysis and train the models.</w:t>
+      </w:r>
+    </w:p>
+    <w:p>
+      <w:pPr>
+        <w:numPr>
+          <w:ilvl w:val="0"/>
+          <w:numId w:val="18"/>
+        </w:numPr>
+        <w:rPr>
+          <w:lang w:val="en-PK"/>
+        </w:rPr>
+      </w:pPr>
+      <w:r>
+        <w:rPr>
+          <w:b/>
+          <w:bCs/>
+          <w:lang w:val="en-PK"/>
+        </w:rPr>
+        <w:t>README File</w:t>
+      </w:r>
+      <w:r>
+        <w:rPr>
+          <w:lang w:val="en-PK"/>
+        </w:rPr>
+        <w:t>: Detailed project documentation, including usage instructions and references.</w:t>
+      </w:r>
+    </w:p>
+    <w:p>
+      <w:pPr>
+        <w:rPr>
+          <w:lang w:val="en-PK"/>
+        </w:rPr>
+      </w:pPr>
+      <w:r>
+        <w:rPr>
+          <w:lang w:val="en-PK"/>
+        </w:rPr>
+        <w:pict w14:anchorId="0AAB823A">
+          <v:rect id="_x0000_i1083" style="width:0;height:1.5pt" o:hralign="center" o:hrstd="t" o:hr="t" fillcolor="#a0a0a0" stroked="f"/>
+        </w:pict>
+      </w:r>
+    </w:p>
+    <w:p>
+      <w:pPr>
+        <w:rPr>
+          <w:b/>
+          <w:bCs/>
+          <w:lang w:val="en-PK"/>
+        </w:rPr>
+      </w:pPr>
+      <w:r>
+        <w:rPr>
+          <w:b/>
+          <w:bCs/>
+          <w:lang w:val="en-PK"/>
+        </w:rPr>
+        <w:t>Instructions for Setup and Usage</w:t>
+      </w:r>
+    </w:p>
+    <w:p>
+      <w:pPr>
+        <w:rPr>
+          <w:lang w:val="en-PK"/>
+        </w:rPr>
+      </w:pPr>
+      <w:r>
+        <w:rPr>
+          <w:lang w:val="en-PK"/>
+        </w:rPr>
+        <w:t>To get started with this project, follow these steps:</w:t>
+      </w:r>
+    </w:p>
+    <w:p>
+      <w:pPr>
+        <w:numPr>
+          <w:ilvl w:val="0"/>
+          <w:numId w:val="19"/>
+        </w:numPr>
+        <w:rPr>
+          <w:lang w:val="en-PK"/>
+        </w:rPr>
+      </w:pPr>
+      <w:r>
+        <w:rPr>
+          <w:b/>
+          <w:bCs/>
+          <w:lang w:val="en-PK"/>
+        </w:rPr>
+        <w:t>Clone the repository</w:t>
+      </w:r>
+      <w:r>
+        <w:rPr>
+          <w:lang w:val="en-PK"/>
+        </w:rPr>
+        <w:t>:</w:t>
+      </w:r>
+    </w:p>
+    <w:p>
+      <w:pPr>
+        <w:pStyle w:val="Quote"/>
+        <w:rPr>
+          <w:lang w:val="en-PK"/>
+        </w:rPr>
+      </w:pPr>
+      <w:r>
+        <w:rPr>
+          <w:lang w:val="en-PK"/>
+        </w:rPr>
+        <w:t xml:space="preserve">git clone </w:t>
+      </w:r>
+      <w:r>
+        <w:rPr>
+          <w:lang w:val="en-PK"/>
+        </w:rPr>
+        <w:t>https://github.com/sab110/Classification-Task-Diabetics.git</w:t>
+      </w:r>
+    </w:p>
+    <w:p>
+      <w:pPr>
+        <w:pStyle w:val="Quote"/>
+        <w:rPr>
+          <w:lang w:val="en-PK"/>
+        </w:rPr>
+      </w:pPr>
+      <w:r>
+        <w:rPr>
+          <w:lang w:val="en-PK"/>
+        </w:rPr>
+        <w:t xml:space="preserve">cd </w:t>
+      </w:r>
+      <w:r>
+        <w:t>Classification-Task-Diabetics</w:t>
+      </w:r>
+    </w:p>
+    <w:p>
+      <w:pPr>
+        <w:numPr>
+          <w:ilvl w:val="0"/>
+          <w:numId w:val="19"/>
+        </w:numPr>
+        <w:rPr>
+          <w:lang w:val="en-PK"/>
+        </w:rPr>
+      </w:pPr>
+      <w:r>
+        <w:rPr>
+          <w:b/>
+          <w:bCs/>
+          <w:lang w:val="en-PK"/>
+        </w:rPr>
+        <w:t>Install the required dependencies</w:t>
+      </w:r>
+      <w:r>
+        <w:rPr>
+          <w:lang w:val="en-PK"/>
+        </w:rPr>
+        <w:t>:</w:t>
+      </w:r>
+    </w:p>
+    <w:p>
+      <w:pPr>
+        <w:pStyle w:val="Quote"/>
+        <w:rPr>
+          <w:lang w:val="en-PK"/>
+        </w:rPr>
+      </w:pPr>
+      <w:r>
+        <w:rPr>
+          <w:lang w:val="en-PK"/>
+        </w:rPr>
+        <w:t>pip install -r requirements.txt</w:t>
+      </w:r>
+    </w:p>
+    <w:p>
+      <w:pPr>
+        <w:numPr>
+          <w:ilvl w:val="0"/>
+          <w:numId w:val="19"/>
+        </w:numPr>
+        <w:rPr>
+          <w:lang w:val="en-PK"/>
+        </w:rPr>
+      </w:pPr>
+      <w:r>
+        <w:rPr>
+          <w:b/>
+          <w:bCs/>
+          <w:lang w:val="en-PK"/>
+        </w:rPr>
+        <w:t xml:space="preserve">Open the </w:t>
+      </w:r>
+      <w:proofErr w:type="spellStart"/>
+      <w:r>
+        <w:rPr>
+          <w:b/>
+          <w:bCs/>
+          <w:lang w:val="en-PK"/>
+        </w:rPr>
+        <w:t>Jupyter</w:t>
+      </w:r>
+      <w:proofErr w:type="spellEnd"/>
+      <w:r>
+        <w:rPr>
+          <w:b/>
+          <w:bCs/>
+          <w:lang w:val="en-PK"/>
+        </w:rPr>
+        <w:t xml:space="preserve"> Notebook</w:t>
+      </w:r>
+      <w:r>
+        <w:rPr>
+          <w:lang w:val="en-PK"/>
+        </w:rPr>
+        <w:t>:</w:t>
+      </w:r>
+    </w:p>
+    <w:p>
+      <w:pPr>
+        <w:pStyle w:val="Quote"/>
+        <w:rPr>
+          <w:lang w:val="en-PK"/>
+        </w:rPr>
+      </w:pPr>
+      <w:proofErr w:type="spellStart"/>
+      <w:r>
+        <w:rPr>
+          <w:lang w:val="en-PK"/>
+        </w:rPr>
+        <w:t>jupyter</w:t>
+      </w:r>
+      <w:proofErr w:type="spellEnd"/>
+      <w:r>
+        <w:rPr>
+          <w:lang w:val="en-PK"/>
+        </w:rPr>
+        <w:t xml:space="preserve"> notebook</w:t>
+      </w:r>
+    </w:p>
+    <w:p>
+      <w:pPr>
+        <w:numPr>
+          <w:ilvl w:val="0"/>
+          <w:numId w:val="19"/>
+        </w:numPr>
+        <w:rPr>
+          <w:lang w:val="en-PK"/>
+        </w:rPr>
+      </w:pPr>
+      <w:r>
+        <w:rPr>
+          <w:lang w:val="en-PK"/>
+        </w:rPr>
+        <w:t xml:space="preserve">Follow the </w:t>
+      </w:r>
+      <w:proofErr w:type="spellStart"/>
+      <w:r>
+        <w:rPr>
+          <w:lang w:val="en-PK"/>
+        </w:rPr>
+        <w:t>Diabetes_Prediction_Tutorial.ipynb</w:t>
+      </w:r>
+      <w:proofErr w:type="spellEnd"/>
+      <w:r>
+        <w:rPr>
+          <w:lang w:val="en-PK"/>
+        </w:rPr>
+        <w:t xml:space="preserve"> notebook to preprocess the data, train the models, and evaluate their performance.</w:t>
+      </w:r>
+    </w:p>
+    <w:p>
+      <w:pPr>
+        <w:rPr>
+          <w:lang w:val="en-PK"/>
+        </w:rPr>
+      </w:pPr>
+      <w:r>
+        <w:rPr>
+          <w:lang w:val="en-PK"/>
+        </w:rPr>
+        <w:pict w14:anchorId="70AF9268">
+          <v:rect id="_x0000_i1084" style="width:0;height:1.5pt" o:hralign="center" o:hrstd="t" o:hr="t" fillcolor="#a0a0a0" stroked="f"/>
+        </w:pict>
+      </w:r>
+    </w:p>
+    <w:p>
+      <w:pPr>
+        <w:rPr>
+          <w:b/>
+          <w:bCs/>
+          <w:lang w:val="en-PK"/>
+        </w:rPr>
+      </w:pPr>
+      <w:r>
+        <w:rPr>
+          <w:b/>
+          <w:bCs/>
+          <w:lang w:val="en-PK"/>
+        </w:rPr>
+        <w:t>Key Features of the Repository</w:t>
+      </w:r>
+    </w:p>
+    <w:p>
+      <w:pPr>
+        <w:numPr>
+          <w:ilvl w:val="0"/>
+          <w:numId w:val="20"/>
+        </w:numPr>
+        <w:rPr>
+          <w:lang w:val="en-PK"/>
+        </w:rPr>
+      </w:pPr>
+      <w:r>
+        <w:rPr>
+          <w:b/>
+          <w:bCs/>
+          <w:lang w:val="en-PK"/>
+        </w:rPr>
+        <w:t>Documentation</w:t>
+      </w:r>
+      <w:r>
+        <w:rPr>
+          <w:lang w:val="en-PK"/>
+        </w:rPr>
+        <w:t>:</w:t>
+      </w:r>
+    </w:p>
+    <w:p>
+      <w:pPr>
+        <w:numPr>
+          <w:ilvl w:val="1"/>
+          <w:numId w:val="20"/>
+        </w:numPr>
+        <w:rPr>
+          <w:lang w:val="en-PK"/>
+        </w:rPr>
+      </w:pPr>
+      <w:r>
+        <w:rPr>
+          <w:lang w:val="en-PK"/>
+        </w:rPr>
+        <w:t>The README.md provides an overview, setup instructions, and a summary of results.</w:t>
+      </w:r>
+    </w:p>
+    <w:p>
+      <w:pPr>
+        <w:numPr>
+          <w:ilvl w:val="1"/>
+          <w:numId w:val="20"/>
+        </w:numPr>
+        <w:rPr>
+          <w:lang w:val="en-PK"/>
+        </w:rPr>
+      </w:pPr>
+      <w:r>
+        <w:rPr>
+          <w:lang w:val="en-PK"/>
+        </w:rPr>
+        <w:lastRenderedPageBreak/>
+        <w:t>The Diabetes_Prediction_Report.docx offers an in-depth analysis and insights into the project.</w:t>
+      </w:r>
+    </w:p>
+    <w:p>
+      <w:pPr>
+        <w:numPr>
+          <w:ilvl w:val="0"/>
+          <w:numId w:val="20"/>
+        </w:numPr>
+        <w:rPr>
+          <w:lang w:val="en-PK"/>
+        </w:rPr>
+      </w:pPr>
+      <w:r>
+        <w:rPr>
+          <w:b/>
+          <w:bCs/>
+          <w:lang w:val="en-PK"/>
+        </w:rPr>
+        <w:t>Code</w:t>
+      </w:r>
+      <w:r>
+        <w:rPr>
+          <w:lang w:val="en-PK"/>
+        </w:rPr>
+        <w:t>:</w:t>
+      </w:r>
+    </w:p>
+    <w:p>
+      <w:pPr>
+        <w:numPr>
+          <w:ilvl w:val="1"/>
+          <w:numId w:val="20"/>
+        </w:numPr>
+        <w:rPr>
+          <w:lang w:val="en-PK"/>
+        </w:rPr>
+      </w:pPr>
+      <w:r>
+        <w:rPr>
+          <w:lang w:val="en-PK"/>
+        </w:rPr>
+        <w:t xml:space="preserve">The </w:t>
+      </w:r>
+      <w:proofErr w:type="spellStart"/>
+      <w:r>
+        <w:rPr>
+          <w:lang w:val="en-PK"/>
+        </w:rPr>
+        <w:t>Diabetes_Prediction_Tutorial.ipynb</w:t>
+      </w:r>
+      <w:proofErr w:type="spellEnd"/>
+      <w:r>
+        <w:rPr>
+          <w:lang w:val="en-PK"/>
+        </w:rPr>
+        <w:t xml:space="preserve"> contains well-documented code and visualizations, making it easy to follow the process.</w:t>
+      </w:r>
+    </w:p>
+    <w:p>
+      <w:pPr>
+        <w:numPr>
+          <w:ilvl w:val="0"/>
+          <w:numId w:val="20"/>
+        </w:numPr>
+        <w:rPr>
+          <w:lang w:val="en-PK"/>
+        </w:rPr>
+      </w:pPr>
+      <w:r>
+        <w:rPr>
+          <w:b/>
+          <w:bCs/>
+          <w:lang w:val="en-PK"/>
+        </w:rPr>
+        <w:t>Reproducibility</w:t>
+      </w:r>
+      <w:r>
+        <w:rPr>
+          <w:lang w:val="en-PK"/>
+        </w:rPr>
+        <w:t>:</w:t>
+      </w:r>
+    </w:p>
+    <w:p>
+      <w:pPr>
+        <w:numPr>
+          <w:ilvl w:val="1"/>
+          <w:numId w:val="20"/>
+        </w:numPr>
+        <w:rPr>
+          <w:lang w:val="en-PK"/>
+        </w:rPr>
+      </w:pPr>
+      <w:r>
+        <w:rPr>
+          <w:lang w:val="en-PK"/>
+        </w:rPr>
+        <w:t>All dependencies are listed in the requirements.txt file.</w:t>
+      </w:r>
+    </w:p>
+    <w:p>
+      <w:pPr>
+        <w:numPr>
+          <w:ilvl w:val="1"/>
+          <w:numId w:val="20"/>
+        </w:numPr>
+        <w:rPr>
+          <w:lang w:val="en-PK"/>
+        </w:rPr>
+      </w:pPr>
+      <w:r>
+        <w:rPr>
+          <w:lang w:val="en-PK"/>
+        </w:rPr>
+        <w:t>The MIT License ensures users can freely use and modify the project.</w:t>
+      </w:r>
+    </w:p>
+    <w:p>
+      <w:pPr>
+        <w:numPr>
+          <w:ilvl w:val="0"/>
+          <w:numId w:val="20"/>
+        </w:numPr>
+        <w:rPr>
+          <w:lang w:val="en-PK"/>
+        </w:rPr>
+      </w:pPr>
+      <w:r>
+        <w:rPr>
+          <w:b/>
+          <w:bCs/>
+          <w:lang w:val="en-PK"/>
+        </w:rPr>
+        <w:t>Visualization</w:t>
+      </w:r>
+      <w:r>
+        <w:rPr>
+          <w:lang w:val="en-PK"/>
+        </w:rPr>
+        <w:t>:</w:t>
+      </w:r>
+    </w:p>
+    <w:p>
+      <w:pPr>
+        <w:numPr>
+          <w:ilvl w:val="1"/>
+          <w:numId w:val="20"/>
+        </w:numPr>
+        <w:rPr>
+          <w:lang w:val="en-PK"/>
+        </w:rPr>
+      </w:pPr>
+      <w:r>
+        <w:rPr>
+          <w:lang w:val="en-PK"/>
+        </w:rPr>
+        <w:t>The repository includes pre-generated plots and visualizations, such as feature importance graphs, confusion matrices, and ROC curves.</w:t>
+      </w:r>
+    </w:p>
+    <w:p>
+      <w:pPr>
+        <w:rPr>
+          <w:lang w:val="en-PK"/>
+        </w:rPr>
+      </w:pPr>
+      <w:r>
+        <w:rPr>
+          <w:lang w:val="en-PK"/>
+        </w:rPr>
+        <w:pict w14:anchorId="1A90877C">
+          <v:rect id="_x0000_i1085" style="width:0;height:1.5pt" o:hralign="center" o:hrstd="t" o:hr="t" fillcolor="#a0a0a0" stroked="f"/>
+        </w:pict>
+      </w:r>
+    </w:p>
+    <w:p>
+      <w:pPr>
+        <w:rPr>
+          <w:b/>
+          <w:bCs/>
+          <w:lang w:val="en-PK"/>
+        </w:rPr>
+      </w:pPr>
+      <w:r>
+        <w:rPr>
+          <w:b/>
+          <w:bCs/>
+          <w:lang w:val="en-PK"/>
+        </w:rPr>
+        <w:t>Contribution Guidelines</w:t>
+      </w:r>
+    </w:p>
+    <w:p>
+      <w:pPr>
+        <w:rPr>
+          <w:lang w:val="en-PK"/>
+        </w:rPr>
+      </w:pPr>
+      <w:r>
+        <w:rPr>
+          <w:lang w:val="en-PK"/>
+        </w:rPr>
+        <w:t>We welcome contributions to improve and expand this project! To contribute:</w:t>
+      </w:r>
+    </w:p>
+    <w:p>
+      <w:pPr>
+        <w:numPr>
+          <w:ilvl w:val="0"/>
+          <w:numId w:val="21"/>
+        </w:numPr>
+        <w:rPr>
+          <w:lang w:val="en-PK"/>
+        </w:rPr>
+      </w:pPr>
+      <w:r>
+        <w:rPr>
+          <w:lang w:val="en-PK"/>
+        </w:rPr>
+        <w:t>Fork the repository.</w:t>
+      </w:r>
+    </w:p>
+    <w:p>
+      <w:pPr>
+        <w:numPr>
+          <w:ilvl w:val="0"/>
+          <w:numId w:val="21"/>
+        </w:numPr>
+        <w:rPr>
+          <w:lang w:val="en-PK"/>
+        </w:rPr>
+      </w:pPr>
+      <w:r>
+        <w:rPr>
+          <w:lang w:val="en-PK"/>
+        </w:rPr>
+        <w:t>Clone your fork:</w:t>
+      </w:r>
+    </w:p>
+    <w:p>
+      <w:pPr>
+        <w:pStyle w:val="Quote"/>
+        <w:rPr>
+          <w:lang w:val="en-PK"/>
+        </w:rPr>
+      </w:pPr>
+      <w:r>
+        <w:rPr>
+          <w:lang w:val="en-PK"/>
+        </w:rPr>
+        <w:t xml:space="preserve">git clone </w:t>
+      </w:r>
+      <w:r>
+        <w:rPr>
+          <w:lang w:val="en-PK"/>
+        </w:rPr>
+        <w:t>https://github.com/sab110/Classification-Task-Diabetics.git</w:t>
+      </w:r>
+    </w:p>
+    <w:p>
+      <w:pPr>
+        <w:numPr>
+          <w:ilvl w:val="0"/>
+          <w:numId w:val="21"/>
+        </w:numPr>
+        <w:rPr>
+          <w:lang w:val="en-PK"/>
+        </w:rPr>
+      </w:pPr>
+      <w:r>
+        <w:rPr>
+          <w:lang w:val="en-PK"/>
+        </w:rPr>
+        <w:t>Create a feature branch:</w:t>
+      </w:r>
+    </w:p>
+    <w:p>
+      <w:pPr>
+        <w:pStyle w:val="Quote"/>
+        <w:rPr>
+          <w:lang w:val="en-PK"/>
+        </w:rPr>
+      </w:pPr>
+      <w:r>
+        <w:rPr>
+          <w:lang w:val="en-PK"/>
+        </w:rPr>
+        <w:t xml:space="preserve">git checkout -b </w:t>
+      </w:r>
+      <w:r>
+        <w:rPr>
+          <w:lang w:val="en-PK"/>
+        </w:rPr>
+        <w:t>main</w:t>
+      </w:r>
+    </w:p>
+    <w:p>
+      <w:pPr>
+        <w:numPr>
+          <w:ilvl w:val="0"/>
+          <w:numId w:val="21"/>
+        </w:numPr>
+        <w:rPr>
+          <w:lang w:val="en-PK"/>
+        </w:rPr>
+      </w:pPr>
+      <w:r>
+        <w:rPr>
+          <w:lang w:val="en-PK"/>
+        </w:rPr>
+        <w:t>Commit and push your changes:</w:t>
+      </w:r>
+    </w:p>
+    <w:p>
+      <w:pPr>
+        <w:pStyle w:val="Quote"/>
+        <w:rPr>
+          <w:lang w:val="en-PK"/>
+        </w:rPr>
+      </w:pPr>
+      <w:r>
+        <w:rPr>
+          <w:lang w:val="en-PK"/>
+        </w:rPr>
+        <w:t>git commit -m "Description of changes"</w:t>
+      </w:r>
+    </w:p>
+    <w:p>
+      <w:pPr>
+        <w:pStyle w:val="Quote"/>
+        <w:rPr>
+          <w:lang w:val="en-PK"/>
+        </w:rPr>
+      </w:pPr>
+      <w:r>
+        <w:rPr>
+          <w:lang w:val="en-PK"/>
+        </w:rPr>
+        <w:t xml:space="preserve">git push origin </w:t>
+      </w:r>
+      <w:r>
+        <w:rPr>
+          <w:lang w:val="en-PK"/>
+        </w:rPr>
+        <w:t>main</w:t>
+      </w:r>
+    </w:p>
+    <w:p>
+      <w:pPr>
+        <w:numPr>
+          <w:ilvl w:val="0"/>
+          <w:numId w:val="21"/>
+        </w:numPr>
+        <w:rPr>
+          <w:lang w:val="en-PK"/>
+        </w:rPr>
+      </w:pPr>
+      <w:r>
+        <w:rPr>
+          <w:lang w:val="en-PK"/>
+        </w:rPr>
+        <w:t>Submit a pull request for review.</w:t>
+      </w:r>
+    </w:p>
+    <w:p>
+      <w:pPr>
+        <w:rPr>
+          <w:lang w:val="en-PK"/>
+        </w:rPr>
+      </w:pPr>
+      <w:r>
+        <w:rPr>
+          <w:lang w:val="en-PK"/>
+        </w:rPr>
+        <w:pict w14:anchorId="35AA6282">
+          <v:rect id="_x0000_i1086" style="width:0;height:1.5pt" o:hralign="center" o:hrstd="t" o:hr="t" fillcolor="#a0a0a0" stroked="f"/>
+        </w:pict>
+      </w:r>
+    </w:p>
+    <w:p>
+      <w:pPr>
+        <w:rPr>
+          <w:b/>
+          <w:bCs/>
+          <w:lang w:val="en-PK"/>
+        </w:rPr>
+      </w:pPr>
+      <w:r>
+        <w:rPr>
+          <w:b/>
+          <w:bCs/>
+          <w:lang w:val="en-PK"/>
+        </w:rPr>
+        <w:t>Licensing</w:t>
+      </w:r>
+    </w:p>
+    <w:p>
+      <w:pPr>
+        <w:rPr>
+          <w:lang w:val="en-PK"/>
+        </w:rPr>
+      </w:pPr>
+      <w:r>
+        <w:rPr>
+          <w:lang w:val="en-PK"/>
+        </w:rPr>
+        <w:t>This project is licensed under the MIT License. For more information, refer to the LICENSE file in the repository.</w:t>
+      </w:r>
+    </w:p>
+    <w:p/>
+    <w:p/>
+    <w:p>
+      <w:pPr>
+        <w:rPr>
+          <w:b/>
+          <w:bCs/>
+        </w:rPr>
+      </w:pPr>
+      <w:r>
+        <w:rPr>
+          <w:b/>
+          <w:bCs/>
+        </w:rPr>
+        <w:lastRenderedPageBreak/>
+        <w:t>References</w:t>
+      </w:r>
+    </w:p>
+    <w:p>
+      <w:pPr>
+        <w:pStyle w:val="ListParagraph"/>
+        <w:numPr>
+          <w:ilvl w:val="0"/>
+          <w:numId w:val="12"/>
+        </w:numPr>
+        <w:rPr>
+          <w:lang w:val="en-PK"/>
+        </w:rPr>
+      </w:pPr>
+      <w:r>
+        <w:rPr>
+          <w:b/>
+          <w:bCs/>
+          <w:lang w:val="en-PK"/>
+        </w:rPr>
+        <w:t>Dataset Source</w:t>
+      </w:r>
+      <w:r>
+        <w:rPr>
+          <w:lang w:val="en-PK"/>
+        </w:rPr>
+        <w:t xml:space="preserve">: Harrison, J., et al. (2023). UCI Machine Learning Repository: Pima Indians Diabetes Dataset. Retrieved from </w:t>
+      </w:r>
+      <w:hyperlink r:id="rId24" w:tgtFrame="_new" w:history="1">
         <w:r>
           <w:rPr>
             <w:rStyle w:val="Hyperlink"/>
@@ -4285,9 +4637,10 @@
     </w:p>
     <w:p>
       <w:pPr>
+        <w:pStyle w:val="ListParagraph"/>
         <w:numPr>
           <w:ilvl w:val="0"/>
-          <w:numId w:val="16"/>
+          <w:numId w:val="12"/>
         </w:numPr>
         <w:rPr>
           <w:lang w:val="en-PK"/>
@@ -4295,44 +4648,25 @@
       </w:pPr>
       <w:r>
         <w:rPr>
-          <w:lang w:val="en-PK"/>
-        </w:rPr>
-        <w:t xml:space="preserve">Pedregosa, F., et al. (2011). </w:t>
-      </w:r>
-      <w:r>
-        <w:rPr>
-          <w:i/>
-          <w:iCs/>
-          <w:lang w:val="en-PK"/>
-        </w:rPr>
-        <w:t>Scikit-learn: Machine Learning in Python</w:t>
-      </w:r>
-      <w:r>
-        <w:rPr>
-          <w:lang w:val="en-PK"/>
-        </w:rPr>
-        <w:t xml:space="preserve">. </w:t>
-      </w:r>
-      <w:r>
-        <w:rPr>
-          <w:i/>
-          <w:iCs/>
-          <w:lang w:val="en-PK"/>
-        </w:rPr>
-        <w:t>Journal of Machine Learning Research</w:t>
-      </w:r>
-      <w:r>
-        <w:rPr>
-          <w:lang w:val="en-PK"/>
-        </w:rPr>
-        <w:t>, 12, 2825–2830.</w:t>
-      </w:r>
-    </w:p>
-    <w:p>
-      <w:pPr>
+          <w:b/>
+          <w:bCs/>
+          <w:lang w:val="en-PK"/>
+        </w:rPr>
+        <w:t>Scikit-learn</w:t>
+      </w:r>
+      <w:r>
+        <w:rPr>
+          <w:lang w:val="en-PK"/>
+        </w:rPr>
+        <w:t>: Pedregosa, F., et al. (2011). Scikit-learn: Machine Learning in Python. Journal of Machine Learning Research, 12, 2825–2830.</w:t>
+      </w:r>
+    </w:p>
+    <w:p>
+      <w:pPr>
+        <w:pStyle w:val="ListParagraph"/>
         <w:numPr>
           <w:ilvl w:val="0"/>
-          <w:numId w:val="16"/>
+          <w:numId w:val="12"/>
         </w:numPr>
         <w:rPr>
           <w:lang w:val="en-PK"/>
@@ -4340,28 +4674,84 @@
       </w:pPr>
       <w:r>
         <w:rPr>
-          <w:lang w:val="en-PK"/>
-        </w:rPr>
-        <w:t xml:space="preserve">Chollet, F. (2017). </w:t>
-      </w:r>
-      <w:r>
-        <w:rPr>
-          <w:i/>
-          <w:iCs/>
-          <w:lang w:val="en-PK"/>
-        </w:rPr>
-        <w:t>Deep Learning with Python</w:t>
-      </w:r>
-      <w:r>
-        <w:rPr>
-          <w:lang w:val="en-PK"/>
-        </w:rPr>
-        <w:t>. Manning Publications.</w:t>
-      </w:r>
-    </w:p>
-    <w:p/>
+          <w:b/>
+          <w:bCs/>
+          <w:lang w:val="en-PK"/>
+        </w:rPr>
+        <w:t>Visualization Tools</w:t>
+      </w:r>
+      <w:r>
+        <w:rPr>
+          <w:lang w:val="en-PK"/>
+        </w:rPr>
+        <w:t>: Seaborn and Matplotlib Documentation (2023).</w:t>
+      </w:r>
+    </w:p>
+    <w:p>
+      <w:pPr>
+        <w:pStyle w:val="ListParagraph"/>
+        <w:numPr>
+          <w:ilvl w:val="0"/>
+          <w:numId w:val="12"/>
+        </w:numPr>
+        <w:rPr>
+          <w:lang w:val="en-PK"/>
+        </w:rPr>
+      </w:pPr>
+      <w:r>
+        <w:rPr>
+          <w:b/>
+          <w:bCs/>
+          <w:lang w:val="en-PK"/>
+        </w:rPr>
+        <w:t>ROC Analysis</w:t>
+      </w:r>
+      <w:r>
+        <w:rPr>
+          <w:lang w:val="en-PK"/>
+        </w:rPr>
+        <w:t>: Fawcett, T. (2006). An Introduction to ROC Analysis. Pattern Recognition Letters.</w:t>
+      </w:r>
+    </w:p>
+    <w:p>
+      <w:pPr>
+        <w:pStyle w:val="ListParagraph"/>
+        <w:numPr>
+          <w:ilvl w:val="0"/>
+          <w:numId w:val="12"/>
+        </w:numPr>
+      </w:pPr>
+      <w:r>
+        <w:rPr>
+          <w:b/>
+          <w:bCs/>
+          <w:lang w:val="en-PK"/>
+        </w:rPr>
+        <w:t>Random Forest</w:t>
+      </w:r>
+      <w:r>
+        <w:rPr>
+          <w:lang w:val="en-PK"/>
+        </w:rPr>
+        <w:t xml:space="preserve">: </w:t>
+      </w:r>
+      <w:proofErr w:type="spellStart"/>
+      <w:r>
+        <w:rPr>
+          <w:lang w:val="en-PK"/>
+        </w:rPr>
+        <w:t>Breiman</w:t>
+      </w:r>
+      <w:proofErr w:type="spellEnd"/>
+      <w:r>
+        <w:rPr>
+          <w:lang w:val="en-PK"/>
+        </w:rPr>
+        <w:t>, L. (2001). Random Forests. Machine Learning Journal.</w:t>
+      </w:r>
+    </w:p>
     <w:sectPr>
-      <w:footerReference w:type="default" r:id="rId23"/>
+      <w:footerReference w:type="default" r:id="rId25"/>
       <w:pgSz w:w="11906" w:h="16838"/>
       <w:pgMar w:top="1440" w:right="1440" w:bottom="1440" w:left="1440" w:header="708" w:footer="708" w:gutter="0"/>
       <w:cols w:space="708"/>
@@ -4475,7 +4865,125 @@
 
 <file path=word/numbering.xml><?xml version="1.0" encoding="utf-8"?>
 <w:numbering xmlns:wpc="http://schemas.microsoft.com/office/word/2010/wordprocessingCanvas" xmlns:cx="http://schemas.microsoft.com/office/drawing/2014/chartex" xmlns:cx1="http://schemas.microsoft.com/office/drawing/2015/9/8/chartex" xmlns:cx2="http://schemas.microsoft.com/office/drawing/2015/10/21/chartex" xmlns:cx3="http://schemas.microsoft.com/office/drawing/2016/5/9/chartex" xmlns:cx4="http://schemas.microsoft.com/office/drawing/2016/5/10/chartex" xmlns:cx5="http://schemas.microsoft.com/office/drawing/2016/5/11/chartex" xmlns:cx6="http://schemas.microsoft.com/office/drawing/2016/5/12/chartex" xmlns:cx7="http://schemas.microsoft.com/office/drawing/2016/5/13/chartex" xmlns:cx8="http://schemas.microsoft.com/office/drawing/2016/5/14/chartex" xmlns:mc="http://schemas.openxmlformats.org/markup-compatibility/2006" xmlns:aink="http://schemas.microsoft.com/office/drawing/2016/ink" xmlns:am3d="http://schemas.microsoft.com/office/drawing/2017/model3d" xmlns:o="urn:schemas-microsoft-com:office:office" xmlns:oel="http://schemas.microsoft.com/office/2019/extlst" xmlns:r="http://schemas.openxmlformats.org/officeDocument/2006/relationships" xmlns:m="http://schemas.openxmlformats.org/officeDocument/2006/math" xmlns:v="urn:schemas-microsoft-com:vml" xmlns:wp14="http://schemas.microsoft.com/office/word/2010/wordprocessingDrawing" xmlns:wp="http://schemas.openxmlformats.org/drawingml/2006/wordprocessingDrawing" xmlns:w10="urn:schemas-microsoft-com:office:word" xmlns:w="http://schemas.openxmlformats.org/wordprocessingml/2006/main" xmlns:w14="http://schemas.microsoft.com/office/word/2010/wordml" xmlns:w15="http://schemas.microsoft.com/office/word/2012/wordml" xmlns:w16cex="http://schemas.microsoft.com/office/word/2018/wordml/cex" xmlns:w16cid="http://schemas.microsoft.com/office/word/2016/wordml/cid" xmlns:w16="http://schemas.microsoft.com/office/word/2018/wordml" xmlns:w16du="http://schemas.microsoft.com/office/word/2023/wordml/word16du" xmlns:w16sdtdh="http://schemas.microsoft.com/office/word/2020/wordml/sdtdatahash" xmlns:w16se="http://schemas.microsoft.com/office/word/2015/wordml/symex" xmlns:wpg="http://schemas.microsoft.com/office/word/2010/wordprocessingGroup" xmlns:wpi="http://schemas.microsoft.com/office/word/2010/wordprocessingInk" xmlns:wne="http://schemas.microsoft.com/office/word/2006/wordml" xmlns:wps="http://schemas.microsoft.com/office/word/2010/wordprocessingShape" mc:Ignorable="w14 w15 w16se w16cid w16 w16cex w16sdtdh w16du wp14">
+  <w:numPicBullet w:numPicBulletId="0">
+    <w:pict>
+      <v:rect id="_x0000_i1140" style="width:0;height:1.5pt" o:hralign="center" o:bullet="t" o:hrstd="t" o:hr="t" fillcolor="#a0a0a0" stroked="f"/>
+    </w:pict>
+  </w:numPicBullet>
   <w:abstractNum w:abstractNumId="0" w15:restartNumberingAfterBreak="0">
+    <w:nsid w:val="057455A8"/>
+    <w:multiLevelType w:val="multilevel"/>
+    <w:tmpl w:val="B0B0C7F6"/>
+    <w:lvl w:ilvl="0">
+      <w:start w:val="1"/>
+      <w:numFmt w:val="decimal"/>
+      <w:lvlText w:val="%1."/>
+      <w:lvlJc w:val="left"/>
+      <w:pPr>
+        <w:tabs>
+          <w:tab w:val="num" w:pos="720"/>
+        </w:tabs>
+        <w:ind w:left="720" w:hanging="360"/>
+      </w:pPr>
+    </w:lvl>
+    <w:lvl w:ilvl="1" w:tentative="1">
+      <w:start w:val="1"/>
+      <w:numFmt w:val="decimal"/>
+      <w:lvlText w:val="%2."/>
+      <w:lvlJc w:val="left"/>
+      <w:pPr>
+        <w:tabs>
+          <w:tab w:val="num" w:pos="1440"/>
+        </w:tabs>
+        <w:ind w:left="1440" w:hanging="360"/>
+      </w:pPr>
+    </w:lvl>
+    <w:lvl w:ilvl="2" w:tentative="1">
+      <w:start w:val="1"/>
+      <w:numFmt w:val="decimal"/>
+      <w:lvlText w:val="%3."/>
+      <w:lvlJc w:val="left"/>
+      <w:pPr>
+        <w:tabs>
+          <w:tab w:val="num" w:pos="2160"/>
+        </w:tabs>
+        <w:ind w:left="2160" w:hanging="360"/>
+      </w:pPr>
+    </w:lvl>
+    <w:lvl w:ilvl="3" w:tentative="1">
+      <w:start w:val="1"/>
+      <w:numFmt w:val="decimal"/>
+      <w:lvlText w:val="%4."/>
+      <w:lvlJc w:val="left"/>
+      <w:pPr>
+        <w:tabs>
+          <w:tab w:val="num" w:pos="2880"/>
+        </w:tabs>
+        <w:ind w:left="2880" w:hanging="360"/>
+      </w:pPr>
+    </w:lvl>
+    <w:lvl w:ilvl="4" w:tentative="1">
+      <w:start w:val="1"/>
+      <w:numFmt w:val="decimal"/>
+      <w:lvlText w:val="%5."/>
+      <w:lvlJc w:val="left"/>
+      <w:pPr>
+        <w:tabs>
+          <w:tab w:val="num" w:pos="3600"/>
+        </w:tabs>
+        <w:ind w:left="3600" w:hanging="360"/>
+      </w:pPr>
+    </w:lvl>
+    <w:lvl w:ilvl="5" w:tentative="1">
+      <w:start w:val="1"/>
+      <w:numFmt w:val="decimal"/>
+      <w:lvlText w:val="%6."/>
+      <w:lvlJc w:val="left"/>
+      <w:pPr>
+        <w:tabs>
+          <w:tab w:val="num" w:pos="4320"/>
+        </w:tabs>
+        <w:ind w:left="4320" w:hanging="360"/>
+      </w:pPr>
+    </w:lvl>
+    <w:lvl w:ilvl="6" w:tentative="1">
+      <w:start w:val="1"/>
+      <w:numFmt w:val="decimal"/>
+      <w:lvlText w:val="%7."/>
+      <w:lvlJc w:val="left"/>
+      <w:pPr>
+        <w:tabs>
+          <w:tab w:val="num" w:pos="5040"/>
+        </w:tabs>
+        <w:ind w:left="5040" w:hanging="360"/>
+      </w:pPr>
+    </w:lvl>
+    <w:lvl w:ilvl="7" w:tentative="1">
+      <w:start w:val="1"/>
+      <w:numFmt w:val="decimal"/>
+      <w:lvlText w:val="%8."/>
+      <w:lvlJc w:val="left"/>
+      <w:pPr>
+        <w:tabs>
+          <w:tab w:val="num" w:pos="5760"/>
+        </w:tabs>
+        <w:ind w:left="5760" w:hanging="360"/>
+      </w:pPr>
+    </w:lvl>
+    <w:lvl w:ilvl="8" w:tentative="1">
+      <w:start w:val="1"/>
+      <w:numFmt w:val="decimal"/>
+      <w:lvlText w:val="%9."/>
+      <w:lvlJc w:val="left"/>
+      <w:pPr>
+        <w:tabs>
+          <w:tab w:val="num" w:pos="6480"/>
+        </w:tabs>
+        <w:ind w:left="6480" w:hanging="360"/>
+      </w:pPr>
+    </w:lvl>
+  </w:abstractNum>
+  <w:abstractNum w:abstractNumId="1" w15:restartNumberingAfterBreak="0">
     <w:nsid w:val="0DD01679"/>
     <w:multiLevelType w:val="multilevel"/>
     <w:tmpl w:val="8D82320A"/>
@@ -4624,7 +5132,7 @@
       </w:rPr>
     </w:lvl>
   </w:abstractNum>
-  <w:abstractNum w:abstractNumId="1" w15:restartNumberingAfterBreak="0">
+  <w:abstractNum w:abstractNumId="2" w15:restartNumberingAfterBreak="0">
     <w:nsid w:val="17DF003E"/>
     <w:multiLevelType w:val="multilevel"/>
     <w:tmpl w:val="D890924E"/>
@@ -4737,7 +5245,7 @@
       </w:pPr>
     </w:lvl>
   </w:abstractNum>
-  <w:abstractNum w:abstractNumId="2" w15:restartNumberingAfterBreak="0">
+  <w:abstractNum w:abstractNumId="3" w15:restartNumberingAfterBreak="0">
     <w:nsid w:val="18BE5491"/>
     <w:multiLevelType w:val="multilevel"/>
     <w:tmpl w:val="229ABAF4"/>
@@ -4850,7 +5358,7 @@
       </w:pPr>
     </w:lvl>
   </w:abstractNum>
-  <w:abstractNum w:abstractNumId="3" w15:restartNumberingAfterBreak="0">
+  <w:abstractNum w:abstractNumId="4" w15:restartNumberingAfterBreak="0">
     <w:nsid w:val="1B7501F2"/>
     <w:multiLevelType w:val="multilevel"/>
     <w:tmpl w:val="B46E4C2A"/>
@@ -4999,7 +5507,7 @@
       </w:rPr>
     </w:lvl>
   </w:abstractNum>
-  <w:abstractNum w:abstractNumId="4" w15:restartNumberingAfterBreak="0">
+  <w:abstractNum w:abstractNumId="5" w15:restartNumberingAfterBreak="0">
     <w:nsid w:val="1D65629A"/>
     <w:multiLevelType w:val="multilevel"/>
     <w:tmpl w:val="D92CF68C"/>
@@ -5112,7 +5620,7 @@
       </w:pPr>
     </w:lvl>
   </w:abstractNum>
-  <w:abstractNum w:abstractNumId="5" w15:restartNumberingAfterBreak="0">
+  <w:abstractNum w:abstractNumId="6" w15:restartNumberingAfterBreak="0">
     <w:nsid w:val="25CE7DDC"/>
     <w:multiLevelType w:val="multilevel"/>
     <w:tmpl w:val="8B801442"/>
@@ -5225,7 +5733,237 @@
       </w:pPr>
     </w:lvl>
   </w:abstractNum>
-  <w:abstractNum w:abstractNumId="6" w15:restartNumberingAfterBreak="0">
+  <w:abstractNum w:abstractNumId="7" w15:restartNumberingAfterBreak="0">
+    <w:nsid w:val="289B7692"/>
+    <w:multiLevelType w:val="multilevel"/>
+    <w:tmpl w:val="2A742738"/>
+    <w:lvl w:ilvl="0">
+      <w:start w:val="1"/>
+      <w:numFmt w:val="decimal"/>
+      <w:lvlText w:val="%1."/>
+      <w:lvlJc w:val="left"/>
+      <w:pPr>
+        <w:tabs>
+          <w:tab w:val="num" w:pos="720"/>
+        </w:tabs>
+        <w:ind w:left="720" w:hanging="360"/>
+      </w:pPr>
+    </w:lvl>
+    <w:lvl w:ilvl="1">
+      <w:start w:val="1"/>
+      <w:numFmt w:val="bullet"/>
+      <w:lvlText w:val="o"/>
+      <w:lvlJc w:val="left"/>
+      <w:pPr>
+        <w:tabs>
+          <w:tab w:val="num" w:pos="1440"/>
+        </w:tabs>
+        <w:ind w:left="1440" w:hanging="360"/>
+      </w:pPr>
+      <w:rPr>
+        <w:rFonts w:ascii="Courier New" w:hAnsi="Courier New" w:hint="default"/>
+        <w:sz w:val="20"/>
+      </w:rPr>
+    </w:lvl>
+    <w:lvl w:ilvl="2" w:tentative="1">
+      <w:start w:val="1"/>
+      <w:numFmt w:val="decimal"/>
+      <w:lvlText w:val="%3."/>
+      <w:lvlJc w:val="left"/>
+      <w:pPr>
+        <w:tabs>
+          <w:tab w:val="num" w:pos="2160"/>
+        </w:tabs>
+        <w:ind w:left="2160" w:hanging="360"/>
+      </w:pPr>
+    </w:lvl>
+    <w:lvl w:ilvl="3" w:tentative="1">
+      <w:start w:val="1"/>
+      <w:numFmt w:val="decimal"/>
+      <w:lvlText w:val="%4."/>
+      <w:lvlJc w:val="left"/>
+      <w:pPr>
+        <w:tabs>
+          <w:tab w:val="num" w:pos="2880"/>
+        </w:tabs>
+        <w:ind w:left="2880" w:hanging="360"/>
+      </w:pPr>
+    </w:lvl>
+    <w:lvl w:ilvl="4" w:tentative="1">
+      <w:start w:val="1"/>
+      <w:numFmt w:val="decimal"/>
+      <w:lvlText w:val="%5."/>
+      <w:lvlJc w:val="left"/>
+      <w:pPr>
+        <w:tabs>
+          <w:tab w:val="num" w:pos="3600"/>
+        </w:tabs>
+        <w:ind w:left="3600" w:hanging="360"/>
+      </w:pPr>
+    </w:lvl>
+    <w:lvl w:ilvl="5" w:tentative="1">
+      <w:start w:val="1"/>
+      <w:numFmt w:val="decimal"/>
+      <w:lvlText w:val="%6."/>
+      <w:lvlJc w:val="left"/>
+      <w:pPr>
+        <w:tabs>
+          <w:tab w:val="num" w:pos="4320"/>
+        </w:tabs>
+        <w:ind w:left="4320" w:hanging="360"/>
+      </w:pPr>
+    </w:lvl>
+    <w:lvl w:ilvl="6" w:tentative="1">
+      <w:start w:val="1"/>
+      <w:numFmt w:val="decimal"/>
+      <w:lvlText w:val="%7."/>
+      <w:lvlJc w:val="left"/>
+      <w:pPr>
+        <w:tabs>
+          <w:tab w:val="num" w:pos="5040"/>
+        </w:tabs>
+        <w:ind w:left="5040" w:hanging="360"/>
+      </w:pPr>
+    </w:lvl>
+    <w:lvl w:ilvl="7" w:tentative="1">
+      <w:start w:val="1"/>
+      <w:numFmt w:val="decimal"/>
+      <w:lvlText w:val="%8."/>
+      <w:lvlJc w:val="left"/>
+      <w:pPr>
+        <w:tabs>
+          <w:tab w:val="num" w:pos="5760"/>
+        </w:tabs>
+        <w:ind w:left="5760" w:hanging="360"/>
+      </w:pPr>
+    </w:lvl>
+    <w:lvl w:ilvl="8" w:tentative="1">
+      <w:start w:val="1"/>
+      <w:numFmt w:val="decimal"/>
+      <w:lvlText w:val="%9."/>
+      <w:lvlJc w:val="left"/>
+      <w:pPr>
+        <w:tabs>
+          <w:tab w:val="num" w:pos="6480"/>
+        </w:tabs>
+        <w:ind w:left="6480" w:hanging="360"/>
+      </w:pPr>
+    </w:lvl>
+  </w:abstractNum>
+  <w:abstractNum w:abstractNumId="8" w15:restartNumberingAfterBreak="0">
+    <w:nsid w:val="296379AF"/>
+    <w:multiLevelType w:val="multilevel"/>
+    <w:tmpl w:val="E04AFECC"/>
+    <w:lvl w:ilvl="0">
+      <w:start w:val="1"/>
+      <w:numFmt w:val="decimal"/>
+      <w:lvlText w:val="%1."/>
+      <w:lvlJc w:val="left"/>
+      <w:pPr>
+        <w:tabs>
+          <w:tab w:val="num" w:pos="720"/>
+        </w:tabs>
+        <w:ind w:left="720" w:hanging="360"/>
+      </w:pPr>
+    </w:lvl>
+    <w:lvl w:ilvl="1" w:tentative="1">
+      <w:start w:val="1"/>
+      <w:numFmt w:val="decimal"/>
+      <w:lvlText w:val="%2."/>
+      <w:lvlJc w:val="left"/>
+      <w:pPr>
+        <w:tabs>
+          <w:tab w:val="num" w:pos="1440"/>
+        </w:tabs>
+        <w:ind w:left="1440" w:hanging="360"/>
+      </w:pPr>
+    </w:lvl>
+    <w:lvl w:ilvl="2" w:tentative="1">
+      <w:start w:val="1"/>
+      <w:numFmt w:val="decimal"/>
+      <w:lvlText w:val="%3."/>
+      <w:lvlJc w:val="left"/>
+      <w:pPr>
+        <w:tabs>
+          <w:tab w:val="num" w:pos="2160"/>
+        </w:tabs>
+        <w:ind w:left="2160" w:hanging="360"/>
+      </w:pPr>
+    </w:lvl>
+    <w:lvl w:ilvl="3" w:tentative="1">
+      <w:start w:val="1"/>
+      <w:numFmt w:val="decimal"/>
+      <w:lvlText w:val="%4."/>
+      <w:lvlJc w:val="left"/>
+      <w:pPr>
+        <w:tabs>
+          <w:tab w:val="num" w:pos="2880"/>
+        </w:tabs>
+        <w:ind w:left="2880" w:hanging="360"/>
+      </w:pPr>
+    </w:lvl>
+    <w:lvl w:ilvl="4" w:tentative="1">
+      <w:start w:val="1"/>
+      <w:numFmt w:val="decimal"/>
+      <w:lvlText w:val="%5."/>
+      <w:lvlJc w:val="left"/>
+      <w:pPr>
+        <w:tabs>
+          <w:tab w:val="num" w:pos="3600"/>
+        </w:tabs>
+        <w:ind w:left="3600" w:hanging="360"/>
+      </w:pPr>
+    </w:lvl>
+    <w:lvl w:ilvl="5" w:tentative="1">
+      <w:start w:val="1"/>
+      <w:numFmt w:val="decimal"/>
+      <w:lvlText w:val="%6."/>
+      <w:lvlJc w:val="left"/>
+      <w:pPr>
+        <w:tabs>
+          <w:tab w:val="num" w:pos="4320"/>
+        </w:tabs>
+        <w:ind w:left="4320" w:hanging="360"/>
+      </w:pPr>
+    </w:lvl>
+    <w:lvl w:ilvl="6" w:tentative="1">
+      <w:start w:val="1"/>
+      <w:numFmt w:val="decimal"/>
+      <w:lvlText w:val="%7."/>
+      <w:lvlJc w:val="left"/>
+      <w:pPr>
+        <w:tabs>
+          <w:tab w:val="num" w:pos="5040"/>
+        </w:tabs>
+        <w:ind w:left="5040" w:hanging="360"/>
+      </w:pPr>
+    </w:lvl>
+    <w:lvl w:ilvl="7" w:tentative="1">
+      <w:start w:val="1"/>
+      <w:numFmt w:val="decimal"/>
+      <w:lvlText w:val="%8."/>
+      <w:lvlJc w:val="left"/>
+      <w:pPr>
+        <w:tabs>
+          <w:tab w:val="num" w:pos="5760"/>
+        </w:tabs>
+        <w:ind w:left="5760" w:hanging="360"/>
+      </w:pPr>
+    </w:lvl>
+    <w:lvl w:ilvl="8" w:tentative="1">
+      <w:start w:val="1"/>
+      <w:numFmt w:val="decimal"/>
+      <w:lvlText w:val="%9."/>
+      <w:lvlJc w:val="left"/>
+      <w:pPr>
+        <w:tabs>
+          <w:tab w:val="num" w:pos="6480"/>
+        </w:tabs>
+        <w:ind w:left="6480" w:hanging="360"/>
+      </w:pPr>
+    </w:lvl>
+  </w:abstractNum>
+  <w:abstractNum w:abstractNumId="9" w15:restartNumberingAfterBreak="0">
     <w:nsid w:val="2BBD1B0B"/>
     <w:multiLevelType w:val="multilevel"/>
     <w:tmpl w:val="6F6ABF28"/>
@@ -5374,7 +6112,7 @@
       </w:rPr>
     </w:lvl>
   </w:abstractNum>
-  <w:abstractNum w:abstractNumId="7" w15:restartNumberingAfterBreak="0">
+  <w:abstractNum w:abstractNumId="10" w15:restartNumberingAfterBreak="0">
     <w:nsid w:val="2C126231"/>
     <w:multiLevelType w:val="multilevel"/>
     <w:tmpl w:val="60620EEA"/>
@@ -5523,7 +6261,7 @@
       </w:rPr>
     </w:lvl>
   </w:abstractNum>
-  <w:abstractNum w:abstractNumId="8" w15:restartNumberingAfterBreak="0">
+  <w:abstractNum w:abstractNumId="11" w15:restartNumberingAfterBreak="0">
     <w:nsid w:val="3B684C5D"/>
     <w:multiLevelType w:val="multilevel"/>
     <w:tmpl w:val="889C33BC"/>
@@ -5636,7 +6374,7 @@
       </w:pPr>
     </w:lvl>
   </w:abstractNum>
-  <w:abstractNum w:abstractNumId="9" w15:restartNumberingAfterBreak="0">
+  <w:abstractNum w:abstractNumId="12" w15:restartNumberingAfterBreak="0">
     <w:nsid w:val="3B8C364B"/>
     <w:multiLevelType w:val="multilevel"/>
     <w:tmpl w:val="2796022E"/>
@@ -5749,7 +6487,7 @@
       </w:pPr>
     </w:lvl>
   </w:abstractNum>
-  <w:abstractNum w:abstractNumId="10" w15:restartNumberingAfterBreak="0">
+  <w:abstractNum w:abstractNumId="13" w15:restartNumberingAfterBreak="0">
     <w:nsid w:val="40FF34DF"/>
     <w:multiLevelType w:val="multilevel"/>
     <w:tmpl w:val="0FAA34C8"/>
@@ -5862,7 +6600,7 @@
       </w:pPr>
     </w:lvl>
   </w:abstractNum>
-  <w:abstractNum w:abstractNumId="11" w15:restartNumberingAfterBreak="0">
+  <w:abstractNum w:abstractNumId="14" w15:restartNumberingAfterBreak="0">
     <w:nsid w:val="42EB7753"/>
     <w:multiLevelType w:val="multilevel"/>
     <w:tmpl w:val="E4A87BDE"/>
@@ -6011,7 +6749,7 @@
       </w:rPr>
     </w:lvl>
   </w:abstractNum>
-  <w:abstractNum w:abstractNumId="12" w15:restartNumberingAfterBreak="0">
+  <w:abstractNum w:abstractNumId="15" w15:restartNumberingAfterBreak="0">
     <w:nsid w:val="4CE077B0"/>
     <w:multiLevelType w:val="multilevel"/>
     <w:tmpl w:val="F1422C26"/>
@@ -6160,7 +6898,120 @@
       </w:rPr>
     </w:lvl>
   </w:abstractNum>
-  <w:abstractNum w:abstractNumId="13" w15:restartNumberingAfterBreak="0">
+  <w:abstractNum w:abstractNumId="16" w15:restartNumberingAfterBreak="0">
+    <w:nsid w:val="4D7C59AC"/>
+    <w:multiLevelType w:val="multilevel"/>
+    <w:tmpl w:val="BF326506"/>
+    <w:lvl w:ilvl="0">
+      <w:start w:val="1"/>
+      <w:numFmt w:val="decimal"/>
+      <w:lvlText w:val="%1."/>
+      <w:lvlJc w:val="left"/>
+      <w:pPr>
+        <w:tabs>
+          <w:tab w:val="num" w:pos="720"/>
+        </w:tabs>
+        <w:ind w:left="720" w:hanging="360"/>
+      </w:pPr>
+    </w:lvl>
+    <w:lvl w:ilvl="1" w:tentative="1">
+      <w:start w:val="1"/>
+      <w:numFmt w:val="decimal"/>
+      <w:lvlText w:val="%2."/>
+      <w:lvlJc w:val="left"/>
+      <w:pPr>
+        <w:tabs>
+          <w:tab w:val="num" w:pos="1440"/>
+        </w:tabs>
+        <w:ind w:left="1440" w:hanging="360"/>
+      </w:pPr>
+    </w:lvl>
+    <w:lvl w:ilvl="2" w:tentative="1">
+      <w:start w:val="1"/>
+      <w:numFmt w:val="decimal"/>
+      <w:lvlText w:val="%3."/>
+      <w:lvlJc w:val="left"/>
+      <w:pPr>
+        <w:tabs>
+          <w:tab w:val="num" w:pos="2160"/>
+        </w:tabs>
+        <w:ind w:left="2160" w:hanging="360"/>
+      </w:pPr>
+    </w:lvl>
+    <w:lvl w:ilvl="3" w:tentative="1">
+      <w:start w:val="1"/>
+      <w:numFmt w:val="decimal"/>
+      <w:lvlText w:val="%4."/>
+      <w:lvlJc w:val="left"/>
+      <w:pPr>
+        <w:tabs>
+          <w:tab w:val="num" w:pos="2880"/>
+        </w:tabs>
+        <w:ind w:left="2880" w:hanging="360"/>
+      </w:pPr>
+    </w:lvl>
+    <w:lvl w:ilvl="4" w:tentative="1">
+      <w:start w:val="1"/>
+      <w:numFmt w:val="decimal"/>
+      <w:lvlText w:val="%5."/>
+      <w:lvlJc w:val="left"/>
+      <w:pPr>
+        <w:tabs>
+          <w:tab w:val="num" w:pos="3600"/>
+        </w:tabs>
+        <w:ind w:left="3600" w:hanging="360"/>
+      </w:pPr>
+    </w:lvl>
+    <w:lvl w:ilvl="5" w:tentative="1">
+      <w:start w:val="1"/>
+      <w:numFmt w:val="decimal"/>
+      <w:lvlText w:val="%6."/>
+      <w:lvlJc w:val="left"/>
+      <w:pPr>
+        <w:tabs>
+          <w:tab w:val="num" w:pos="4320"/>
+        </w:tabs>
+        <w:ind w:left="4320" w:hanging="360"/>
+      </w:pPr>
+    </w:lvl>
+    <w:lvl w:ilvl="6" w:tentative="1">
+      <w:start w:val="1"/>
+      <w:numFmt w:val="decimal"/>
+      <w:lvlText w:val="%7."/>
+      <w:lvlJc w:val="left"/>
+      <w:pPr>
+        <w:tabs>
+          <w:tab w:val="num" w:pos="5040"/>
+        </w:tabs>
+        <w:ind w:left="5040" w:hanging="360"/>
+      </w:pPr>
+    </w:lvl>
+    <w:lvl w:ilvl="7" w:tentative="1">
+      <w:start w:val="1"/>
+      <w:numFmt w:val="decimal"/>
+      <w:lvlText w:val="%8."/>
+      <w:lvlJc w:val="left"/>
+      <w:pPr>
+        <w:tabs>
+          <w:tab w:val="num" w:pos="5760"/>
+        </w:tabs>
+        <w:ind w:left="5760" w:hanging="360"/>
+      </w:pPr>
+    </w:lvl>
+    <w:lvl w:ilvl="8" w:tentative="1">
+      <w:start w:val="1"/>
+      <w:numFmt w:val="decimal"/>
+      <w:lvlText w:val="%9."/>
+      <w:lvlJc w:val="left"/>
+      <w:pPr>
+        <w:tabs>
+          <w:tab w:val="num" w:pos="6480"/>
+        </w:tabs>
+        <w:ind w:left="6480" w:hanging="360"/>
+      </w:pPr>
+    </w:lvl>
+  </w:abstractNum>
+  <w:abstractNum w:abstractNumId="17" w15:restartNumberingAfterBreak="0">
     <w:nsid w:val="5AB10F53"/>
     <w:multiLevelType w:val="multilevel"/>
     <w:tmpl w:val="16D8D0DC"/>
@@ -6273,7 +7124,120 @@
       </w:pPr>
     </w:lvl>
   </w:abstractNum>
-  <w:abstractNum w:abstractNumId="14" w15:restartNumberingAfterBreak="0">
+  <w:abstractNum w:abstractNumId="18" w15:restartNumberingAfterBreak="0">
+    <w:nsid w:val="5B7612D3"/>
+    <w:multiLevelType w:val="hybridMultilevel"/>
+    <w:tmpl w:val="A4C0F36E"/>
+    <w:lvl w:ilvl="0" w:tplc="20000001">
+      <w:start w:val="1"/>
+      <w:numFmt w:val="bullet"/>
+      <w:lvlText w:val=""/>
+      <w:lvlJc w:val="left"/>
+      <w:pPr>
+        <w:ind w:left="720" w:hanging="360"/>
+      </w:pPr>
+      <w:rPr>
+        <w:rFonts w:ascii="Symbol" w:hAnsi="Symbol" w:hint="default"/>
+      </w:rPr>
+    </w:lvl>
+    <w:lvl w:ilvl="1" w:tplc="20000003" w:tentative="1">
+      <w:start w:val="1"/>
+      <w:numFmt w:val="bullet"/>
+      <w:lvlText w:val="o"/>
+      <w:lvlJc w:val="left"/>
+      <w:pPr>
+        <w:ind w:left="1440" w:hanging="360"/>
+      </w:pPr>
+      <w:rPr>
+        <w:rFonts w:ascii="Courier New" w:hAnsi="Courier New" w:cs="Courier New" w:hint="default"/>
+      </w:rPr>
+    </w:lvl>
+    <w:lvl w:ilvl="2" w:tplc="20000005" w:tentative="1">
+      <w:start w:val="1"/>
+      <w:numFmt w:val="bullet"/>
+      <w:lvlText w:val=""/>
+      <w:lvlJc w:val="left"/>
+      <w:pPr>
+        <w:ind w:left="2160" w:hanging="360"/>
+      </w:pPr>
+      <w:rPr>
+        <w:rFonts w:ascii="Wingdings" w:hAnsi="Wingdings" w:hint="default"/>
+      </w:rPr>
+    </w:lvl>
+    <w:lvl w:ilvl="3" w:tplc="20000001" w:tentative="1">
+      <w:start w:val="1"/>
+      <w:numFmt w:val="bullet"/>
+      <w:lvlText w:val=""/>
+      <w:lvlJc w:val="left"/>
+      <w:pPr>
+        <w:ind w:left="2880" w:hanging="360"/>
+      </w:pPr>
+      <w:rPr>
+        <w:rFonts w:ascii="Symbol" w:hAnsi="Symbol" w:hint="default"/>
+      </w:rPr>
+    </w:lvl>
+    <w:lvl w:ilvl="4" w:tplc="20000003" w:tentative="1">
+      <w:start w:val="1"/>
+      <w:numFmt w:val="bullet"/>
+      <w:lvlText w:val="o"/>
+      <w:lvlJc w:val="left"/>
+      <w:pPr>
+        <w:ind w:left="3600" w:hanging="360"/>
+      </w:pPr>
+      <w:rPr>
+        <w:rFonts w:ascii="Courier New" w:hAnsi="Courier New" w:cs="Courier New" w:hint="default"/>
+      </w:rPr>
+    </w:lvl>
+    <w:lvl w:ilvl="5" w:tplc="20000005" w:tentative="1">
+      <w:start w:val="1"/>
+      <w:numFmt w:val="bullet"/>
+      <w:lvlText w:val=""/>
+      <w:lvlJc w:val="left"/>
+      <w:pPr>
+        <w:ind w:left="4320" w:hanging="360"/>
+      </w:pPr>
+      <w:rPr>
+        <w:rFonts w:ascii="Wingdings" w:hAnsi="Wingdings" w:hint="default"/>
+      </w:rPr>
+    </w:lvl>
+    <w:lvl w:ilvl="6" w:tplc="20000001" w:tentative="1">
+      <w:start w:val="1"/>
+      <w:numFmt w:val="bullet"/>
+      <w:lvlText w:val=""/>
+      <w:lvlJc w:val="left"/>
+      <w:pPr>
+        <w:ind w:left="5040" w:hanging="360"/>
+      </w:pPr>
+      <w:rPr>
+        <w:rFonts w:ascii="Symbol" w:hAnsi="Symbol" w:hint="default"/>
+      </w:rPr>
+    </w:lvl>
+    <w:lvl w:ilvl="7" w:tplc="20000003" w:tentative="1">
+      <w:start w:val="1"/>
+      <w:numFmt w:val="bullet"/>
+      <w:lvlText w:val="o"/>
+      <w:lvlJc w:val="left"/>
+      <w:pPr>
+        <w:ind w:left="5760" w:hanging="360"/>
+      </w:pPr>
+      <w:rPr>
+        <w:rFonts w:ascii="Courier New" w:hAnsi="Courier New" w:cs="Courier New" w:hint="default"/>
+      </w:rPr>
+    </w:lvl>
+    <w:lvl w:ilvl="8" w:tplc="20000005" w:tentative="1">
+      <w:start w:val="1"/>
+      <w:numFmt w:val="bullet"/>
+      <w:lvlText w:val=""/>
+      <w:lvlJc w:val="left"/>
+      <w:pPr>
+        <w:ind w:left="6480" w:hanging="360"/>
+      </w:pPr>
+      <w:rPr>
+        <w:rFonts w:ascii="Wingdings" w:hAnsi="Wingdings" w:hint="default"/>
+      </w:rPr>
+    </w:lvl>
+  </w:abstractNum>
+  <w:abstractNum w:abstractNumId="19" w15:restartNumberingAfterBreak="0">
     <w:nsid w:val="5D763690"/>
     <w:multiLevelType w:val="multilevel"/>
     <w:tmpl w:val="CE28573E"/>
@@ -6390,7 +7354,233 @@
       </w:pPr>
     </w:lvl>
   </w:abstractNum>
-  <w:abstractNum w:abstractNumId="15" w15:restartNumberingAfterBreak="0">
+  <w:abstractNum w:abstractNumId="20" w15:restartNumberingAfterBreak="0">
+    <w:nsid w:val="5F2F6768"/>
+    <w:multiLevelType w:val="multilevel"/>
+    <w:tmpl w:val="927C4C16"/>
+    <w:lvl w:ilvl="0">
+      <w:start w:val="1"/>
+      <w:numFmt w:val="decimal"/>
+      <w:lvlText w:val="%1."/>
+      <w:lvlJc w:val="left"/>
+      <w:pPr>
+        <w:tabs>
+          <w:tab w:val="num" w:pos="720"/>
+        </w:tabs>
+        <w:ind w:left="720" w:hanging="360"/>
+      </w:pPr>
+    </w:lvl>
+    <w:lvl w:ilvl="1" w:tentative="1">
+      <w:start w:val="1"/>
+      <w:numFmt w:val="decimal"/>
+      <w:lvlText w:val="%2."/>
+      <w:lvlJc w:val="left"/>
+      <w:pPr>
+        <w:tabs>
+          <w:tab w:val="num" w:pos="1440"/>
+        </w:tabs>
+        <w:ind w:left="1440" w:hanging="360"/>
+      </w:pPr>
+    </w:lvl>
+    <w:lvl w:ilvl="2" w:tentative="1">
+      <w:start w:val="1"/>
+      <w:numFmt w:val="decimal"/>
+      <w:lvlText w:val="%3."/>
+      <w:lvlJc w:val="left"/>
+      <w:pPr>
+        <w:tabs>
+          <w:tab w:val="num" w:pos="2160"/>
+        </w:tabs>
+        <w:ind w:left="2160" w:hanging="360"/>
+      </w:pPr>
+    </w:lvl>
+    <w:lvl w:ilvl="3" w:tentative="1">
+      <w:start w:val="1"/>
+      <w:numFmt w:val="decimal"/>
+      <w:lvlText w:val="%4."/>
+      <w:lvlJc w:val="left"/>
+      <w:pPr>
+        <w:tabs>
+          <w:tab w:val="num" w:pos="2880"/>
+        </w:tabs>
+        <w:ind w:left="2880" w:hanging="360"/>
+      </w:pPr>
+    </w:lvl>
+    <w:lvl w:ilvl="4" w:tentative="1">
+      <w:start w:val="1"/>
+      <w:numFmt w:val="decimal"/>
+      <w:lvlText w:val="%5."/>
+      <w:lvlJc w:val="left"/>
+      <w:pPr>
+        <w:tabs>
+          <w:tab w:val="num" w:pos="3600"/>
+        </w:tabs>
+        <w:ind w:left="3600" w:hanging="360"/>
+      </w:pPr>
+    </w:lvl>
+    <w:lvl w:ilvl="5" w:tentative="1">
+      <w:start w:val="1"/>
+      <w:numFmt w:val="decimal"/>
+      <w:lvlText w:val="%6."/>
+      <w:lvlJc w:val="left"/>
+      <w:pPr>
+        <w:tabs>
+          <w:tab w:val="num" w:pos="4320"/>
+        </w:tabs>
+        <w:ind w:left="4320" w:hanging="360"/>
+      </w:pPr>
+    </w:lvl>
+    <w:lvl w:ilvl="6" w:tentative="1">
+      <w:start w:val="1"/>
+      <w:numFmt w:val="decimal"/>
+      <w:lvlText w:val="%7."/>
+      <w:lvlJc w:val="left"/>
+      <w:pPr>
+        <w:tabs>
+          <w:tab w:val="num" w:pos="5040"/>
+        </w:tabs>
+        <w:ind w:left="5040" w:hanging="360"/>
+      </w:pPr>
+    </w:lvl>
+    <w:lvl w:ilvl="7" w:tentative="1">
+      <w:start w:val="1"/>
+      <w:numFmt w:val="decimal"/>
+      <w:lvlText w:val="%8."/>
+      <w:lvlJc w:val="left"/>
+      <w:pPr>
+        <w:tabs>
+          <w:tab w:val="num" w:pos="5760"/>
+        </w:tabs>
+        <w:ind w:left="5760" w:hanging="360"/>
+      </w:pPr>
+    </w:lvl>
+    <w:lvl w:ilvl="8" w:tentative="1">
+      <w:start w:val="1"/>
+      <w:numFmt w:val="decimal"/>
+      <w:lvlText w:val="%9."/>
+      <w:lvlJc w:val="left"/>
+      <w:pPr>
+        <w:tabs>
+          <w:tab w:val="num" w:pos="6480"/>
+        </w:tabs>
+        <w:ind w:left="6480" w:hanging="360"/>
+      </w:pPr>
+    </w:lvl>
+  </w:abstractNum>
+  <w:abstractNum w:abstractNumId="21" w15:restartNumberingAfterBreak="0">
+    <w:nsid w:val="663C5F07"/>
+    <w:multiLevelType w:val="multilevel"/>
+    <w:tmpl w:val="99000F06"/>
+    <w:lvl w:ilvl="0">
+      <w:start w:val="1"/>
+      <w:numFmt w:val="decimal"/>
+      <w:lvlText w:val="%1."/>
+      <w:lvlJc w:val="left"/>
+      <w:pPr>
+        <w:tabs>
+          <w:tab w:val="num" w:pos="720"/>
+        </w:tabs>
+        <w:ind w:left="720" w:hanging="360"/>
+      </w:pPr>
+    </w:lvl>
+    <w:lvl w:ilvl="1" w:tentative="1">
+      <w:start w:val="1"/>
+      <w:numFmt w:val="decimal"/>
+      <w:lvlText w:val="%2."/>
+      <w:lvlJc w:val="left"/>
+      <w:pPr>
+        <w:tabs>
+          <w:tab w:val="num" w:pos="1440"/>
+        </w:tabs>
+        <w:ind w:left="1440" w:hanging="360"/>
+      </w:pPr>
+    </w:lvl>
+    <w:lvl w:ilvl="2" w:tentative="1">
+      <w:start w:val="1"/>
+      <w:numFmt w:val="decimal"/>
+      <w:lvlText w:val="%3."/>
+      <w:lvlJc w:val="left"/>
+      <w:pPr>
+        <w:tabs>
+          <w:tab w:val="num" w:pos="2160"/>
+        </w:tabs>
+        <w:ind w:left="2160" w:hanging="360"/>
+      </w:pPr>
+    </w:lvl>
+    <w:lvl w:ilvl="3" w:tentative="1">
+      <w:start w:val="1"/>
+      <w:numFmt w:val="decimal"/>
+      <w:lvlText w:val="%4."/>
+      <w:lvlJc w:val="left"/>
+      <w:pPr>
+        <w:tabs>
+          <w:tab w:val="num" w:pos="2880"/>
+        </w:tabs>
+        <w:ind w:left="2880" w:hanging="360"/>
+      </w:pPr>
+    </w:lvl>
+    <w:lvl w:ilvl="4" w:tentative="1">
+      <w:start w:val="1"/>
+      <w:numFmt w:val="decimal"/>
+      <w:lvlText w:val="%5."/>
+      <w:lvlJc w:val="left"/>
+      <w:pPr>
+        <w:tabs>
+          <w:tab w:val="num" w:pos="3600"/>
+        </w:tabs>
+        <w:ind w:left="3600" w:hanging="360"/>
+      </w:pPr>
+    </w:lvl>
+    <w:lvl w:ilvl="5" w:tentative="1">
+      <w:start w:val="1"/>
+      <w:numFmt w:val="decimal"/>
+      <w:lvlText w:val="%6."/>
+      <w:lvlJc w:val="left"/>
+      <w:pPr>
+        <w:tabs>
+          <w:tab w:val="num" w:pos="4320"/>
+        </w:tabs>
+        <w:ind w:left="4320" w:hanging="360"/>
+      </w:pPr>
+    </w:lvl>
+    <w:lvl w:ilvl="6" w:tentative="1">
+      <w:start w:val="1"/>
+      <w:numFmt w:val="decimal"/>
+      <w:lvlText w:val="%7."/>
+      <w:lvlJc w:val="left"/>
+      <w:pPr>
+        <w:tabs>
+          <w:tab w:val="num" w:pos="5040"/>
+        </w:tabs>
+        <w:ind w:left="5040" w:hanging="360"/>
+      </w:pPr>
+    </w:lvl>
+    <w:lvl w:ilvl="7" w:tentative="1">
+      <w:start w:val="1"/>
+      <w:numFmt w:val="decimal"/>
+      <w:lvlText w:val="%8."/>
+      <w:lvlJc w:val="left"/>
+      <w:pPr>
+        <w:tabs>
+          <w:tab w:val="num" w:pos="5760"/>
+        </w:tabs>
+        <w:ind w:left="5760" w:hanging="360"/>
+      </w:pPr>
+    </w:lvl>
+    <w:lvl w:ilvl="8" w:tentative="1">
+      <w:start w:val="1"/>
+      <w:numFmt w:val="decimal"/>
+      <w:lvlText w:val="%9."/>
+      <w:lvlJc w:val="left"/>
+      <w:pPr>
+        <w:tabs>
+          <w:tab w:val="num" w:pos="6480"/>
+        </w:tabs>
+        <w:ind w:left="6480" w:hanging="360"/>
+      </w:pPr>
+    </w:lvl>
+  </w:abstractNum>
+  <w:abstractNum w:abstractNumId="22" w15:restartNumberingAfterBreak="0">
     <w:nsid w:val="73154C18"/>
     <w:multiLevelType w:val="multilevel"/>
     <w:tmpl w:val="F8BCC900"/>
@@ -6504,52 +7694,73 @@
     </w:lvl>
   </w:abstractNum>
   <w:num w:numId="1" w16cid:durableId="533353172">
+    <w:abstractNumId w:val="2"/>
+  </w:num>
+  <w:num w:numId="2" w16cid:durableId="1137794716">
+    <w:abstractNumId w:val="14"/>
+  </w:num>
+  <w:num w:numId="3" w16cid:durableId="1075199378">
+    <w:abstractNumId w:val="4"/>
+  </w:num>
+  <w:num w:numId="4" w16cid:durableId="42607426">
+    <w:abstractNumId w:val="12"/>
+  </w:num>
+  <w:num w:numId="5" w16cid:durableId="95292566">
+    <w:abstractNumId w:val="15"/>
+  </w:num>
+  <w:num w:numId="6" w16cid:durableId="7215653">
     <w:abstractNumId w:val="1"/>
   </w:num>
-  <w:num w:numId="2" w16cid:durableId="1137794716">
+  <w:num w:numId="7" w16cid:durableId="99761910">
+    <w:abstractNumId w:val="9"/>
+  </w:num>
+  <w:num w:numId="8" w16cid:durableId="1284919203">
+    <w:abstractNumId w:val="6"/>
+  </w:num>
+  <w:num w:numId="9" w16cid:durableId="1239750597">
+    <w:abstractNumId w:val="22"/>
+  </w:num>
+  <w:num w:numId="10" w16cid:durableId="1966306626">
+    <w:abstractNumId w:val="5"/>
+  </w:num>
+  <w:num w:numId="11" w16cid:durableId="816535485">
+    <w:abstractNumId w:val="13"/>
+  </w:num>
+  <w:num w:numId="12" w16cid:durableId="1270967399">
+    <w:abstractNumId w:val="10"/>
+  </w:num>
+  <w:num w:numId="13" w16cid:durableId="134177473">
+    <w:abstractNumId w:val="17"/>
+  </w:num>
+  <w:num w:numId="14" w16cid:durableId="577518172">
+    <w:abstractNumId w:val="19"/>
+  </w:num>
+  <w:num w:numId="15" w16cid:durableId="1701398674">
+    <w:abstractNumId w:val="3"/>
+  </w:num>
+  <w:num w:numId="16" w16cid:durableId="381683560">
     <w:abstractNumId w:val="11"/>
   </w:num>
-  <w:num w:numId="3" w16cid:durableId="1075199378">
-    <w:abstractNumId w:val="3"/>
+  <w:num w:numId="17" w16cid:durableId="106043113">
+    <w:abstractNumId w:val="16"/>
   </w:num>
-  <w:num w:numId="4" w16cid:durableId="42607426">
-    <w:abstractNumId w:val="9"/>
+  <w:num w:numId="18" w16cid:durableId="1153719525">
+    <w:abstractNumId w:val="8"/>
   </w:num>
-  <w:num w:numId="5" w16cid:durableId="95292566">
-    <w:abstractNumId w:val="12"/>
-  </w:num>
-  <w:num w:numId="6" w16cid:durableId="7215653">
+  <w:num w:numId="19" w16cid:durableId="1878424434">
     <w:abstractNumId w:val="0"/>
   </w:num>
-  <w:num w:numId="7" w16cid:durableId="99761910">
-    <w:abstractNumId w:val="6"/>
-  </w:num>
-  <w:num w:numId="8" w16cid:durableId="1284919203">
-    <w:abstractNumId w:val="5"/>
-  </w:num>
-  <w:num w:numId="9" w16cid:durableId="1239750597">
-    <w:abstractNumId w:val="15"/>
-  </w:num>
-  <w:num w:numId="10" w16cid:durableId="1966306626">
-    <w:abstractNumId w:val="4"/>
-  </w:num>
-  <w:num w:numId="11" w16cid:durableId="816535485">
-    <w:abstractNumId w:val="10"/>
-  </w:num>
-  <w:num w:numId="12" w16cid:durableId="1270967399">
+  <w:num w:numId="20" w16cid:durableId="16197927">
     <w:abstractNumId w:val="7"/>
   </w:num>
-  <w:num w:numId="13" w16cid:durableId="134177473">
-    <w:abstractNumId w:val="13"/>
+  <w:num w:numId="21" w16cid:durableId="1408189201">
+    <w:abstractNumId w:val="21"/>
   </w:num>
-  <w:num w:numId="14" w16cid:durableId="577518172">
-    <w:abstractNumId w:val="14"/>
+  <w:num w:numId="22" w16cid:durableId="756630507">
+    <w:abstractNumId w:val="18"/>
   </w:num>
-  <w:num w:numId="15" w16cid:durableId="1701398674">
-    <w:abstractNumId w:val="2"/>
-  </w:num>
-  <w:num w:numId="16" w16cid:durableId="381683560">
-    <w:abstractNumId w:val="8"/>
+  <w:num w:numId="23" w16cid:durableId="971060032">
+    <w:abstractNumId w:val="20"/>
   </w:num>
 </w:numbering>
 </file>
@@ -7911,6 +9122,28 @@
     <w:uiPriority w:val="99"/>
     <w:rsid w:val="008C2452"/>
   </w:style>
+  <w:style w:type="paragraph" w:styleId="NormalWeb">
+    <w:name w:val="Normal (Web)"/>
+    <w:basedOn w:val="Normal"/>
+    <w:uiPriority w:val="99"/>
+    <w:semiHidden/>
+    <w:unhideWhenUsed/>
+    <w:rsid w:val="00D03BB8"/>
+    <w:rPr>
+      <w:rFonts w:ascii="Times New Roman" w:hAnsi="Times New Roman" w:cs="Times New Roman"/>
+    </w:rPr>
+  </w:style>
+  <w:style w:type="character" w:styleId="Emphasis">
+    <w:name w:val="Emphasis"/>
+    <w:basedOn w:val="DefaultParagraphFont"/>
+    <w:uiPriority w:val="20"/>
+    <w:qFormat/>
+    <w:rsid w:val="00D03BB8"/>
+    <w:rPr>
+      <w:i/>
+      <w:iCs/>
+    </w:rPr>
+  </w:style>
 </w:styles>
 </file>
 
